--- a/4-质量管理/流程制度规范类文件/040102-管理评审管理制度.docx
+++ b/4-质量管理/流程制度规范类文件/040102-管理评审管理制度.docx
@@ -1,14 +1,13 @@
 
 <file path=word/document.xml><?xml version="1.0" encoding="utf-8"?>
-<w:document xmlns:wpc="http://schemas.microsoft.com/office/word/2010/wordprocessingCanvas" xmlns:mc="http://schemas.openxmlformats.org/markup-compatibility/2006" xmlns:o="urn:schemas-microsoft-com:office:office" xmlns:r="http://schemas.openxmlformats.org/officeDocument/2006/relationships" xmlns:m="http://schemas.openxmlformats.org/officeDocument/2006/math" xmlns:v="urn:schemas-microsoft-com:vml" xmlns:wp14="http://schemas.microsoft.com/office/word/2010/wordprocessingDrawing" xmlns:wp="http://schemas.openxmlformats.org/drawingml/2006/wordprocessingDrawing" xmlns:w10="urn:schemas-microsoft-com:office:word" xmlns:w="http://schemas.openxmlformats.org/wordprocessingml/2006/main" xmlns:w14="http://schemas.microsoft.com/office/word/2010/wordml" xmlns:w15="http://schemas.microsoft.com/office/word/2012/wordml" xmlns:wne="http://schemas.microsoft.com/office/word/2006/wordml" xmlns:wpg="http://schemas.microsoft.com/office/word/2010/wordprocessingGroup" xmlns:wpi="http://schemas.microsoft.com/office/word/2010/wordprocessingInk" xmlns:wps="http://schemas.microsoft.com/office/word/2010/wordprocessingShape" mc:Ignorable="w14 w15 wp14">
-  <!-- Generated by Aspose.Words for .NET 13.3.0.1 -->
+<w:document xmlns:wpc="http://schemas.microsoft.com/office/word/2010/wordprocessingCanvas" xmlns:mc="http://schemas.openxmlformats.org/markup-compatibility/2006" xmlns:o="urn:schemas-microsoft-com:office:office" xmlns:r="http://schemas.openxmlformats.org/officeDocument/2006/relationships" xmlns:m="http://schemas.openxmlformats.org/officeDocument/2006/math" xmlns:v="urn:schemas-microsoft-com:vml" xmlns:wp14="http://schemas.microsoft.com/office/word/2010/wordprocessingDrawing" xmlns:wp="http://schemas.openxmlformats.org/drawingml/2006/wordprocessingDrawing" xmlns:w="http://schemas.openxmlformats.org/wordprocessingml/2006/main" xmlns:w14="http://schemas.microsoft.com/office/word/2010/wordml" xmlns:w10="urn:schemas-microsoft-com:office:word" xmlns:w15="http://schemas.microsoft.com/office/word/2012/wordml" xmlns:wpg="http://schemas.microsoft.com/office/word/2010/wordprocessingGroup" xmlns:wpi="http://schemas.microsoft.com/office/word/2010/wordprocessingInk" xmlns:wne="http://schemas.microsoft.com/office/word/2006/wordml" xmlns:wps="http://schemas.microsoft.com/office/word/2010/wordprocessingShape" xmlns:wpsCustomData="http://www.wps.cn/officeDocument/2013/wpsCustomData" mc:Ignorable="w14 w15 wp14">
   <w:body>
     <w:p>
       <w:pPr>
         <w:spacing w:before="78" w:line="219" w:lineRule="auto"/>
         <w:ind w:left="25"/>
         <w:rPr>
-          <w:rFonts w:ascii="宋体" w:eastAsia="宋体" w:hAnsi="宋体" w:cs="宋体" w:hint="default"/>
+          <w:rFonts w:hint="default" w:ascii="宋体" w:hAnsi="宋体" w:eastAsia="宋体" w:cs="宋体"/>
           <w:sz w:val="24"/>
           <w:szCs w:val="24"/>
           <w:lang w:val="en-US" w:eastAsia="zh-CN"/>
@@ -16,7 +15,7 @@
       </w:pPr>
       <w:r>
         <w:rPr>
-          <w:rFonts w:ascii="宋体" w:eastAsia="宋体" w:hAnsi="宋体" w:cs="宋体"/>
+          <w:rFonts w:ascii="宋体" w:hAnsi="宋体" w:eastAsia="宋体" w:cs="宋体"/>
           <w:b/>
           <w:bCs/>
           <w:spacing w:val="-3"/>
@@ -27,7 +26,7 @@
       </w:r>
       <w:r>
         <w:rPr>
-          <w:rFonts w:ascii="宋体" w:hAnsi="宋体" w:cs="宋体" w:hint="eastAsia"/>
+          <w:rFonts w:hint="eastAsia" w:ascii="宋体" w:hAnsi="宋体" w:cs="宋体"/>
           <w:b/>
           <w:bCs/>
           <w:spacing w:val="-3"/>
@@ -39,7 +38,7 @@
       </w:r>
       <w:r>
         <w:rPr>
-          <w:rFonts w:ascii="宋体" w:eastAsia="宋体" w:hAnsi="宋体" w:cs="宋体"/>
+          <w:rFonts w:ascii="宋体" w:hAnsi="宋体" w:eastAsia="宋体" w:cs="宋体"/>
           <w:b/>
           <w:bCs/>
           <w:spacing w:val="-3"/>
@@ -50,7 +49,7 @@
       </w:r>
       <w:r>
         <w:rPr>
-          <w:rFonts w:ascii="宋体" w:eastAsia="宋体" w:hAnsi="宋体" w:cs="宋体" w:hint="eastAsia"/>
+          <w:rFonts w:hint="eastAsia" w:ascii="宋体" w:hAnsi="宋体" w:eastAsia="宋体" w:cs="宋体"/>
           <w:b/>
           <w:bCs/>
           <w:spacing w:val="-3"/>
@@ -62,7 +61,7 @@
       </w:r>
       <w:r>
         <w:rPr>
-          <w:rFonts w:ascii="宋体" w:hAnsi="宋体" w:cs="宋体" w:hint="eastAsia"/>
+          <w:rFonts w:hint="eastAsia" w:ascii="宋体" w:hAnsi="宋体" w:cs="宋体"/>
           <w:b/>
           <w:bCs/>
           <w:spacing w:val="-3"/>
@@ -92,14 +91,14 @@
         <w:ind w:left="23"/>
         <w:textAlignment w:val="auto"/>
         <w:rPr>
-          <w:rFonts w:ascii="宋体" w:eastAsia="宋体" w:hAnsi="宋体" w:cs="宋体"/>
+          <w:rFonts w:ascii="宋体" w:hAnsi="宋体" w:eastAsia="宋体" w:cs="宋体"/>
           <w:sz w:val="24"/>
           <w:szCs w:val="24"/>
         </w:rPr>
       </w:pPr>
       <w:r>
         <w:rPr>
-          <w:rFonts w:ascii="宋体" w:eastAsia="宋体" w:hAnsi="宋体" w:cs="宋体"/>
+          <w:rFonts w:ascii="宋体" w:hAnsi="宋体" w:eastAsia="宋体" w:cs="宋体"/>
           <w:b/>
           <w:bCs/>
           <w:spacing w:val="240"/>
@@ -111,7 +110,7 @@
       </w:r>
       <w:r>
         <w:rPr>
-          <w:rFonts w:ascii="宋体" w:eastAsia="宋体" w:hAnsi="宋体" w:cs="宋体"/>
+          <w:rFonts w:ascii="宋体" w:hAnsi="宋体" w:eastAsia="宋体" w:cs="宋体"/>
           <w:b/>
           <w:bCs/>
           <w:spacing w:val="0"/>
@@ -123,7 +122,7 @@
       </w:r>
       <w:r>
         <w:rPr>
-          <w:rFonts w:ascii="宋体" w:eastAsia="宋体" w:hAnsi="宋体" w:cs="宋体"/>
+          <w:rFonts w:ascii="宋体" w:hAnsi="宋体" w:eastAsia="宋体" w:cs="宋体"/>
           <w:b/>
           <w:bCs/>
           <w:spacing w:val="-5"/>
@@ -135,7 +134,7 @@
     </w:p>
     <w:p>
       <w:pPr>
-        <w:pStyle w:val="a"/>
+        <w:pStyle w:val="24"/>
         <w:bidi w:val="0"/>
       </w:pPr>
       <w:bookmarkStart w:id="0" w:name="_Toc9879"/>
@@ -150,7 +149,7 @@
     </w:p>
     <w:p>
       <w:pPr>
-        <w:pStyle w:val="a0"/>
+        <w:pStyle w:val="25"/>
         <w:bidi w:val="0"/>
         <w:rPr>
           <w:rFonts w:hint="default"/>
@@ -169,17 +168,18 @@
     </w:p>
     <w:tbl>
       <w:tblPr>
-        <w:tblStyle w:val="TableGrid"/>
+        <w:tblStyle w:val="21"/>
         <w:tblW w:w="0" w:type="auto"/>
         <w:tblInd w:w="2443" w:type="dxa"/>
         <w:tblBorders>
-          <w:top w:val="nil"/>
-          <w:left w:val="nil"/>
-          <w:bottom w:val="nil"/>
-          <w:right w:val="nil"/>
-          <w:insideH w:val="nil"/>
-          <w:insideV w:val="nil"/>
+          <w:top w:val="none" w:color="auto" w:sz="0" w:space="0"/>
+          <w:left w:val="none" w:color="auto" w:sz="0" w:space="0"/>
+          <w:bottom w:val="none" w:color="auto" w:sz="0" w:space="0"/>
+          <w:right w:val="none" w:color="auto" w:sz="0" w:space="0"/>
+          <w:insideH w:val="none" w:color="auto" w:sz="0" w:space="0"/>
+          <w:insideV w:val="none" w:color="auto" w:sz="0" w:space="0"/>
         </w:tblBorders>
+        <w:tblLayout w:type="autofit"/>
         <w:tblCellMar>
           <w:top w:w="0" w:type="dxa"/>
           <w:left w:w="108" w:type="dxa"/>
@@ -193,15 +193,13 @@
       </w:tblGrid>
       <w:tr>
         <w:tblPrEx>
-          <w:tblW w:w="0" w:type="auto"/>
-          <w:tblInd w:w="2443" w:type="dxa"/>
           <w:tblBorders>
-            <w:top w:val="nil"/>
-            <w:left w:val="nil"/>
-            <w:bottom w:val="nil"/>
-            <w:right w:val="nil"/>
-            <w:insideH w:val="nil"/>
-            <w:insideV w:val="nil"/>
+            <w:top w:val="none" w:color="auto" w:sz="0" w:space="0"/>
+            <w:left w:val="none" w:color="auto" w:sz="0" w:space="0"/>
+            <w:bottom w:val="none" w:color="auto" w:sz="0" w:space="0"/>
+            <w:right w:val="none" w:color="auto" w:sz="0" w:space="0"/>
+            <w:insideH w:val="none" w:color="auto" w:sz="0" w:space="0"/>
+            <w:insideV w:val="none" w:color="auto" w:sz="0" w:space="0"/>
           </w:tblBorders>
           <w:tblCellMar>
             <w:top w:w="0" w:type="dxa"/>
@@ -211,7 +209,7 @@
           </w:tblCellMar>
         </w:tblPrEx>
         <w:trPr>
-          <w:trHeight w:val="810"/>
+          <w:trHeight w:val="810" w:hRule="atLeast"/>
         </w:trPr>
         <w:tc>
           <w:tcPr>
@@ -236,7 +234,7 @@
             </w:r>
             <w:r>
               <w:rPr>
-                <w:rFonts w:asciiTheme="minorAscii" w:eastAsiaTheme="minorEastAsia" w:hAnsiTheme="minorAscii" w:hint="default"/>
+                <w:rFonts w:hint="default" w:asciiTheme="minorAscii" w:hAnsiTheme="minorAscii" w:eastAsiaTheme="minorEastAsia"/>
                 <w:spacing w:val="227"/>
                 <w:sz w:val="21"/>
                 <w:vertAlign w:val="baseline"/>
@@ -280,7 +278,7 @@
             </w:r>
             <w:r>
               <w:rPr>
-                <w:rFonts w:asciiTheme="minorAscii" w:eastAsiaTheme="minorEastAsia" w:hAnsiTheme="minorAscii" w:hint="eastAsia"/>
+                <w:rFonts w:hint="eastAsia" w:asciiTheme="minorAscii" w:hAnsiTheme="minorAscii" w:eastAsiaTheme="minorEastAsia"/>
                 <w:spacing w:val="227"/>
                 <w:sz w:val="21"/>
                 <w:vertAlign w:val="baseline"/>
@@ -302,8 +300,14 @@
       </w:tr>
       <w:tr>
         <w:tblPrEx>
-          <w:tblW w:w="0" w:type="auto"/>
-          <w:tblInd w:w="2443" w:type="dxa"/>
+          <w:tblBorders>
+            <w:top w:val="none" w:color="auto" w:sz="0" w:space="0"/>
+            <w:left w:val="none" w:color="auto" w:sz="0" w:space="0"/>
+            <w:bottom w:val="none" w:color="auto" w:sz="0" w:space="0"/>
+            <w:right w:val="none" w:color="auto" w:sz="0" w:space="0"/>
+            <w:insideH w:val="none" w:color="auto" w:sz="0" w:space="0"/>
+            <w:insideV w:val="none" w:color="auto" w:sz="0" w:space="0"/>
+          </w:tblBorders>
           <w:tblCellMar>
             <w:top w:w="0" w:type="dxa"/>
             <w:left w:w="108" w:type="dxa"/>
@@ -312,7 +316,7 @@
           </w:tblCellMar>
         </w:tblPrEx>
         <w:trPr>
-          <w:trHeight w:val="810"/>
+          <w:trHeight w:val="810" w:hRule="atLeast"/>
         </w:trPr>
         <w:tc>
           <w:tcPr>
@@ -323,7 +327,7 @@
             <w:pPr>
               <w:widowControl w:val="0"/>
               <w:rPr>
-                <w:rFonts w:ascii="Arial" w:eastAsia="Arial" w:hAnsi="Arial" w:cs="Arial" w:hint="eastAsia"/>
+                <w:rFonts w:hint="eastAsia" w:ascii="Arial" w:hAnsi="Arial" w:eastAsia="Arial" w:cs="Arial"/>
                 <w:snapToGrid w:val="0"/>
                 <w:color w:val="000000"/>
                 <w:kern w:val="0"/>
@@ -343,7 +347,7 @@
             </w:r>
             <w:r>
               <w:rPr>
-                <w:rFonts w:asciiTheme="minorAscii" w:eastAsiaTheme="minorEastAsia" w:hAnsiTheme="minorAscii" w:hint="default"/>
+                <w:rFonts w:hint="default" w:asciiTheme="minorAscii" w:hAnsiTheme="minorAscii" w:eastAsiaTheme="minorEastAsia"/>
                 <w:spacing w:val="227"/>
                 <w:sz w:val="21"/>
                 <w:vertAlign w:val="baseline"/>
@@ -354,13 +358,10 @@
             <w:r>
               <w:rPr>
                 <w:rFonts w:hint="eastAsia"/>
-                <w:spacing w:val="105"/>
-                <w:kern w:val="0"/>
                 <w:u w:val="single"/>
-                <w:vertAlign w:val="baseline"/>
                 <w:lang w:val="en-US" w:eastAsia="zh-CN"/>
               </w:rPr>
-              <w:t>严长运</w:t>
+              <w:t>刘钢要</w:t>
             </w:r>
           </w:p>
         </w:tc>
@@ -373,7 +374,7 @@
             <w:pPr>
               <w:widowControl w:val="0"/>
               <w:rPr>
-                <w:rFonts w:ascii="Arial" w:eastAsia="Arial" w:hAnsi="Arial" w:cs="Arial" w:hint="eastAsia"/>
+                <w:rFonts w:hint="eastAsia" w:ascii="Arial" w:hAnsi="Arial" w:eastAsia="Arial" w:cs="Arial"/>
                 <w:snapToGrid w:val="0"/>
                 <w:color w:val="000000"/>
                 <w:kern w:val="0"/>
@@ -393,7 +394,7 @@
             </w:r>
             <w:r>
               <w:rPr>
-                <w:rFonts w:asciiTheme="minorAscii" w:eastAsiaTheme="minorEastAsia" w:hAnsiTheme="minorAscii" w:hint="eastAsia"/>
+                <w:rFonts w:hint="eastAsia" w:asciiTheme="minorAscii" w:hAnsiTheme="minorAscii" w:eastAsiaTheme="minorEastAsia"/>
                 <w:spacing w:val="227"/>
                 <w:sz w:val="21"/>
                 <w:vertAlign w:val="baseline"/>
@@ -415,8 +416,14 @@
       </w:tr>
       <w:tr>
         <w:tblPrEx>
-          <w:tblW w:w="0" w:type="auto"/>
-          <w:tblInd w:w="2443" w:type="dxa"/>
+          <w:tblBorders>
+            <w:top w:val="none" w:color="auto" w:sz="0" w:space="0"/>
+            <w:left w:val="none" w:color="auto" w:sz="0" w:space="0"/>
+            <w:bottom w:val="none" w:color="auto" w:sz="0" w:space="0"/>
+            <w:right w:val="none" w:color="auto" w:sz="0" w:space="0"/>
+            <w:insideH w:val="none" w:color="auto" w:sz="0" w:space="0"/>
+            <w:insideV w:val="none" w:color="auto" w:sz="0" w:space="0"/>
+          </w:tblBorders>
           <w:tblCellMar>
             <w:top w:w="0" w:type="dxa"/>
             <w:left w:w="108" w:type="dxa"/>
@@ -425,7 +432,7 @@
           </w:tblCellMar>
         </w:tblPrEx>
         <w:trPr>
-          <w:trHeight w:val="635"/>
+          <w:trHeight w:val="635" w:hRule="atLeast"/>
         </w:trPr>
         <w:tc>
           <w:tcPr>
@@ -450,7 +457,7 @@
             </w:r>
             <w:r>
               <w:rPr>
-                <w:rFonts w:asciiTheme="minorAscii" w:eastAsiaTheme="minorEastAsia" w:hAnsiTheme="minorAscii" w:hint="eastAsia"/>
+                <w:rFonts w:hint="eastAsia" w:asciiTheme="minorAscii" w:hAnsiTheme="minorAscii" w:eastAsiaTheme="minorEastAsia"/>
                 <w:spacing w:val="227"/>
                 <w:sz w:val="21"/>
                 <w:vertAlign w:val="baseline"/>
@@ -491,7 +498,7 @@
             </w:r>
             <w:r>
               <w:rPr>
-                <w:rFonts w:asciiTheme="minorAscii" w:eastAsiaTheme="minorEastAsia" w:hAnsiTheme="minorAscii" w:hint="eastAsia"/>
+                <w:rFonts w:hint="eastAsia" w:asciiTheme="minorAscii" w:hAnsiTheme="minorAscii" w:eastAsiaTheme="minorEastAsia"/>
                 <w:spacing w:val="227"/>
                 <w:sz w:val="21"/>
                 <w:vertAlign w:val="baseline"/>
@@ -522,14 +529,14 @@
         <w:spacing w:before="153" w:line="225" w:lineRule="auto"/>
         <w:ind w:left="3634"/>
         <w:rPr>
-          <w:rFonts w:ascii="宋体" w:eastAsia="宋体" w:hAnsi="宋体" w:cs="宋体"/>
+          <w:rFonts w:ascii="宋体" w:hAnsi="宋体" w:eastAsia="宋体" w:cs="宋体"/>
           <w:sz w:val="31"/>
           <w:szCs w:val="31"/>
         </w:rPr>
       </w:pPr>
       <w:r>
         <w:rPr>
-          <w:rFonts w:ascii="宋体" w:eastAsia="宋体" w:hAnsi="宋体" w:cs="宋体"/>
+          <w:rFonts w:ascii="宋体" w:hAnsi="宋体" w:eastAsia="宋体" w:cs="宋体"/>
           <w:b/>
           <w:bCs/>
           <w:spacing w:val="4"/>
@@ -541,16 +548,16 @@
     </w:p>
     <w:tbl>
       <w:tblPr>
-        <w:tblStyle w:val="TableNormal0"/>
+        <w:tblStyle w:val="26"/>
         <w:tblW w:w="8301" w:type="dxa"/>
         <w:tblInd w:w="2" w:type="dxa"/>
         <w:tblBorders>
-          <w:top w:val="single" w:sz="2" w:space="0" w:color="000000"/>
-          <w:left w:val="single" w:sz="2" w:space="0" w:color="000000"/>
-          <w:bottom w:val="single" w:sz="2" w:space="0" w:color="000000"/>
-          <w:right w:val="single" w:sz="2" w:space="0" w:color="000000"/>
-          <w:insideH w:val="single" w:sz="2" w:space="0" w:color="000000"/>
-          <w:insideV w:val="single" w:sz="2" w:space="0" w:color="000000"/>
+          <w:top w:val="single" w:color="000000" w:sz="2" w:space="0"/>
+          <w:left w:val="single" w:color="000000" w:sz="2" w:space="0"/>
+          <w:bottom w:val="single" w:color="000000" w:sz="2" w:space="0"/>
+          <w:right w:val="single" w:color="000000" w:sz="2" w:space="0"/>
+          <w:insideH w:val="single" w:color="000000" w:sz="2" w:space="0"/>
+          <w:insideV w:val="single" w:color="000000" w:sz="2" w:space="0"/>
         </w:tblBorders>
         <w:tblLayout w:type="fixed"/>
         <w:tblCellMar>
@@ -570,17 +577,14 @@
       </w:tblGrid>
       <w:tr>
         <w:tblPrEx>
-          <w:tblW w:w="8301" w:type="dxa"/>
-          <w:tblInd w:w="2" w:type="dxa"/>
           <w:tblBorders>
-            <w:top w:val="single" w:sz="2" w:space="0" w:color="000000"/>
-            <w:left w:val="single" w:sz="2" w:space="0" w:color="000000"/>
-            <w:bottom w:val="single" w:sz="2" w:space="0" w:color="000000"/>
-            <w:right w:val="single" w:sz="2" w:space="0" w:color="000000"/>
-            <w:insideH w:val="single" w:sz="2" w:space="0" w:color="000000"/>
-            <w:insideV w:val="single" w:sz="2" w:space="0" w:color="000000"/>
+            <w:top w:val="single" w:color="000000" w:sz="2" w:space="0"/>
+            <w:left w:val="single" w:color="000000" w:sz="2" w:space="0"/>
+            <w:bottom w:val="single" w:color="000000" w:sz="2" w:space="0"/>
+            <w:right w:val="single" w:color="000000" w:sz="2" w:space="0"/>
+            <w:insideH w:val="single" w:color="000000" w:sz="2" w:space="0"/>
+            <w:insideV w:val="single" w:color="000000" w:sz="2" w:space="0"/>
           </w:tblBorders>
-          <w:tblLayout w:type="fixed"/>
           <w:tblCellMar>
             <w:top w:w="0" w:type="dxa"/>
             <w:left w:w="0" w:type="dxa"/>
@@ -589,7 +593,7 @@
           </w:tblCellMar>
         </w:tblPrEx>
         <w:trPr>
-          <w:trHeight w:val="593"/>
+          <w:trHeight w:val="593" w:hRule="atLeast"/>
         </w:trPr>
         <w:tc>
           <w:tcPr>
@@ -600,14 +604,14 @@
               <w:spacing w:before="176" w:line="228" w:lineRule="auto"/>
               <w:ind w:left="607"/>
               <w:rPr>
-                <w:rFonts w:ascii="宋体" w:eastAsia="宋体" w:hAnsi="宋体" w:cs="宋体"/>
+                <w:rFonts w:ascii="宋体" w:hAnsi="宋体" w:eastAsia="宋体" w:cs="宋体"/>
                 <w:sz w:val="20"/>
                 <w:szCs w:val="20"/>
               </w:rPr>
             </w:pPr>
             <w:r>
               <w:rPr>
-                <w:rFonts w:ascii="宋体" w:eastAsia="宋体" w:hAnsi="宋体" w:cs="宋体"/>
+                <w:rFonts w:ascii="宋体" w:hAnsi="宋体" w:eastAsia="宋体" w:cs="宋体"/>
                 <w:spacing w:val="-14"/>
                 <w:sz w:val="20"/>
                 <w:szCs w:val="20"/>
@@ -625,14 +629,14 @@
               <w:spacing w:before="175" w:line="227" w:lineRule="auto"/>
               <w:ind w:left="253"/>
               <w:rPr>
-                <w:rFonts w:ascii="宋体" w:eastAsia="宋体" w:hAnsi="宋体" w:cs="宋体"/>
+                <w:rFonts w:ascii="宋体" w:hAnsi="宋体" w:eastAsia="宋体" w:cs="宋体"/>
                 <w:sz w:val="20"/>
                 <w:szCs w:val="20"/>
               </w:rPr>
             </w:pPr>
             <w:r>
               <w:rPr>
-                <w:rFonts w:ascii="宋体" w:eastAsia="宋体" w:hAnsi="宋体" w:cs="宋体"/>
+                <w:rFonts w:ascii="宋体" w:hAnsi="宋体" w:eastAsia="宋体" w:cs="宋体"/>
                 <w:spacing w:val="4"/>
                 <w:sz w:val="20"/>
                 <w:szCs w:val="20"/>
@@ -650,14 +654,14 @@
               <w:spacing w:before="175" w:line="228" w:lineRule="auto"/>
               <w:ind w:left="730"/>
               <w:rPr>
-                <w:rFonts w:ascii="宋体" w:eastAsia="宋体" w:hAnsi="宋体" w:cs="宋体"/>
+                <w:rFonts w:ascii="宋体" w:hAnsi="宋体" w:eastAsia="宋体" w:cs="宋体"/>
                 <w:sz w:val="20"/>
                 <w:szCs w:val="20"/>
               </w:rPr>
             </w:pPr>
             <w:r>
               <w:rPr>
-                <w:rFonts w:ascii="宋体" w:eastAsia="宋体" w:hAnsi="宋体" w:cs="宋体"/>
+                <w:rFonts w:ascii="宋体" w:hAnsi="宋体" w:eastAsia="宋体" w:cs="宋体"/>
                 <w:spacing w:val="7"/>
                 <w:sz w:val="20"/>
                 <w:szCs w:val="20"/>
@@ -675,14 +679,14 @@
               <w:spacing w:before="175" w:line="228" w:lineRule="auto"/>
               <w:ind w:left="310"/>
               <w:rPr>
-                <w:rFonts w:ascii="宋体" w:eastAsia="宋体" w:hAnsi="宋体" w:cs="宋体"/>
+                <w:rFonts w:ascii="宋体" w:hAnsi="宋体" w:eastAsia="宋体" w:cs="宋体"/>
                 <w:sz w:val="20"/>
                 <w:szCs w:val="20"/>
               </w:rPr>
             </w:pPr>
             <w:r>
               <w:rPr>
-                <w:rFonts w:ascii="宋体" w:eastAsia="宋体" w:hAnsi="宋体" w:cs="宋体"/>
+                <w:rFonts w:ascii="宋体" w:hAnsi="宋体" w:eastAsia="宋体" w:cs="宋体"/>
                 <w:spacing w:val="6"/>
                 <w:sz w:val="20"/>
                 <w:szCs w:val="20"/>
@@ -700,7 +704,7 @@
               <w:spacing w:before="175" w:line="228" w:lineRule="auto"/>
               <w:ind w:left="310"/>
               <w:rPr>
-                <w:rFonts w:ascii="宋体" w:eastAsia="宋体" w:hAnsi="宋体" w:cs="宋体" w:hint="eastAsia"/>
+                <w:rFonts w:hint="eastAsia" w:ascii="宋体" w:hAnsi="宋体" w:eastAsia="宋体" w:cs="宋体"/>
                 <w:spacing w:val="6"/>
                 <w:sz w:val="20"/>
                 <w:szCs w:val="20"/>
@@ -709,7 +713,7 @@
             </w:pPr>
             <w:r>
               <w:rPr>
-                <w:rFonts w:ascii="宋体" w:eastAsia="宋体" w:hAnsi="宋体" w:cs="宋体" w:hint="eastAsia"/>
+                <w:rFonts w:hint="eastAsia" w:ascii="宋体" w:hAnsi="宋体" w:eastAsia="宋体" w:cs="宋体"/>
                 <w:spacing w:val="6"/>
                 <w:sz w:val="20"/>
                 <w:szCs w:val="20"/>
@@ -728,14 +732,14 @@
               <w:spacing w:before="176" w:line="229" w:lineRule="auto"/>
               <w:ind w:left="311"/>
               <w:rPr>
-                <w:rFonts w:ascii="宋体" w:eastAsia="宋体" w:hAnsi="宋体" w:cs="宋体"/>
+                <w:rFonts w:ascii="宋体" w:hAnsi="宋体" w:eastAsia="宋体" w:cs="宋体"/>
                 <w:sz w:val="20"/>
                 <w:szCs w:val="20"/>
               </w:rPr>
             </w:pPr>
             <w:r>
               <w:rPr>
-                <w:rFonts w:ascii="宋体" w:eastAsia="宋体" w:hAnsi="宋体" w:cs="宋体"/>
+                <w:rFonts w:ascii="宋体" w:hAnsi="宋体" w:eastAsia="宋体" w:cs="宋体"/>
                 <w:spacing w:val="7"/>
                 <w:sz w:val="20"/>
                 <w:szCs w:val="20"/>
@@ -747,9 +751,14 @@
       </w:tr>
       <w:tr>
         <w:tblPrEx>
-          <w:tblW w:w="8301" w:type="dxa"/>
-          <w:tblInd w:w="2" w:type="dxa"/>
-          <w:tblLayout w:type="fixed"/>
+          <w:tblBorders>
+            <w:top w:val="single" w:color="000000" w:sz="2" w:space="0"/>
+            <w:left w:val="single" w:color="000000" w:sz="2" w:space="0"/>
+            <w:bottom w:val="single" w:color="000000" w:sz="2" w:space="0"/>
+            <w:right w:val="single" w:color="000000" w:sz="2" w:space="0"/>
+            <w:insideH w:val="single" w:color="000000" w:sz="2" w:space="0"/>
+            <w:insideV w:val="single" w:color="000000" w:sz="2" w:space="0"/>
+          </w:tblBorders>
           <w:tblCellMar>
             <w:top w:w="0" w:type="dxa"/>
             <w:left w:w="0" w:type="dxa"/>
@@ -758,7 +767,7 @@
           </w:tblCellMar>
         </w:tblPrEx>
         <w:trPr>
-          <w:trHeight w:val="556"/>
+          <w:trHeight w:val="556" w:hRule="atLeast"/>
         </w:trPr>
         <w:tc>
           <w:tcPr>
@@ -769,14 +778,14 @@
               <w:spacing w:before="173" w:line="267" w:lineRule="exact"/>
               <w:ind w:left="260"/>
               <w:rPr>
-                <w:rFonts w:ascii="宋体" w:eastAsia="宋体" w:hAnsi="宋体" w:cs="宋体"/>
+                <w:rFonts w:ascii="宋体" w:hAnsi="宋体" w:eastAsia="宋体" w:cs="宋体"/>
                 <w:sz w:val="20"/>
                 <w:szCs w:val="20"/>
               </w:rPr>
             </w:pPr>
             <w:r>
               <w:rPr>
-                <w:rFonts w:ascii="宋体" w:eastAsia="宋体" w:hAnsi="宋体" w:cs="宋体"/>
+                <w:rFonts w:ascii="宋体" w:hAnsi="宋体" w:eastAsia="宋体" w:cs="宋体"/>
                 <w:spacing w:val="3"/>
                 <w:position w:val="1"/>
                 <w:sz w:val="20"/>
@@ -795,14 +804,14 @@
               <w:spacing w:before="173" w:line="267" w:lineRule="exact"/>
               <w:ind w:left="248"/>
               <w:rPr>
-                <w:rFonts w:ascii="宋体" w:eastAsia="宋体" w:hAnsi="宋体" w:cs="宋体"/>
+                <w:rFonts w:ascii="宋体" w:hAnsi="宋体" w:eastAsia="宋体" w:cs="宋体"/>
                 <w:sz w:val="20"/>
                 <w:szCs w:val="20"/>
               </w:rPr>
             </w:pPr>
             <w:r>
               <w:rPr>
-                <w:rFonts w:ascii="宋体" w:eastAsia="宋体" w:hAnsi="宋体" w:cs="宋体"/>
+                <w:rFonts w:ascii="宋体" w:hAnsi="宋体" w:eastAsia="宋体" w:cs="宋体"/>
                 <w:spacing w:val="4"/>
                 <w:position w:val="1"/>
                 <w:sz w:val="20"/>
@@ -822,14 +831,14 @@
               <w:ind w:left="114"/>
               <w:jc w:val="center"/>
               <w:rPr>
-                <w:rFonts w:ascii="宋体" w:eastAsia="宋体" w:hAnsi="宋体" w:cs="宋体"/>
+                <w:rFonts w:ascii="宋体" w:hAnsi="宋体" w:eastAsia="宋体" w:cs="宋体"/>
                 <w:sz w:val="20"/>
                 <w:szCs w:val="20"/>
               </w:rPr>
             </w:pPr>
             <w:r>
               <w:rPr>
-                <w:rFonts w:ascii="宋体" w:eastAsia="宋体" w:hAnsi="宋体" w:cs="宋体"/>
+                <w:rFonts w:ascii="宋体" w:hAnsi="宋体" w:eastAsia="宋体" w:cs="宋体"/>
                 <w:spacing w:val="7"/>
                 <w:sz w:val="20"/>
                 <w:szCs w:val="20"/>
@@ -847,7 +856,7 @@
               <w:spacing w:before="172" w:line="228" w:lineRule="auto"/>
               <w:ind w:left="313"/>
               <w:rPr>
-                <w:rFonts w:ascii="宋体" w:eastAsia="宋体" w:hAnsi="宋体" w:cs="宋体" w:hint="eastAsia"/>
+                <w:rFonts w:hint="eastAsia" w:ascii="宋体" w:hAnsi="宋体" w:eastAsia="宋体" w:cs="宋体"/>
                 <w:sz w:val="20"/>
                 <w:szCs w:val="20"/>
                 <w:lang w:val="en-US" w:eastAsia="zh-CN"/>
@@ -875,7 +884,7 @@
               <w:spacing w:before="172" w:line="228" w:lineRule="auto"/>
               <w:ind w:left="313"/>
               <w:rPr>
-                <w:rFonts w:ascii="宋体" w:eastAsia="宋体" w:hAnsi="宋体" w:cs="宋体" w:hint="eastAsia"/>
+                <w:rFonts w:hint="eastAsia" w:ascii="宋体" w:hAnsi="宋体" w:eastAsia="宋体" w:cs="宋体"/>
                 <w:spacing w:val="5"/>
                 <w:sz w:val="20"/>
                 <w:szCs w:val="20"/>
@@ -883,14 +892,10 @@
             </w:pPr>
             <w:r>
               <w:rPr>
-                <w:rFonts w:ascii="宋体" w:eastAsia="宋体" w:hAnsi="宋体" w:cs="宋体" w:hint="eastAsia"/>
-                <w:spacing w:val="115"/>
-                <w:kern w:val="0"/>
-                <w:sz w:val="20"/>
-                <w:szCs w:val="20"/>
+                <w:rFonts w:hint="eastAsia"/>
                 <w:lang w:val="en-US" w:eastAsia="zh-CN"/>
               </w:rPr>
-              <w:t>严长运</w:t>
+              <w:t>刘钢要</w:t>
             </w:r>
           </w:p>
         </w:tc>
@@ -903,14 +908,14 @@
               <w:spacing w:before="173" w:line="229" w:lineRule="auto"/>
               <w:ind w:left="314"/>
               <w:rPr>
-                <w:rFonts w:ascii="宋体" w:eastAsia="宋体" w:hAnsi="宋体" w:cs="宋体"/>
+                <w:rFonts w:ascii="宋体" w:hAnsi="宋体" w:eastAsia="宋体" w:cs="宋体"/>
                 <w:sz w:val="20"/>
                 <w:szCs w:val="20"/>
               </w:rPr>
             </w:pPr>
             <w:r>
               <w:rPr>
-                <w:rFonts w:ascii="宋体" w:eastAsia="宋体" w:hAnsi="宋体" w:cs="宋体" w:hint="eastAsia"/>
+                <w:rFonts w:hint="eastAsia" w:ascii="宋体" w:hAnsi="宋体" w:eastAsia="宋体" w:cs="宋体"/>
                 <w:spacing w:val="6"/>
                 <w:sz w:val="20"/>
                 <w:szCs w:val="20"/>
@@ -923,9 +928,14 @@
       </w:tr>
       <w:tr>
         <w:tblPrEx>
-          <w:tblW w:w="8301" w:type="dxa"/>
-          <w:tblInd w:w="2" w:type="dxa"/>
-          <w:tblLayout w:type="fixed"/>
+          <w:tblBorders>
+            <w:top w:val="single" w:color="000000" w:sz="2" w:space="0"/>
+            <w:left w:val="single" w:color="000000" w:sz="2" w:space="0"/>
+            <w:bottom w:val="single" w:color="000000" w:sz="2" w:space="0"/>
+            <w:right w:val="single" w:color="000000" w:sz="2" w:space="0"/>
+            <w:insideH w:val="single" w:color="000000" w:sz="2" w:space="0"/>
+            <w:insideV w:val="single" w:color="000000" w:sz="2" w:space="0"/>
+          </w:tblBorders>
           <w:tblCellMar>
             <w:top w:w="0" w:type="dxa"/>
             <w:left w:w="0" w:type="dxa"/>
@@ -934,7 +944,7 @@
           </w:tblCellMar>
         </w:tblPrEx>
         <w:trPr>
-          <w:trHeight w:val="556"/>
+          <w:trHeight w:val="556" w:hRule="atLeast"/>
         </w:trPr>
         <w:tc>
           <w:tcPr>
@@ -942,7 +952,7 @@
           </w:tcPr>
           <w:p>
             <w:pPr>
-              <w:pStyle w:val="TableText"/>
+              <w:pStyle w:val="27"/>
             </w:pPr>
           </w:p>
         </w:tc>
@@ -952,7 +962,7 @@
           </w:tcPr>
           <w:p>
             <w:pPr>
-              <w:pStyle w:val="TableText"/>
+              <w:pStyle w:val="27"/>
             </w:pPr>
           </w:p>
         </w:tc>
@@ -962,7 +972,7 @@
           </w:tcPr>
           <w:p>
             <w:pPr>
-              <w:pStyle w:val="TableText"/>
+              <w:pStyle w:val="27"/>
             </w:pPr>
           </w:p>
         </w:tc>
@@ -994,16 +1004,21 @@
           </w:tcPr>
           <w:p>
             <w:pPr>
-              <w:pStyle w:val="TableText"/>
+              <w:pStyle w:val="27"/>
             </w:pPr>
           </w:p>
         </w:tc>
       </w:tr>
       <w:tr>
         <w:tblPrEx>
-          <w:tblW w:w="8301" w:type="dxa"/>
-          <w:tblInd w:w="2" w:type="dxa"/>
-          <w:tblLayout w:type="fixed"/>
+          <w:tblBorders>
+            <w:top w:val="single" w:color="000000" w:sz="2" w:space="0"/>
+            <w:left w:val="single" w:color="000000" w:sz="2" w:space="0"/>
+            <w:bottom w:val="single" w:color="000000" w:sz="2" w:space="0"/>
+            <w:right w:val="single" w:color="000000" w:sz="2" w:space="0"/>
+            <w:insideH w:val="single" w:color="000000" w:sz="2" w:space="0"/>
+            <w:insideV w:val="single" w:color="000000" w:sz="2" w:space="0"/>
+          </w:tblBorders>
           <w:tblCellMar>
             <w:top w:w="0" w:type="dxa"/>
             <w:left w:w="0" w:type="dxa"/>
@@ -1012,7 +1027,7 @@
           </w:tblCellMar>
         </w:tblPrEx>
         <w:trPr>
-          <w:trHeight w:val="556"/>
+          <w:trHeight w:val="556" w:hRule="atLeast"/>
         </w:trPr>
         <w:tc>
           <w:tcPr>
@@ -1020,7 +1035,7 @@
           </w:tcPr>
           <w:p>
             <w:pPr>
-              <w:pStyle w:val="TableText"/>
+              <w:pStyle w:val="27"/>
             </w:pPr>
           </w:p>
         </w:tc>
@@ -1030,7 +1045,7 @@
           </w:tcPr>
           <w:p>
             <w:pPr>
-              <w:pStyle w:val="TableText"/>
+              <w:pStyle w:val="27"/>
             </w:pPr>
           </w:p>
         </w:tc>
@@ -1040,7 +1055,7 @@
           </w:tcPr>
           <w:p>
             <w:pPr>
-              <w:pStyle w:val="TableText"/>
+              <w:pStyle w:val="27"/>
             </w:pPr>
           </w:p>
         </w:tc>
@@ -1072,16 +1087,21 @@
           </w:tcPr>
           <w:p>
             <w:pPr>
-              <w:pStyle w:val="TableText"/>
+              <w:pStyle w:val="27"/>
             </w:pPr>
           </w:p>
         </w:tc>
       </w:tr>
       <w:tr>
         <w:tblPrEx>
-          <w:tblW w:w="8301" w:type="dxa"/>
-          <w:tblInd w:w="2" w:type="dxa"/>
-          <w:tblLayout w:type="fixed"/>
+          <w:tblBorders>
+            <w:top w:val="single" w:color="000000" w:sz="2" w:space="0"/>
+            <w:left w:val="single" w:color="000000" w:sz="2" w:space="0"/>
+            <w:bottom w:val="single" w:color="000000" w:sz="2" w:space="0"/>
+            <w:right w:val="single" w:color="000000" w:sz="2" w:space="0"/>
+            <w:insideH w:val="single" w:color="000000" w:sz="2" w:space="0"/>
+            <w:insideV w:val="single" w:color="000000" w:sz="2" w:space="0"/>
+          </w:tblBorders>
           <w:tblCellMar>
             <w:top w:w="0" w:type="dxa"/>
             <w:left w:w="0" w:type="dxa"/>
@@ -1090,7 +1110,7 @@
           </w:tblCellMar>
         </w:tblPrEx>
         <w:trPr>
-          <w:trHeight w:val="557"/>
+          <w:trHeight w:val="557" w:hRule="atLeast"/>
         </w:trPr>
         <w:tc>
           <w:tcPr>
@@ -1098,7 +1118,7 @@
           </w:tcPr>
           <w:p>
             <w:pPr>
-              <w:pStyle w:val="TableText"/>
+              <w:pStyle w:val="27"/>
             </w:pPr>
           </w:p>
         </w:tc>
@@ -1108,7 +1128,7 @@
           </w:tcPr>
           <w:p>
             <w:pPr>
-              <w:pStyle w:val="TableText"/>
+              <w:pStyle w:val="27"/>
             </w:pPr>
           </w:p>
         </w:tc>
@@ -1118,7 +1138,7 @@
           </w:tcPr>
           <w:p>
             <w:pPr>
-              <w:pStyle w:val="TableText"/>
+              <w:pStyle w:val="27"/>
             </w:pPr>
           </w:p>
         </w:tc>
@@ -1128,7 +1148,7 @@
           </w:tcPr>
           <w:p>
             <w:pPr>
-              <w:pStyle w:val="TableText"/>
+              <w:pStyle w:val="27"/>
             </w:pPr>
           </w:p>
         </w:tc>
@@ -1138,7 +1158,7 @@
           </w:tcPr>
           <w:p>
             <w:pPr>
-              <w:pStyle w:val="TableText"/>
+              <w:pStyle w:val="27"/>
             </w:pPr>
           </w:p>
         </w:tc>
@@ -1148,16 +1168,21 @@
           </w:tcPr>
           <w:p>
             <w:pPr>
-              <w:pStyle w:val="TableText"/>
+              <w:pStyle w:val="27"/>
             </w:pPr>
           </w:p>
         </w:tc>
       </w:tr>
       <w:tr>
         <w:tblPrEx>
-          <w:tblW w:w="8301" w:type="dxa"/>
-          <w:tblInd w:w="2" w:type="dxa"/>
-          <w:tblLayout w:type="fixed"/>
+          <w:tblBorders>
+            <w:top w:val="single" w:color="000000" w:sz="2" w:space="0"/>
+            <w:left w:val="single" w:color="000000" w:sz="2" w:space="0"/>
+            <w:bottom w:val="single" w:color="000000" w:sz="2" w:space="0"/>
+            <w:right w:val="single" w:color="000000" w:sz="2" w:space="0"/>
+            <w:insideH w:val="single" w:color="000000" w:sz="2" w:space="0"/>
+            <w:insideV w:val="single" w:color="000000" w:sz="2" w:space="0"/>
+          </w:tblBorders>
           <w:tblCellMar>
             <w:top w:w="0" w:type="dxa"/>
             <w:left w:w="0" w:type="dxa"/>
@@ -1166,7 +1191,7 @@
           </w:tblCellMar>
         </w:tblPrEx>
         <w:trPr>
-          <w:trHeight w:val="556"/>
+          <w:trHeight w:val="556" w:hRule="atLeast"/>
         </w:trPr>
         <w:tc>
           <w:tcPr>
@@ -1174,7 +1199,7 @@
           </w:tcPr>
           <w:p>
             <w:pPr>
-              <w:pStyle w:val="TableText"/>
+              <w:pStyle w:val="27"/>
             </w:pPr>
           </w:p>
         </w:tc>
@@ -1184,7 +1209,7 @@
           </w:tcPr>
           <w:p>
             <w:pPr>
-              <w:pStyle w:val="TableText"/>
+              <w:pStyle w:val="27"/>
             </w:pPr>
           </w:p>
         </w:tc>
@@ -1194,7 +1219,7 @@
           </w:tcPr>
           <w:p>
             <w:pPr>
-              <w:pStyle w:val="TableText"/>
+              <w:pStyle w:val="27"/>
             </w:pPr>
           </w:p>
         </w:tc>
@@ -1204,7 +1229,7 @@
           </w:tcPr>
           <w:p>
             <w:pPr>
-              <w:pStyle w:val="TableText"/>
+              <w:pStyle w:val="27"/>
             </w:pPr>
           </w:p>
         </w:tc>
@@ -1214,7 +1239,7 @@
           </w:tcPr>
           <w:p>
             <w:pPr>
-              <w:pStyle w:val="TableText"/>
+              <w:pStyle w:val="27"/>
             </w:pPr>
           </w:p>
         </w:tc>
@@ -1224,16 +1249,21 @@
           </w:tcPr>
           <w:p>
             <w:pPr>
-              <w:pStyle w:val="TableText"/>
+              <w:pStyle w:val="27"/>
             </w:pPr>
           </w:p>
         </w:tc>
       </w:tr>
       <w:tr>
         <w:tblPrEx>
-          <w:tblW w:w="8301" w:type="dxa"/>
-          <w:tblInd w:w="2" w:type="dxa"/>
-          <w:tblLayout w:type="fixed"/>
+          <w:tblBorders>
+            <w:top w:val="single" w:color="000000" w:sz="2" w:space="0"/>
+            <w:left w:val="single" w:color="000000" w:sz="2" w:space="0"/>
+            <w:bottom w:val="single" w:color="000000" w:sz="2" w:space="0"/>
+            <w:right w:val="single" w:color="000000" w:sz="2" w:space="0"/>
+            <w:insideH w:val="single" w:color="000000" w:sz="2" w:space="0"/>
+            <w:insideV w:val="single" w:color="000000" w:sz="2" w:space="0"/>
+          </w:tblBorders>
           <w:tblCellMar>
             <w:top w:w="0" w:type="dxa"/>
             <w:left w:w="0" w:type="dxa"/>
@@ -1242,7 +1272,7 @@
           </w:tblCellMar>
         </w:tblPrEx>
         <w:trPr>
-          <w:trHeight w:val="561"/>
+          <w:trHeight w:val="561" w:hRule="atLeast"/>
         </w:trPr>
         <w:tc>
           <w:tcPr>
@@ -1250,7 +1280,7 @@
           </w:tcPr>
           <w:p>
             <w:pPr>
-              <w:pStyle w:val="TableText"/>
+              <w:pStyle w:val="27"/>
             </w:pPr>
           </w:p>
         </w:tc>
@@ -1260,7 +1290,7 @@
           </w:tcPr>
           <w:p>
             <w:pPr>
-              <w:pStyle w:val="TableText"/>
+              <w:pStyle w:val="27"/>
             </w:pPr>
           </w:p>
         </w:tc>
@@ -1270,7 +1300,7 @@
           </w:tcPr>
           <w:p>
             <w:pPr>
-              <w:pStyle w:val="TableText"/>
+              <w:pStyle w:val="27"/>
             </w:pPr>
           </w:p>
         </w:tc>
@@ -1280,7 +1310,7 @@
           </w:tcPr>
           <w:p>
             <w:pPr>
-              <w:pStyle w:val="TableText"/>
+              <w:pStyle w:val="27"/>
             </w:pPr>
           </w:p>
         </w:tc>
@@ -1290,7 +1320,7 @@
           </w:tcPr>
           <w:p>
             <w:pPr>
-              <w:pStyle w:val="TableText"/>
+              <w:pStyle w:val="27"/>
             </w:pPr>
           </w:p>
         </w:tc>
@@ -1300,7 +1330,7 @@
           </w:tcPr>
           <w:p>
             <w:pPr>
-              <w:pStyle w:val="TableText"/>
+              <w:pStyle w:val="27"/>
             </w:pPr>
           </w:p>
         </w:tc>
@@ -1314,7 +1344,7 @@
     <w:sdt>
       <w:sdtPr>
         <w:rPr>
-          <w:rFonts w:ascii="宋体" w:eastAsia="宋体" w:hAnsi="宋体" w:cs="Arial"/>
+          <w:rFonts w:ascii="宋体" w:hAnsi="宋体" w:eastAsia="宋体" w:cs="Arial"/>
           <w:snapToGrid w:val="0"/>
           <w:color w:val="000000"/>
           <w:kern w:val="0"/>
@@ -1330,7 +1360,7 @@
       </w:sdtPr>
       <w:sdtEndPr>
         <w:rPr>
-          <w:rFonts w:ascii="宋体" w:eastAsia="宋体" w:hAnsi="宋体" w:cs="宋体" w:hint="eastAsia"/>
+          <w:rFonts w:hint="eastAsia" w:ascii="宋体" w:hAnsi="宋体" w:eastAsia="宋体" w:cs="宋体"/>
           <w:snapToGrid w:val="0"/>
           <w:color w:val="000000"/>
           <w:kern w:val="0"/>
@@ -1343,17 +1373,17 @@
         <w:p>
           <w:pPr>
             <w:spacing w:before="0" w:beforeLines="0" w:after="0" w:afterLines="0" w:line="240" w:lineRule="auto"/>
-            <w:ind w:left="0" w:right="0" w:firstLine="0" w:leftChars="0" w:rightChars="0" w:firstLineChars="0"/>
+            <w:ind w:left="0" w:leftChars="0" w:right="0" w:rightChars="0" w:firstLine="0" w:firstLineChars="0"/>
             <w:jc w:val="center"/>
             <w:rPr>
-              <w:rFonts w:ascii="宋体" w:eastAsia="宋体" w:hAnsi="宋体" w:cs="宋体" w:hint="eastAsia"/>
+              <w:rFonts w:hint="eastAsia" w:ascii="宋体" w:hAnsi="宋体" w:eastAsia="宋体" w:cs="宋体"/>
               <w:sz w:val="24"/>
               <w:szCs w:val="24"/>
             </w:rPr>
           </w:pPr>
           <w:r>
             <w:rPr>
-              <w:rFonts w:ascii="宋体" w:eastAsia="宋体" w:hAnsi="宋体" w:cs="宋体" w:hint="eastAsia"/>
+              <w:rFonts w:hint="eastAsia" w:ascii="宋体" w:hAnsi="宋体" w:eastAsia="宋体" w:cs="宋体"/>
               <w:sz w:val="24"/>
               <w:szCs w:val="24"/>
             </w:rPr>
@@ -1362,14 +1392,14 @@
         </w:p>
         <w:p>
           <w:pPr>
-            <w:pStyle w:val="TOC1"/>
+            <w:pStyle w:val="16"/>
             <w:tabs>
               <w:tab w:val="right" w:leader="dot" w:pos="8306"/>
             </w:tabs>
           </w:pPr>
           <w:r>
             <w:rPr>
-              <w:rFonts w:ascii="宋体" w:eastAsia="宋体" w:hAnsi="宋体" w:cs="宋体" w:hint="eastAsia"/>
+              <w:rFonts w:hint="eastAsia" w:ascii="宋体" w:hAnsi="宋体" w:eastAsia="宋体" w:cs="宋体"/>
               <w:sz w:val="24"/>
               <w:szCs w:val="24"/>
             </w:rPr>
@@ -1377,7 +1407,7 @@
           </w:r>
           <w:r>
             <w:rPr>
-              <w:rFonts w:ascii="宋体" w:eastAsia="宋体" w:hAnsi="宋体" w:cs="宋体" w:hint="eastAsia"/>
+              <w:rFonts w:hint="eastAsia" w:ascii="宋体" w:hAnsi="宋体" w:eastAsia="宋体" w:cs="宋体"/>
               <w:sz w:val="24"/>
               <w:szCs w:val="24"/>
             </w:rPr>
@@ -1385,7 +1415,7 @@
           </w:r>
           <w:r>
             <w:rPr>
-              <w:rFonts w:ascii="宋体" w:eastAsia="宋体" w:hAnsi="宋体" w:cs="宋体" w:hint="eastAsia"/>
+              <w:rFonts w:hint="eastAsia" w:ascii="宋体" w:hAnsi="宋体" w:eastAsia="宋体" w:cs="宋体"/>
               <w:sz w:val="24"/>
               <w:szCs w:val="24"/>
             </w:rPr>
@@ -1393,21 +1423,21 @@
           </w:r>
           <w:r>
             <w:rPr>
-              <w:rFonts w:ascii="宋体" w:eastAsia="宋体" w:hAnsi="宋体" w:cs="宋体" w:hint="eastAsia"/>
+              <w:rFonts w:hint="eastAsia" w:ascii="宋体" w:hAnsi="宋体" w:eastAsia="宋体" w:cs="宋体"/>
               <w:szCs w:val="24"/>
             </w:rPr>
             <w:fldChar w:fldCharType="begin"/>
           </w:r>
           <w:r>
             <w:rPr>
-              <w:rFonts w:ascii="宋体" w:eastAsia="宋体" w:hAnsi="宋体" w:cs="宋体" w:hint="eastAsia"/>
+              <w:rFonts w:hint="eastAsia" w:ascii="宋体" w:hAnsi="宋体" w:eastAsia="宋体" w:cs="宋体"/>
               <w:szCs w:val="24"/>
             </w:rPr>
             <w:instrText xml:space="preserve"> HYPERLINK \l _Toc9879 </w:instrText>
           </w:r>
           <w:r>
             <w:rPr>
-              <w:rFonts w:ascii="宋体" w:eastAsia="宋体" w:hAnsi="宋体" w:cs="宋体" w:hint="eastAsia"/>
+              <w:rFonts w:hint="eastAsia" w:ascii="宋体" w:hAnsi="宋体" w:eastAsia="宋体" w:cs="宋体"/>
               <w:szCs w:val="24"/>
             </w:rPr>
             <w:fldChar w:fldCharType="separate"/>
@@ -1439,7 +1469,7 @@
           </w:r>
           <w:r>
             <w:rPr>
-              <w:rFonts w:ascii="宋体" w:eastAsia="宋体" w:hAnsi="宋体" w:cs="宋体" w:hint="eastAsia"/>
+              <w:rFonts w:hint="eastAsia" w:ascii="宋体" w:hAnsi="宋体" w:eastAsia="宋体" w:cs="宋体"/>
               <w:szCs w:val="24"/>
             </w:rPr>
             <w:fldChar w:fldCharType="end"/>
@@ -1447,28 +1477,28 @@
         </w:p>
         <w:p>
           <w:pPr>
-            <w:pStyle w:val="TOC1"/>
+            <w:pStyle w:val="16"/>
             <w:tabs>
               <w:tab w:val="right" w:leader="dot" w:pos="8306"/>
             </w:tabs>
           </w:pPr>
           <w:r>
             <w:rPr>
-              <w:rFonts w:ascii="宋体" w:eastAsia="宋体" w:hAnsi="宋体" w:cs="宋体" w:hint="eastAsia"/>
+              <w:rFonts w:hint="eastAsia" w:ascii="宋体" w:hAnsi="宋体" w:eastAsia="宋体" w:cs="宋体"/>
               <w:szCs w:val="24"/>
             </w:rPr>
             <w:fldChar w:fldCharType="begin"/>
           </w:r>
           <w:r>
             <w:rPr>
-              <w:rFonts w:ascii="宋体" w:eastAsia="宋体" w:hAnsi="宋体" w:cs="宋体" w:hint="eastAsia"/>
+              <w:rFonts w:hint="eastAsia" w:ascii="宋体" w:hAnsi="宋体" w:eastAsia="宋体" w:cs="宋体"/>
               <w:szCs w:val="24"/>
             </w:rPr>
             <w:instrText xml:space="preserve"> HYPERLINK \l _Toc29883 </w:instrText>
           </w:r>
           <w:r>
             <w:rPr>
-              <w:rFonts w:ascii="宋体" w:eastAsia="宋体" w:hAnsi="宋体" w:cs="宋体" w:hint="eastAsia"/>
+              <w:rFonts w:hint="eastAsia" w:ascii="宋体" w:hAnsi="宋体" w:eastAsia="宋体" w:cs="宋体"/>
               <w:szCs w:val="24"/>
             </w:rPr>
             <w:fldChar w:fldCharType="separate"/>
@@ -1500,7 +1530,7 @@
           </w:r>
           <w:r>
             <w:rPr>
-              <w:rFonts w:ascii="宋体" w:eastAsia="宋体" w:hAnsi="宋体" w:cs="宋体" w:hint="eastAsia"/>
+              <w:rFonts w:hint="eastAsia" w:ascii="宋体" w:hAnsi="宋体" w:eastAsia="宋体" w:cs="宋体"/>
               <w:szCs w:val="24"/>
             </w:rPr>
             <w:fldChar w:fldCharType="end"/>
@@ -1508,28 +1538,28 @@
         </w:p>
         <w:p>
           <w:pPr>
-            <w:pStyle w:val="TOC1"/>
+            <w:pStyle w:val="16"/>
             <w:tabs>
               <w:tab w:val="right" w:leader="dot" w:pos="8306"/>
             </w:tabs>
           </w:pPr>
           <w:r>
             <w:rPr>
-              <w:rFonts w:ascii="宋体" w:eastAsia="宋体" w:hAnsi="宋体" w:cs="宋体" w:hint="eastAsia"/>
+              <w:rFonts w:hint="eastAsia" w:ascii="宋体" w:hAnsi="宋体" w:eastAsia="宋体" w:cs="宋体"/>
               <w:szCs w:val="24"/>
             </w:rPr>
             <w:fldChar w:fldCharType="begin"/>
           </w:r>
           <w:r>
             <w:rPr>
-              <w:rFonts w:ascii="宋体" w:eastAsia="宋体" w:hAnsi="宋体" w:cs="宋体" w:hint="eastAsia"/>
+              <w:rFonts w:hint="eastAsia" w:ascii="宋体" w:hAnsi="宋体" w:eastAsia="宋体" w:cs="宋体"/>
               <w:szCs w:val="24"/>
             </w:rPr>
             <w:instrText xml:space="preserve"> HYPERLINK \l _Toc22530 </w:instrText>
           </w:r>
           <w:r>
             <w:rPr>
-              <w:rFonts w:ascii="宋体" w:eastAsia="宋体" w:hAnsi="宋体" w:cs="宋体" w:hint="eastAsia"/>
+              <w:rFonts w:hint="eastAsia" w:ascii="宋体" w:hAnsi="宋体" w:eastAsia="宋体" w:cs="宋体"/>
               <w:szCs w:val="24"/>
             </w:rPr>
             <w:fldChar w:fldCharType="separate"/>
@@ -1563,7 +1593,7 @@
           </w:r>
           <w:r>
             <w:rPr>
-              <w:rFonts w:ascii="宋体" w:eastAsia="宋体" w:hAnsi="宋体" w:cs="宋体" w:hint="eastAsia"/>
+              <w:rFonts w:hint="eastAsia" w:ascii="宋体" w:hAnsi="宋体" w:eastAsia="宋体" w:cs="宋体"/>
               <w:szCs w:val="24"/>
             </w:rPr>
             <w:fldChar w:fldCharType="end"/>
@@ -1571,28 +1601,28 @@
         </w:p>
         <w:p>
           <w:pPr>
-            <w:pStyle w:val="TOC1"/>
+            <w:pStyle w:val="16"/>
             <w:tabs>
               <w:tab w:val="right" w:leader="dot" w:pos="8306"/>
             </w:tabs>
           </w:pPr>
           <w:r>
             <w:rPr>
-              <w:rFonts w:ascii="宋体" w:eastAsia="宋体" w:hAnsi="宋体" w:cs="宋体" w:hint="eastAsia"/>
+              <w:rFonts w:hint="eastAsia" w:ascii="宋体" w:hAnsi="宋体" w:eastAsia="宋体" w:cs="宋体"/>
               <w:szCs w:val="24"/>
             </w:rPr>
             <w:fldChar w:fldCharType="begin"/>
           </w:r>
           <w:r>
             <w:rPr>
-              <w:rFonts w:ascii="宋体" w:eastAsia="宋体" w:hAnsi="宋体" w:cs="宋体" w:hint="eastAsia"/>
+              <w:rFonts w:hint="eastAsia" w:ascii="宋体" w:hAnsi="宋体" w:eastAsia="宋体" w:cs="宋体"/>
               <w:szCs w:val="24"/>
             </w:rPr>
             <w:instrText xml:space="preserve"> HYPERLINK \l _Toc11397 </w:instrText>
           </w:r>
           <w:r>
             <w:rPr>
-              <w:rFonts w:ascii="宋体" w:eastAsia="宋体" w:hAnsi="宋体" w:cs="宋体" w:hint="eastAsia"/>
+              <w:rFonts w:hint="eastAsia" w:ascii="宋体" w:hAnsi="宋体" w:eastAsia="宋体" w:cs="宋体"/>
               <w:szCs w:val="24"/>
             </w:rPr>
             <w:fldChar w:fldCharType="separate"/>
@@ -1631,7 +1661,7 @@
           </w:r>
           <w:r>
             <w:rPr>
-              <w:rFonts w:ascii="宋体" w:eastAsia="宋体" w:hAnsi="宋体" w:cs="宋体" w:hint="eastAsia"/>
+              <w:rFonts w:hint="eastAsia" w:ascii="宋体" w:hAnsi="宋体" w:eastAsia="宋体" w:cs="宋体"/>
               <w:szCs w:val="24"/>
             </w:rPr>
             <w:fldChar w:fldCharType="end"/>
@@ -1639,28 +1669,28 @@
         </w:p>
         <w:p>
           <w:pPr>
-            <w:pStyle w:val="TOC1"/>
+            <w:pStyle w:val="16"/>
             <w:tabs>
               <w:tab w:val="right" w:leader="dot" w:pos="8306"/>
             </w:tabs>
           </w:pPr>
           <w:r>
             <w:rPr>
-              <w:rFonts w:ascii="宋体" w:eastAsia="宋体" w:hAnsi="宋体" w:cs="宋体" w:hint="eastAsia"/>
+              <w:rFonts w:hint="eastAsia" w:ascii="宋体" w:hAnsi="宋体" w:eastAsia="宋体" w:cs="宋体"/>
               <w:szCs w:val="24"/>
             </w:rPr>
             <w:fldChar w:fldCharType="begin"/>
           </w:r>
           <w:r>
             <w:rPr>
-              <w:rFonts w:ascii="宋体" w:eastAsia="宋体" w:hAnsi="宋体" w:cs="宋体" w:hint="eastAsia"/>
+              <w:rFonts w:hint="eastAsia" w:ascii="宋体" w:hAnsi="宋体" w:eastAsia="宋体" w:cs="宋体"/>
               <w:szCs w:val="24"/>
             </w:rPr>
             <w:instrText xml:space="preserve"> HYPERLINK \l _Toc15783 </w:instrText>
           </w:r>
           <w:r>
             <w:rPr>
-              <w:rFonts w:ascii="宋体" w:eastAsia="宋体" w:hAnsi="宋体" w:cs="宋体" w:hint="eastAsia"/>
+              <w:rFonts w:hint="eastAsia" w:ascii="宋体" w:hAnsi="宋体" w:eastAsia="宋体" w:cs="宋体"/>
               <w:szCs w:val="24"/>
             </w:rPr>
             <w:fldChar w:fldCharType="separate"/>
@@ -1701,7 +1731,7 @@
           </w:r>
           <w:r>
             <w:rPr>
-              <w:rFonts w:ascii="宋体" w:eastAsia="宋体" w:hAnsi="宋体" w:cs="宋体" w:hint="eastAsia"/>
+              <w:rFonts w:hint="eastAsia" w:ascii="宋体" w:hAnsi="宋体" w:eastAsia="宋体" w:cs="宋体"/>
               <w:szCs w:val="24"/>
             </w:rPr>
             <w:fldChar w:fldCharType="end"/>
@@ -1709,28 +1739,28 @@
         </w:p>
         <w:p>
           <w:pPr>
-            <w:pStyle w:val="TOC1"/>
+            <w:pStyle w:val="16"/>
             <w:tabs>
               <w:tab w:val="right" w:leader="dot" w:pos="8306"/>
             </w:tabs>
           </w:pPr>
           <w:r>
             <w:rPr>
-              <w:rFonts w:ascii="宋体" w:eastAsia="宋体" w:hAnsi="宋体" w:cs="宋体" w:hint="eastAsia"/>
+              <w:rFonts w:hint="eastAsia" w:ascii="宋体" w:hAnsi="宋体" w:eastAsia="宋体" w:cs="宋体"/>
               <w:szCs w:val="24"/>
             </w:rPr>
             <w:fldChar w:fldCharType="begin"/>
           </w:r>
           <w:r>
             <w:rPr>
-              <w:rFonts w:ascii="宋体" w:eastAsia="宋体" w:hAnsi="宋体" w:cs="宋体" w:hint="eastAsia"/>
+              <w:rFonts w:hint="eastAsia" w:ascii="宋体" w:hAnsi="宋体" w:eastAsia="宋体" w:cs="宋体"/>
               <w:szCs w:val="24"/>
             </w:rPr>
             <w:instrText xml:space="preserve"> HYPERLINK \l _Toc302 </w:instrText>
           </w:r>
           <w:r>
             <w:rPr>
-              <w:rFonts w:ascii="宋体" w:eastAsia="宋体" w:hAnsi="宋体" w:cs="宋体" w:hint="eastAsia"/>
+              <w:rFonts w:hint="eastAsia" w:ascii="宋体" w:hAnsi="宋体" w:eastAsia="宋体" w:cs="宋体"/>
               <w:szCs w:val="24"/>
             </w:rPr>
             <w:fldChar w:fldCharType="separate"/>
@@ -1769,7 +1799,7 @@
           </w:r>
           <w:r>
             <w:rPr>
-              <w:rFonts w:ascii="宋体" w:eastAsia="宋体" w:hAnsi="宋体" w:cs="宋体" w:hint="eastAsia"/>
+              <w:rFonts w:hint="eastAsia" w:ascii="宋体" w:hAnsi="宋体" w:eastAsia="宋体" w:cs="宋体"/>
               <w:szCs w:val="24"/>
             </w:rPr>
             <w:fldChar w:fldCharType="end"/>
@@ -1777,28 +1807,28 @@
         </w:p>
         <w:p>
           <w:pPr>
-            <w:pStyle w:val="TOC2"/>
+            <w:pStyle w:val="17"/>
             <w:tabs>
               <w:tab w:val="right" w:leader="dot" w:pos="8306"/>
             </w:tabs>
           </w:pPr>
           <w:r>
             <w:rPr>
-              <w:rFonts w:ascii="宋体" w:eastAsia="宋体" w:hAnsi="宋体" w:cs="宋体" w:hint="eastAsia"/>
+              <w:rFonts w:hint="eastAsia" w:ascii="宋体" w:hAnsi="宋体" w:eastAsia="宋体" w:cs="宋体"/>
               <w:szCs w:val="24"/>
             </w:rPr>
             <w:fldChar w:fldCharType="begin"/>
           </w:r>
           <w:r>
             <w:rPr>
-              <w:rFonts w:ascii="宋体" w:eastAsia="宋体" w:hAnsi="宋体" w:cs="宋体" w:hint="eastAsia"/>
+              <w:rFonts w:hint="eastAsia" w:ascii="宋体" w:hAnsi="宋体" w:eastAsia="宋体" w:cs="宋体"/>
               <w:szCs w:val="24"/>
             </w:rPr>
             <w:instrText xml:space="preserve"> HYPERLINK \l _Toc10502 </w:instrText>
           </w:r>
           <w:r>
             <w:rPr>
-              <w:rFonts w:ascii="宋体" w:eastAsia="宋体" w:hAnsi="宋体" w:cs="宋体" w:hint="eastAsia"/>
+              <w:rFonts w:hint="eastAsia" w:ascii="宋体" w:hAnsi="宋体" w:eastAsia="宋体" w:cs="宋体"/>
               <w:szCs w:val="24"/>
             </w:rPr>
             <w:fldChar w:fldCharType="separate"/>
@@ -1837,7 +1867,7 @@
           </w:r>
           <w:r>
             <w:rPr>
-              <w:rFonts w:ascii="宋体" w:eastAsia="宋体" w:hAnsi="宋体" w:cs="宋体" w:hint="eastAsia"/>
+              <w:rFonts w:hint="eastAsia" w:ascii="宋体" w:hAnsi="宋体" w:eastAsia="宋体" w:cs="宋体"/>
               <w:szCs w:val="24"/>
             </w:rPr>
             <w:fldChar w:fldCharType="end"/>
@@ -1845,28 +1875,28 @@
         </w:p>
         <w:p>
           <w:pPr>
-            <w:pStyle w:val="TOC2"/>
+            <w:pStyle w:val="17"/>
             <w:tabs>
               <w:tab w:val="right" w:leader="dot" w:pos="8306"/>
             </w:tabs>
           </w:pPr>
           <w:r>
             <w:rPr>
-              <w:rFonts w:ascii="宋体" w:eastAsia="宋体" w:hAnsi="宋体" w:cs="宋体" w:hint="eastAsia"/>
+              <w:rFonts w:hint="eastAsia" w:ascii="宋体" w:hAnsi="宋体" w:eastAsia="宋体" w:cs="宋体"/>
               <w:szCs w:val="24"/>
             </w:rPr>
             <w:fldChar w:fldCharType="begin"/>
           </w:r>
           <w:r>
             <w:rPr>
-              <w:rFonts w:ascii="宋体" w:eastAsia="宋体" w:hAnsi="宋体" w:cs="宋体" w:hint="eastAsia"/>
+              <w:rFonts w:hint="eastAsia" w:ascii="宋体" w:hAnsi="宋体" w:eastAsia="宋体" w:cs="宋体"/>
               <w:szCs w:val="24"/>
             </w:rPr>
             <w:instrText xml:space="preserve"> HYPERLINK \l _Toc5290 </w:instrText>
           </w:r>
           <w:r>
             <w:rPr>
-              <w:rFonts w:ascii="宋体" w:eastAsia="宋体" w:hAnsi="宋体" w:cs="宋体" w:hint="eastAsia"/>
+              <w:rFonts w:hint="eastAsia" w:ascii="宋体" w:hAnsi="宋体" w:eastAsia="宋体" w:cs="宋体"/>
               <w:szCs w:val="24"/>
             </w:rPr>
             <w:fldChar w:fldCharType="separate"/>
@@ -1905,7 +1935,7 @@
           </w:r>
           <w:r>
             <w:rPr>
-              <w:rFonts w:ascii="宋体" w:eastAsia="宋体" w:hAnsi="宋体" w:cs="宋体" w:hint="eastAsia"/>
+              <w:rFonts w:hint="eastAsia" w:ascii="宋体" w:hAnsi="宋体" w:eastAsia="宋体" w:cs="宋体"/>
               <w:szCs w:val="24"/>
             </w:rPr>
             <w:fldChar w:fldCharType="end"/>
@@ -1913,28 +1943,28 @@
         </w:p>
         <w:p>
           <w:pPr>
-            <w:pStyle w:val="TOC2"/>
+            <w:pStyle w:val="17"/>
             <w:tabs>
               <w:tab w:val="right" w:leader="dot" w:pos="8306"/>
             </w:tabs>
           </w:pPr>
           <w:r>
             <w:rPr>
-              <w:rFonts w:ascii="宋体" w:eastAsia="宋体" w:hAnsi="宋体" w:cs="宋体" w:hint="eastAsia"/>
+              <w:rFonts w:hint="eastAsia" w:ascii="宋体" w:hAnsi="宋体" w:eastAsia="宋体" w:cs="宋体"/>
               <w:szCs w:val="24"/>
             </w:rPr>
             <w:fldChar w:fldCharType="begin"/>
           </w:r>
           <w:r>
             <w:rPr>
-              <w:rFonts w:ascii="宋体" w:eastAsia="宋体" w:hAnsi="宋体" w:cs="宋体" w:hint="eastAsia"/>
+              <w:rFonts w:hint="eastAsia" w:ascii="宋体" w:hAnsi="宋体" w:eastAsia="宋体" w:cs="宋体"/>
               <w:szCs w:val="24"/>
             </w:rPr>
             <w:instrText xml:space="preserve"> HYPERLINK \l _Toc14569 </w:instrText>
           </w:r>
           <w:r>
             <w:rPr>
-              <w:rFonts w:ascii="宋体" w:eastAsia="宋体" w:hAnsi="宋体" w:cs="宋体" w:hint="eastAsia"/>
+              <w:rFonts w:hint="eastAsia" w:ascii="宋体" w:hAnsi="宋体" w:eastAsia="宋体" w:cs="宋体"/>
               <w:szCs w:val="24"/>
             </w:rPr>
             <w:fldChar w:fldCharType="separate"/>
@@ -1973,7 +2003,7 @@
           </w:r>
           <w:r>
             <w:rPr>
-              <w:rFonts w:ascii="宋体" w:eastAsia="宋体" w:hAnsi="宋体" w:cs="宋体" w:hint="eastAsia"/>
+              <w:rFonts w:hint="eastAsia" w:ascii="宋体" w:hAnsi="宋体" w:eastAsia="宋体" w:cs="宋体"/>
               <w:szCs w:val="24"/>
             </w:rPr>
             <w:fldChar w:fldCharType="end"/>
@@ -1981,28 +2011,28 @@
         </w:p>
         <w:p>
           <w:pPr>
-            <w:pStyle w:val="TOC1"/>
+            <w:pStyle w:val="16"/>
             <w:tabs>
               <w:tab w:val="right" w:leader="dot" w:pos="8306"/>
             </w:tabs>
           </w:pPr>
           <w:r>
             <w:rPr>
-              <w:rFonts w:ascii="宋体" w:eastAsia="宋体" w:hAnsi="宋体" w:cs="宋体" w:hint="eastAsia"/>
+              <w:rFonts w:hint="eastAsia" w:ascii="宋体" w:hAnsi="宋体" w:eastAsia="宋体" w:cs="宋体"/>
               <w:szCs w:val="24"/>
             </w:rPr>
             <w:fldChar w:fldCharType="begin"/>
           </w:r>
           <w:r>
             <w:rPr>
-              <w:rFonts w:ascii="宋体" w:eastAsia="宋体" w:hAnsi="宋体" w:cs="宋体" w:hint="eastAsia"/>
+              <w:rFonts w:hint="eastAsia" w:ascii="宋体" w:hAnsi="宋体" w:eastAsia="宋体" w:cs="宋体"/>
               <w:szCs w:val="24"/>
             </w:rPr>
             <w:instrText xml:space="preserve"> HYPERLINK \l _Toc9372 </w:instrText>
           </w:r>
           <w:r>
             <w:rPr>
-              <w:rFonts w:ascii="宋体" w:eastAsia="宋体" w:hAnsi="宋体" w:cs="宋体" w:hint="eastAsia"/>
+              <w:rFonts w:hint="eastAsia" w:ascii="宋体" w:hAnsi="宋体" w:eastAsia="宋体" w:cs="宋体"/>
               <w:szCs w:val="24"/>
             </w:rPr>
             <w:fldChar w:fldCharType="separate"/>
@@ -2041,7 +2071,7 @@
           </w:r>
           <w:r>
             <w:rPr>
-              <w:rFonts w:ascii="宋体" w:eastAsia="宋体" w:hAnsi="宋体" w:cs="宋体" w:hint="eastAsia"/>
+              <w:rFonts w:hint="eastAsia" w:ascii="宋体" w:hAnsi="宋体" w:eastAsia="宋体" w:cs="宋体"/>
               <w:szCs w:val="24"/>
             </w:rPr>
             <w:fldChar w:fldCharType="end"/>
@@ -2049,28 +2079,28 @@
         </w:p>
         <w:p>
           <w:pPr>
-            <w:pStyle w:val="TOC2"/>
+            <w:pStyle w:val="17"/>
             <w:tabs>
               <w:tab w:val="right" w:leader="dot" w:pos="8306"/>
             </w:tabs>
           </w:pPr>
           <w:r>
             <w:rPr>
-              <w:rFonts w:ascii="宋体" w:eastAsia="宋体" w:hAnsi="宋体" w:cs="宋体" w:hint="eastAsia"/>
+              <w:rFonts w:hint="eastAsia" w:ascii="宋体" w:hAnsi="宋体" w:eastAsia="宋体" w:cs="宋体"/>
               <w:szCs w:val="24"/>
             </w:rPr>
             <w:fldChar w:fldCharType="begin"/>
           </w:r>
           <w:r>
             <w:rPr>
-              <w:rFonts w:ascii="宋体" w:eastAsia="宋体" w:hAnsi="宋体" w:cs="宋体" w:hint="eastAsia"/>
+              <w:rFonts w:hint="eastAsia" w:ascii="宋体" w:hAnsi="宋体" w:eastAsia="宋体" w:cs="宋体"/>
               <w:szCs w:val="24"/>
             </w:rPr>
             <w:instrText xml:space="preserve"> HYPERLINK \l _Toc28259 </w:instrText>
           </w:r>
           <w:r>
             <w:rPr>
-              <w:rFonts w:ascii="宋体" w:eastAsia="宋体" w:hAnsi="宋体" w:cs="宋体" w:hint="eastAsia"/>
+              <w:rFonts w:hint="eastAsia" w:ascii="宋体" w:hAnsi="宋体" w:eastAsia="宋体" w:cs="宋体"/>
               <w:szCs w:val="24"/>
             </w:rPr>
             <w:fldChar w:fldCharType="separate"/>
@@ -2104,7 +2134,7 @@
           </w:r>
           <w:r>
             <w:rPr>
-              <w:rFonts w:ascii="宋体" w:eastAsia="宋体" w:hAnsi="宋体" w:cs="宋体" w:hint="eastAsia"/>
+              <w:rFonts w:hint="eastAsia" w:ascii="宋体" w:hAnsi="宋体" w:eastAsia="宋体" w:cs="宋体"/>
               <w:szCs w:val="24"/>
             </w:rPr>
             <w:fldChar w:fldCharType="end"/>
@@ -2112,28 +2142,28 @@
         </w:p>
         <w:p>
           <w:pPr>
-            <w:pStyle w:val="TOC2"/>
+            <w:pStyle w:val="17"/>
             <w:tabs>
               <w:tab w:val="right" w:leader="dot" w:pos="8306"/>
             </w:tabs>
           </w:pPr>
           <w:r>
             <w:rPr>
-              <w:rFonts w:ascii="宋体" w:eastAsia="宋体" w:hAnsi="宋体" w:cs="宋体" w:hint="eastAsia"/>
+              <w:rFonts w:hint="eastAsia" w:ascii="宋体" w:hAnsi="宋体" w:eastAsia="宋体" w:cs="宋体"/>
               <w:szCs w:val="24"/>
             </w:rPr>
             <w:fldChar w:fldCharType="begin"/>
           </w:r>
           <w:r>
             <w:rPr>
-              <w:rFonts w:ascii="宋体" w:eastAsia="宋体" w:hAnsi="宋体" w:cs="宋体" w:hint="eastAsia"/>
+              <w:rFonts w:hint="eastAsia" w:ascii="宋体" w:hAnsi="宋体" w:eastAsia="宋体" w:cs="宋体"/>
               <w:szCs w:val="24"/>
             </w:rPr>
             <w:instrText xml:space="preserve"> HYPERLINK \l _Toc26588 </w:instrText>
           </w:r>
           <w:r>
             <w:rPr>
-              <w:rFonts w:ascii="宋体" w:eastAsia="宋体" w:hAnsi="宋体" w:cs="宋体" w:hint="eastAsia"/>
+              <w:rFonts w:hint="eastAsia" w:ascii="宋体" w:hAnsi="宋体" w:eastAsia="宋体" w:cs="宋体"/>
               <w:szCs w:val="24"/>
             </w:rPr>
             <w:fldChar w:fldCharType="separate"/>
@@ -2167,7 +2197,7 @@
           </w:r>
           <w:r>
             <w:rPr>
-              <w:rFonts w:ascii="宋体" w:eastAsia="宋体" w:hAnsi="宋体" w:cs="宋体" w:hint="eastAsia"/>
+              <w:rFonts w:hint="eastAsia" w:ascii="宋体" w:hAnsi="宋体" w:eastAsia="宋体" w:cs="宋体"/>
               <w:szCs w:val="24"/>
             </w:rPr>
             <w:fldChar w:fldCharType="end"/>
@@ -2175,28 +2205,28 @@
         </w:p>
         <w:p>
           <w:pPr>
-            <w:pStyle w:val="TOC2"/>
+            <w:pStyle w:val="17"/>
             <w:tabs>
               <w:tab w:val="right" w:leader="dot" w:pos="8306"/>
             </w:tabs>
           </w:pPr>
           <w:r>
             <w:rPr>
-              <w:rFonts w:ascii="宋体" w:eastAsia="宋体" w:hAnsi="宋体" w:cs="宋体" w:hint="eastAsia"/>
+              <w:rFonts w:hint="eastAsia" w:ascii="宋体" w:hAnsi="宋体" w:eastAsia="宋体" w:cs="宋体"/>
               <w:szCs w:val="24"/>
             </w:rPr>
             <w:fldChar w:fldCharType="begin"/>
           </w:r>
           <w:r>
             <w:rPr>
-              <w:rFonts w:ascii="宋体" w:eastAsia="宋体" w:hAnsi="宋体" w:cs="宋体" w:hint="eastAsia"/>
+              <w:rFonts w:hint="eastAsia" w:ascii="宋体" w:hAnsi="宋体" w:eastAsia="宋体" w:cs="宋体"/>
               <w:szCs w:val="24"/>
             </w:rPr>
             <w:instrText xml:space="preserve"> HYPERLINK \l _Toc16055 </w:instrText>
           </w:r>
           <w:r>
             <w:rPr>
-              <w:rFonts w:ascii="宋体" w:eastAsia="宋体" w:hAnsi="宋体" w:cs="宋体" w:hint="eastAsia"/>
+              <w:rFonts w:hint="eastAsia" w:ascii="宋体" w:hAnsi="宋体" w:eastAsia="宋体" w:cs="宋体"/>
               <w:szCs w:val="24"/>
             </w:rPr>
             <w:fldChar w:fldCharType="separate"/>
@@ -2230,7 +2260,7 @@
           </w:r>
           <w:r>
             <w:rPr>
-              <w:rFonts w:ascii="宋体" w:eastAsia="宋体" w:hAnsi="宋体" w:cs="宋体" w:hint="eastAsia"/>
+              <w:rFonts w:hint="eastAsia" w:ascii="宋体" w:hAnsi="宋体" w:eastAsia="宋体" w:cs="宋体"/>
               <w:szCs w:val="24"/>
             </w:rPr>
             <w:fldChar w:fldCharType="end"/>
@@ -2238,28 +2268,28 @@
         </w:p>
         <w:p>
           <w:pPr>
-            <w:pStyle w:val="TOC2"/>
+            <w:pStyle w:val="17"/>
             <w:tabs>
               <w:tab w:val="right" w:leader="dot" w:pos="8306"/>
             </w:tabs>
           </w:pPr>
           <w:r>
             <w:rPr>
-              <w:rFonts w:ascii="宋体" w:eastAsia="宋体" w:hAnsi="宋体" w:cs="宋体" w:hint="eastAsia"/>
+              <w:rFonts w:hint="eastAsia" w:ascii="宋体" w:hAnsi="宋体" w:eastAsia="宋体" w:cs="宋体"/>
               <w:szCs w:val="24"/>
             </w:rPr>
             <w:fldChar w:fldCharType="begin"/>
           </w:r>
           <w:r>
             <w:rPr>
-              <w:rFonts w:ascii="宋体" w:eastAsia="宋体" w:hAnsi="宋体" w:cs="宋体" w:hint="eastAsia"/>
+              <w:rFonts w:hint="eastAsia" w:ascii="宋体" w:hAnsi="宋体" w:eastAsia="宋体" w:cs="宋体"/>
               <w:szCs w:val="24"/>
             </w:rPr>
             <w:instrText xml:space="preserve"> HYPERLINK \l _Toc22853 </w:instrText>
           </w:r>
           <w:r>
             <w:rPr>
-              <w:rFonts w:ascii="宋体" w:eastAsia="宋体" w:hAnsi="宋体" w:cs="宋体" w:hint="eastAsia"/>
+              <w:rFonts w:hint="eastAsia" w:ascii="宋体" w:hAnsi="宋体" w:eastAsia="宋体" w:cs="宋体"/>
               <w:szCs w:val="24"/>
             </w:rPr>
             <w:fldChar w:fldCharType="separate"/>
@@ -2293,7 +2323,7 @@
           </w:r>
           <w:r>
             <w:rPr>
-              <w:rFonts w:ascii="宋体" w:eastAsia="宋体" w:hAnsi="宋体" w:cs="宋体" w:hint="eastAsia"/>
+              <w:rFonts w:hint="eastAsia" w:ascii="宋体" w:hAnsi="宋体" w:eastAsia="宋体" w:cs="宋体"/>
               <w:szCs w:val="24"/>
             </w:rPr>
             <w:fldChar w:fldCharType="end"/>
@@ -2301,28 +2331,28 @@
         </w:p>
         <w:p>
           <w:pPr>
-            <w:pStyle w:val="TOC2"/>
+            <w:pStyle w:val="17"/>
             <w:tabs>
               <w:tab w:val="right" w:leader="dot" w:pos="8306"/>
             </w:tabs>
           </w:pPr>
           <w:r>
             <w:rPr>
-              <w:rFonts w:ascii="宋体" w:eastAsia="宋体" w:hAnsi="宋体" w:cs="宋体" w:hint="eastAsia"/>
+              <w:rFonts w:hint="eastAsia" w:ascii="宋体" w:hAnsi="宋体" w:eastAsia="宋体" w:cs="宋体"/>
               <w:szCs w:val="24"/>
             </w:rPr>
             <w:fldChar w:fldCharType="begin"/>
           </w:r>
           <w:r>
             <w:rPr>
-              <w:rFonts w:ascii="宋体" w:eastAsia="宋体" w:hAnsi="宋体" w:cs="宋体" w:hint="eastAsia"/>
+              <w:rFonts w:hint="eastAsia" w:ascii="宋体" w:hAnsi="宋体" w:eastAsia="宋体" w:cs="宋体"/>
               <w:szCs w:val="24"/>
             </w:rPr>
             <w:instrText xml:space="preserve"> HYPERLINK \l _Toc12653 </w:instrText>
           </w:r>
           <w:r>
             <w:rPr>
-              <w:rFonts w:ascii="宋体" w:eastAsia="宋体" w:hAnsi="宋体" w:cs="宋体" w:hint="eastAsia"/>
+              <w:rFonts w:hint="eastAsia" w:ascii="宋体" w:hAnsi="宋体" w:eastAsia="宋体" w:cs="宋体"/>
               <w:szCs w:val="24"/>
             </w:rPr>
             <w:fldChar w:fldCharType="separate"/>
@@ -2356,7 +2386,7 @@
           </w:r>
           <w:r>
             <w:rPr>
-              <w:rFonts w:ascii="宋体" w:eastAsia="宋体" w:hAnsi="宋体" w:cs="宋体" w:hint="eastAsia"/>
+              <w:rFonts w:hint="eastAsia" w:ascii="宋体" w:hAnsi="宋体" w:eastAsia="宋体" w:cs="宋体"/>
               <w:szCs w:val="24"/>
             </w:rPr>
             <w:fldChar w:fldCharType="end"/>
@@ -2364,28 +2394,28 @@
         </w:p>
         <w:p>
           <w:pPr>
-            <w:pStyle w:val="TOC2"/>
+            <w:pStyle w:val="17"/>
             <w:tabs>
               <w:tab w:val="right" w:leader="dot" w:pos="8306"/>
             </w:tabs>
           </w:pPr>
           <w:r>
             <w:rPr>
-              <w:rFonts w:ascii="宋体" w:eastAsia="宋体" w:hAnsi="宋体" w:cs="宋体" w:hint="eastAsia"/>
+              <w:rFonts w:hint="eastAsia" w:ascii="宋体" w:hAnsi="宋体" w:eastAsia="宋体" w:cs="宋体"/>
               <w:szCs w:val="24"/>
             </w:rPr>
             <w:fldChar w:fldCharType="begin"/>
           </w:r>
           <w:r>
             <w:rPr>
-              <w:rFonts w:ascii="宋体" w:eastAsia="宋体" w:hAnsi="宋体" w:cs="宋体" w:hint="eastAsia"/>
+              <w:rFonts w:hint="eastAsia" w:ascii="宋体" w:hAnsi="宋体" w:eastAsia="宋体" w:cs="宋体"/>
               <w:szCs w:val="24"/>
             </w:rPr>
             <w:instrText xml:space="preserve"> HYPERLINK \l _Toc25072 </w:instrText>
           </w:r>
           <w:r>
             <w:rPr>
-              <w:rFonts w:ascii="宋体" w:eastAsia="宋体" w:hAnsi="宋体" w:cs="宋体" w:hint="eastAsia"/>
+              <w:rFonts w:hint="eastAsia" w:ascii="宋体" w:hAnsi="宋体" w:eastAsia="宋体" w:cs="宋体"/>
               <w:szCs w:val="24"/>
             </w:rPr>
             <w:fldChar w:fldCharType="separate"/>
@@ -2419,7 +2449,7 @@
           </w:r>
           <w:r>
             <w:rPr>
-              <w:rFonts w:ascii="宋体" w:eastAsia="宋体" w:hAnsi="宋体" w:cs="宋体" w:hint="eastAsia"/>
+              <w:rFonts w:hint="eastAsia" w:ascii="宋体" w:hAnsi="宋体" w:eastAsia="宋体" w:cs="宋体"/>
               <w:szCs w:val="24"/>
             </w:rPr>
             <w:fldChar w:fldCharType="end"/>
@@ -2427,42 +2457,42 @@
         </w:p>
         <w:p>
           <w:pPr>
-            <w:pStyle w:val="TOC1"/>
+            <w:pStyle w:val="16"/>
             <w:tabs>
               <w:tab w:val="right" w:leader="dot" w:pos="8306"/>
             </w:tabs>
           </w:pPr>
           <w:r>
             <w:rPr>
-              <w:rFonts w:ascii="宋体" w:eastAsia="宋体" w:hAnsi="宋体" w:cs="宋体" w:hint="eastAsia"/>
+              <w:rFonts w:hint="eastAsia" w:ascii="宋体" w:hAnsi="宋体" w:eastAsia="宋体" w:cs="宋体"/>
               <w:szCs w:val="24"/>
             </w:rPr>
             <w:fldChar w:fldCharType="begin"/>
           </w:r>
           <w:r>
             <w:rPr>
-              <w:rFonts w:ascii="宋体" w:eastAsia="宋体" w:hAnsi="宋体" w:cs="宋体" w:hint="eastAsia"/>
+              <w:rFonts w:hint="eastAsia" w:ascii="宋体" w:hAnsi="宋体" w:eastAsia="宋体" w:cs="宋体"/>
               <w:szCs w:val="24"/>
             </w:rPr>
             <w:instrText xml:space="preserve"> HYPERLINK \l _Toc21539 </w:instrText>
           </w:r>
           <w:r>
             <w:rPr>
-              <w:rFonts w:ascii="宋体" w:eastAsia="宋体" w:hAnsi="宋体" w:cs="宋体" w:hint="eastAsia"/>
+              <w:rFonts w:hint="eastAsia" w:ascii="宋体" w:hAnsi="宋体" w:eastAsia="宋体" w:cs="宋体"/>
               <w:szCs w:val="24"/>
             </w:rPr>
             <w:fldChar w:fldCharType="separate"/>
           </w:r>
           <w:r>
             <w:rPr>
-              <w:rFonts w:eastAsia="宋体" w:hint="default"/>
+              <w:rFonts w:hint="default" w:eastAsia="宋体"/>
               <w:lang w:val="en-US" w:eastAsia="zh-CN"/>
             </w:rPr>
             <w:t xml:space="preserve">6. </w:t>
           </w:r>
           <w:r>
             <w:rPr>
-              <w:rFonts w:eastAsia="宋体" w:hint="eastAsia"/>
+              <w:rFonts w:hint="eastAsia" w:eastAsia="宋体"/>
               <w:lang w:val="en-US" w:eastAsia="zh-CN"/>
             </w:rPr>
             <w:t>附则</w:t>
@@ -2487,7 +2517,7 @@
           </w:r>
           <w:r>
             <w:rPr>
-              <w:rFonts w:ascii="宋体" w:eastAsia="宋体" w:hAnsi="宋体" w:cs="宋体" w:hint="eastAsia"/>
+              <w:rFonts w:hint="eastAsia" w:ascii="宋体" w:hAnsi="宋体" w:eastAsia="宋体" w:cs="宋体"/>
               <w:szCs w:val="24"/>
             </w:rPr>
             <w:fldChar w:fldCharType="end"/>
@@ -2495,28 +2525,28 @@
         </w:p>
         <w:p>
           <w:pPr>
-            <w:pStyle w:val="TOC1"/>
+            <w:pStyle w:val="16"/>
             <w:tabs>
               <w:tab w:val="right" w:leader="dot" w:pos="8306"/>
             </w:tabs>
           </w:pPr>
           <w:r>
             <w:rPr>
-              <w:rFonts w:ascii="宋体" w:eastAsia="宋体" w:hAnsi="宋体" w:cs="宋体" w:hint="eastAsia"/>
+              <w:rFonts w:hint="eastAsia" w:ascii="宋体" w:hAnsi="宋体" w:eastAsia="宋体" w:cs="宋体"/>
               <w:szCs w:val="24"/>
             </w:rPr>
             <w:fldChar w:fldCharType="begin"/>
           </w:r>
           <w:r>
             <w:rPr>
-              <w:rFonts w:ascii="宋体" w:eastAsia="宋体" w:hAnsi="宋体" w:cs="宋体" w:hint="eastAsia"/>
+              <w:rFonts w:hint="eastAsia" w:ascii="宋体" w:hAnsi="宋体" w:eastAsia="宋体" w:cs="宋体"/>
               <w:szCs w:val="24"/>
             </w:rPr>
             <w:instrText xml:space="preserve"> HYPERLINK \l _Toc9796 </w:instrText>
           </w:r>
           <w:r>
             <w:rPr>
-              <w:rFonts w:ascii="宋体" w:eastAsia="宋体" w:hAnsi="宋体" w:cs="宋体" w:hint="eastAsia"/>
+              <w:rFonts w:hint="eastAsia" w:ascii="宋体" w:hAnsi="宋体" w:eastAsia="宋体" w:cs="宋体"/>
               <w:szCs w:val="24"/>
             </w:rPr>
             <w:fldChar w:fldCharType="separate"/>
@@ -2555,7 +2585,7 @@
           </w:r>
           <w:r>
             <w:rPr>
-              <w:rFonts w:ascii="宋体" w:eastAsia="宋体" w:hAnsi="宋体" w:cs="宋体" w:hint="eastAsia"/>
+              <w:rFonts w:hint="eastAsia" w:ascii="宋体" w:hAnsi="宋体" w:eastAsia="宋体" w:cs="宋体"/>
               <w:szCs w:val="24"/>
             </w:rPr>
             <w:fldChar w:fldCharType="end"/>
@@ -2563,28 +2593,28 @@
         </w:p>
         <w:p>
           <w:pPr>
-            <w:pStyle w:val="TOC1"/>
+            <w:pStyle w:val="16"/>
             <w:tabs>
               <w:tab w:val="right" w:leader="dot" w:pos="8306"/>
             </w:tabs>
           </w:pPr>
           <w:r>
             <w:rPr>
-              <w:rFonts w:ascii="宋体" w:eastAsia="宋体" w:hAnsi="宋体" w:cs="宋体" w:hint="eastAsia"/>
+              <w:rFonts w:hint="eastAsia" w:ascii="宋体" w:hAnsi="宋体" w:eastAsia="宋体" w:cs="宋体"/>
               <w:szCs w:val="24"/>
             </w:rPr>
             <w:fldChar w:fldCharType="begin"/>
           </w:r>
           <w:r>
             <w:rPr>
-              <w:rFonts w:ascii="宋体" w:eastAsia="宋体" w:hAnsi="宋体" w:cs="宋体" w:hint="eastAsia"/>
+              <w:rFonts w:hint="eastAsia" w:ascii="宋体" w:hAnsi="宋体" w:eastAsia="宋体" w:cs="宋体"/>
               <w:szCs w:val="24"/>
             </w:rPr>
             <w:instrText xml:space="preserve"> HYPERLINK \l _Toc23010 </w:instrText>
           </w:r>
           <w:r>
             <w:rPr>
-              <w:rFonts w:ascii="宋体" w:eastAsia="宋体" w:hAnsi="宋体" w:cs="宋体" w:hint="eastAsia"/>
+              <w:rFonts w:hint="eastAsia" w:ascii="宋体" w:hAnsi="宋体" w:eastAsia="宋体" w:cs="宋体"/>
               <w:szCs w:val="24"/>
             </w:rPr>
             <w:fldChar w:fldCharType="separate"/>
@@ -2623,7 +2653,7 @@
           </w:r>
           <w:r>
             <w:rPr>
-              <w:rFonts w:ascii="宋体" w:eastAsia="宋体" w:hAnsi="宋体" w:cs="宋体" w:hint="eastAsia"/>
+              <w:rFonts w:hint="eastAsia" w:ascii="宋体" w:hAnsi="宋体" w:eastAsia="宋体" w:cs="宋体"/>
               <w:szCs w:val="24"/>
             </w:rPr>
             <w:fldChar w:fldCharType="end"/>
@@ -2633,7 +2663,7 @@
           <w:pPr>
             <w:bidi w:val="0"/>
             <w:rPr>
-              <w:rFonts w:ascii="宋体" w:eastAsia="宋体" w:hAnsi="宋体" w:cs="宋体" w:hint="eastAsia"/>
+              <w:rFonts w:hint="eastAsia" w:ascii="宋体" w:hAnsi="宋体" w:eastAsia="宋体" w:cs="宋体"/>
               <w:snapToGrid w:val="0"/>
               <w:color w:val="000000"/>
               <w:kern w:val="0"/>
@@ -2644,7 +2674,7 @@
           </w:pPr>
           <w:r>
             <w:rPr>
-              <w:rFonts w:ascii="宋体" w:eastAsia="宋体" w:hAnsi="宋体" w:cs="宋体" w:hint="eastAsia"/>
+              <w:rFonts w:hint="eastAsia" w:ascii="宋体" w:hAnsi="宋体" w:eastAsia="宋体" w:cs="宋体"/>
               <w:szCs w:val="24"/>
             </w:rPr>
             <w:fldChar w:fldCharType="end"/>
@@ -2655,7 +2685,7 @@
     <w:p>
       <w:pPr>
         <w:rPr>
-          <w:rFonts w:ascii="Arial" w:eastAsia="Arial" w:hAnsi="Arial" w:cs="Arial"/>
+          <w:rFonts w:ascii="Arial" w:hAnsi="Arial" w:eastAsia="Arial" w:cs="Arial"/>
           <w:snapToGrid w:val="0"/>
           <w:color w:val="000000"/>
           <w:kern w:val="0"/>
@@ -2666,7 +2696,7 @@
       </w:pPr>
       <w:r>
         <w:rPr>
-          <w:rFonts w:ascii="Arial" w:eastAsia="Arial" w:hAnsi="Arial" w:cs="Arial"/>
+          <w:rFonts w:ascii="Arial" w:hAnsi="Arial" w:eastAsia="Arial" w:cs="Arial"/>
           <w:snapToGrid w:val="0"/>
           <w:color w:val="000000"/>
           <w:kern w:val="0"/>
@@ -2679,7 +2709,7 @@
     </w:p>
     <w:p>
       <w:pPr>
-        <w:pStyle w:val="1"/>
+        <w:pStyle w:val="28"/>
         <w:bidi w:val="0"/>
       </w:pPr>
       <w:bookmarkStart w:id="2" w:name="_Toc22530"/>
@@ -2690,7 +2720,7 @@
     </w:p>
     <w:p>
       <w:pPr>
-        <w:pStyle w:val="a1"/>
+        <w:pStyle w:val="29"/>
         <w:bidi w:val="0"/>
       </w:pPr>
       <w:r>
@@ -2699,7 +2729,7 @@
     </w:p>
     <w:p>
       <w:pPr>
-        <w:pStyle w:val="1"/>
+        <w:pStyle w:val="28"/>
         <w:bidi w:val="0"/>
         <w:rPr>
           <w:rFonts w:hint="eastAsia"/>
@@ -2718,7 +2748,7 @@
     </w:p>
     <w:p>
       <w:pPr>
-        <w:pStyle w:val="a1"/>
+        <w:pStyle w:val="29"/>
         <w:bidi w:val="0"/>
         <w:rPr>
           <w:rFonts w:hint="eastAsia"/>
@@ -2738,7 +2768,7 @@
     </w:p>
     <w:p>
       <w:pPr>
-        <w:pStyle w:val="1"/>
+        <w:pStyle w:val="28"/>
         <w:bidi w:val="0"/>
       </w:pPr>
       <w:bookmarkStart w:id="4" w:name="_Toc15783"/>
@@ -2756,20 +2786,15 @@
     </w:p>
     <w:p>
       <w:pPr>
-        <w:pStyle w:val="a1"/>
-        <w:bidi w:val="0"/>
-        <w:rPr>
-          <w:rFonts w:eastAsia="宋体" w:hint="eastAsia"/>
+        <w:pStyle w:val="29"/>
+        <w:bidi w:val="0"/>
+        <w:rPr>
+          <w:rFonts w:hint="eastAsia" w:eastAsia="宋体"/>
           <w:lang w:eastAsia="zh-CN"/>
         </w:rPr>
       </w:pPr>
       <w:r>
-        <w:t>适用于公司</w:t>
-      </w:r>
-      <w:bookmarkStart w:id="5" w:name="_GoBack"/>
-      <w:bookmarkEnd w:id="5"/>
-      <w:r>
-        <w:t>ITSS运维服务能力管理体系（包括运维服务方针和目标）运行情况进行的管理评审</w:t>
+        <w:t>适用于公司ITSS运维服务能力管理体系（包括运维服务方针和目标）运行情况进行的管理评审</w:t>
       </w:r>
       <w:r>
         <w:rPr>
@@ -2781,14 +2806,14 @@
     </w:p>
     <w:p>
       <w:pPr>
-        <w:pStyle w:val="1"/>
+        <w:pStyle w:val="28"/>
         <w:bidi w:val="0"/>
         <w:rPr>
           <w:rFonts w:hint="eastAsia"/>
           <w:lang w:val="en-US" w:eastAsia="zh-CN"/>
         </w:rPr>
       </w:pPr>
-      <w:bookmarkStart w:id="6" w:name="_Toc302"/>
+      <w:bookmarkStart w:id="5" w:name="_Toc302"/>
       <w:r>
         <w:rPr>
           <w:rFonts w:hint="eastAsia"/>
@@ -2796,18 +2821,18 @@
         </w:rPr>
         <w:t>岗位职责</w:t>
       </w:r>
-      <w:bookmarkEnd w:id="6"/>
-    </w:p>
-    <w:p>
-      <w:pPr>
-        <w:pStyle w:val="2"/>
+      <w:bookmarkEnd w:id="5"/>
+    </w:p>
+    <w:p>
+      <w:pPr>
+        <w:pStyle w:val="30"/>
         <w:bidi w:val="0"/>
         <w:rPr>
           <w:rFonts w:hint="eastAsia"/>
           <w:lang w:val="en-US" w:eastAsia="zh-CN"/>
         </w:rPr>
       </w:pPr>
-      <w:bookmarkStart w:id="7" w:name="_Toc10502"/>
+      <w:bookmarkStart w:id="6" w:name="_Toc10502"/>
       <w:r>
         <w:rPr>
           <w:rFonts w:hint="eastAsia"/>
@@ -2815,11 +2840,11 @@
         </w:rPr>
         <w:t>总经理</w:t>
       </w:r>
-      <w:bookmarkEnd w:id="7"/>
-    </w:p>
-    <w:p>
-      <w:pPr>
-        <w:pStyle w:val="a1"/>
+      <w:bookmarkEnd w:id="6"/>
+    </w:p>
+    <w:p>
+      <w:pPr>
+        <w:pStyle w:val="29"/>
         <w:bidi w:val="0"/>
         <w:rPr>
           <w:rFonts w:hint="eastAsia"/>
@@ -2846,14 +2871,14 @@
     </w:p>
     <w:p>
       <w:pPr>
-        <w:pStyle w:val="2"/>
+        <w:pStyle w:val="30"/>
         <w:bidi w:val="0"/>
         <w:rPr>
           <w:rFonts w:hint="eastAsia"/>
           <w:lang w:val="en-US" w:eastAsia="zh-CN"/>
         </w:rPr>
       </w:pPr>
-      <w:bookmarkStart w:id="8" w:name="_Toc5290"/>
+      <w:bookmarkStart w:id="7" w:name="_Toc5290"/>
       <w:r>
         <w:rPr>
           <w:rFonts w:hint="eastAsia"/>
@@ -2861,11 +2886,11 @@
         </w:rPr>
         <w:t>质量部</w:t>
       </w:r>
-      <w:bookmarkEnd w:id="8"/>
-    </w:p>
-    <w:p>
-      <w:pPr>
-        <w:pStyle w:val="a1"/>
+      <w:bookmarkEnd w:id="7"/>
+    </w:p>
+    <w:p>
+      <w:pPr>
+        <w:pStyle w:val="29"/>
         <w:bidi w:val="0"/>
         <w:rPr>
           <w:rFonts w:hint="eastAsia"/>
@@ -2885,7 +2910,7 @@
     </w:p>
     <w:p>
       <w:pPr>
-        <w:pStyle w:val="a1"/>
+        <w:pStyle w:val="29"/>
         <w:bidi w:val="0"/>
         <w:rPr>
           <w:rFonts w:hint="eastAsia"/>
@@ -2898,14 +2923,14 @@
     </w:p>
     <w:p>
       <w:pPr>
-        <w:pStyle w:val="2"/>
+        <w:pStyle w:val="30"/>
         <w:bidi w:val="0"/>
         <w:rPr>
           <w:rFonts w:hint="eastAsia"/>
           <w:lang w:val="en-US" w:eastAsia="zh-CN"/>
         </w:rPr>
       </w:pPr>
-      <w:bookmarkStart w:id="9" w:name="_Toc14569"/>
+      <w:bookmarkStart w:id="8" w:name="_Toc14569"/>
       <w:r>
         <w:rPr>
           <w:rFonts w:hint="eastAsia"/>
@@ -2913,11 +2938,11 @@
         </w:rPr>
         <w:t>其他交付部门</w:t>
       </w:r>
-      <w:bookmarkEnd w:id="9"/>
-    </w:p>
-    <w:p>
-      <w:pPr>
-        <w:pStyle w:val="a1"/>
+      <w:bookmarkEnd w:id="8"/>
+    </w:p>
+    <w:p>
+      <w:pPr>
+        <w:pStyle w:val="29"/>
         <w:bidi w:val="0"/>
         <w:rPr>
           <w:rFonts w:hint="default"/>
@@ -2930,14 +2955,14 @@
     </w:p>
     <w:p>
       <w:pPr>
-        <w:pStyle w:val="1"/>
+        <w:pStyle w:val="28"/>
         <w:bidi w:val="0"/>
         <w:rPr>
           <w:rFonts w:hint="default"/>
           <w:lang w:val="en-US" w:eastAsia="zh-CN"/>
         </w:rPr>
       </w:pPr>
-      <w:bookmarkStart w:id="10" w:name="_Toc9372"/>
+      <w:bookmarkStart w:id="9" w:name="_Toc9372"/>
       <w:r>
         <w:rPr>
           <w:rFonts w:hint="eastAsia"/>
@@ -2945,31 +2970,41 @@
         </w:rPr>
         <w:t>管理评审工作流程</w:t>
       </w:r>
+      <w:bookmarkEnd w:id="9"/>
+    </w:p>
+    <w:p>
+      <w:pPr>
+        <w:pStyle w:val="30"/>
+        <w:bidi w:val="0"/>
+      </w:pPr>
+      <w:bookmarkStart w:id="10" w:name="_Toc28259"/>
+      <w:r>
+        <w:t>管理评审计划</w:t>
+      </w:r>
       <w:bookmarkEnd w:id="10"/>
     </w:p>
     <w:p>
       <w:pPr>
-        <w:pStyle w:val="2"/>
-        <w:bidi w:val="0"/>
-      </w:pPr>
-      <w:bookmarkStart w:id="11" w:name="_Toc28259"/>
-      <w:r>
-        <w:t>管理评审计划</w:t>
-      </w:r>
-      <w:bookmarkEnd w:id="11"/>
-    </w:p>
-    <w:p>
-      <w:pPr>
-        <w:pStyle w:val="a1"/>
-        <w:bidi w:val="0"/>
-      </w:pPr>
-      <w:r>
-        <w:t>公司的管理评审活动每年至少进行一次，但可根据内部质量审核的结果进行，也可根据需要安排。</w:t>
-      </w:r>
-    </w:p>
-    <w:p>
-      <w:pPr>
-        <w:pStyle w:val="a1"/>
+        <w:pStyle w:val="29"/>
+        <w:bidi w:val="0"/>
+      </w:pPr>
+      <w:r>
+        <w:t>公司的管理评审活动每</w:t>
+      </w:r>
+      <w:r>
+        <w:rPr>
+          <w:rFonts w:hint="eastAsia"/>
+          <w:lang w:val="en-US" w:eastAsia="zh-CN"/>
+        </w:rPr>
+        <w:t>年度</w:t>
+      </w:r>
+      <w:r>
+        <w:t>至少进行一次，但可根据内部质量审核的结果进行，也可根据需要安排。</w:t>
+      </w:r>
+    </w:p>
+    <w:p>
+      <w:pPr>
+        <w:pStyle w:val="29"/>
         <w:bidi w:val="0"/>
       </w:pPr>
       <w:r>
@@ -2988,13 +3023,13 @@
     </w:p>
     <w:p>
       <w:pPr>
-        <w:pStyle w:val="a1"/>
+        <w:pStyle w:val="29"/>
         <w:numPr>
           <w:ilvl w:val="0"/>
           <w:numId w:val="2"/>
         </w:numPr>
         <w:bidi w:val="0"/>
-        <w:ind w:left="425" w:hanging="425" w:leftChars="0" w:firstLineChars="0"/>
+        <w:ind w:left="425" w:leftChars="0" w:hanging="425" w:firstLineChars="0"/>
       </w:pPr>
       <w:r>
         <w:t>评审目的；</w:t>
@@ -3002,13 +3037,13 @@
     </w:p>
     <w:p>
       <w:pPr>
-        <w:pStyle w:val="a1"/>
+        <w:pStyle w:val="29"/>
         <w:numPr>
           <w:ilvl w:val="0"/>
           <w:numId w:val="2"/>
         </w:numPr>
         <w:bidi w:val="0"/>
-        <w:ind w:left="425" w:hanging="425" w:leftChars="0" w:firstLineChars="0"/>
+        <w:ind w:left="425" w:leftChars="0" w:hanging="425" w:firstLineChars="0"/>
       </w:pPr>
       <w:r>
         <w:t>评审内容；</w:t>
@@ -3016,13 +3051,13 @@
     </w:p>
     <w:p>
       <w:pPr>
-        <w:pStyle w:val="a1"/>
+        <w:pStyle w:val="29"/>
         <w:numPr>
           <w:ilvl w:val="0"/>
           <w:numId w:val="2"/>
         </w:numPr>
         <w:bidi w:val="0"/>
-        <w:ind w:left="425" w:hanging="425" w:leftChars="0" w:firstLineChars="0"/>
+        <w:ind w:left="425" w:leftChars="0" w:hanging="425" w:firstLineChars="0"/>
       </w:pPr>
       <w:r>
         <w:t>接受评审部门；</w:t>
@@ -3030,13 +3065,13 @@
     </w:p>
     <w:p>
       <w:pPr>
-        <w:pStyle w:val="a1"/>
+        <w:pStyle w:val="29"/>
         <w:numPr>
           <w:ilvl w:val="0"/>
           <w:numId w:val="2"/>
         </w:numPr>
         <w:bidi w:val="0"/>
-        <w:ind w:left="425" w:hanging="425" w:leftChars="0" w:firstLineChars="0"/>
+        <w:ind w:left="425" w:leftChars="0" w:hanging="425" w:firstLineChars="0"/>
       </w:pPr>
       <w:r>
         <w:t>评审前应准备的工作和有关文件；</w:t>
@@ -3044,13 +3079,13 @@
     </w:p>
     <w:p>
       <w:pPr>
-        <w:pStyle w:val="a1"/>
+        <w:pStyle w:val="29"/>
         <w:numPr>
           <w:ilvl w:val="0"/>
           <w:numId w:val="2"/>
         </w:numPr>
         <w:bidi w:val="0"/>
-        <w:ind w:left="425" w:hanging="425" w:leftChars="0" w:firstLineChars="0"/>
+        <w:ind w:left="425" w:leftChars="0" w:hanging="425" w:firstLineChars="0"/>
       </w:pPr>
       <w:r>
         <w:t>参加评审的部门及人员。</w:t>
@@ -3058,7 +3093,7 @@
     </w:p>
     <w:p>
       <w:pPr>
-        <w:pStyle w:val="a1"/>
+        <w:pStyle w:val="29"/>
         <w:bidi w:val="0"/>
       </w:pPr>
       <w:r>
@@ -3067,13 +3102,13 @@
     </w:p>
     <w:p>
       <w:pPr>
-        <w:pStyle w:val="a1"/>
+        <w:pStyle w:val="29"/>
         <w:numPr>
           <w:ilvl w:val="0"/>
           <w:numId w:val="3"/>
         </w:numPr>
         <w:bidi w:val="0"/>
-        <w:ind w:left="425" w:hanging="425" w:leftChars="0" w:firstLineChars="0"/>
+        <w:ind w:left="425" w:leftChars="0" w:hanging="425" w:firstLineChars="0"/>
       </w:pPr>
       <w:r>
         <w:t>公司组织结构、产品（或服务）范围、资源配置等发生重大变化；</w:t>
@@ -3081,13 +3116,13 @@
     </w:p>
     <w:p>
       <w:pPr>
-        <w:pStyle w:val="a1"/>
+        <w:pStyle w:val="29"/>
         <w:numPr>
           <w:ilvl w:val="0"/>
           <w:numId w:val="3"/>
         </w:numPr>
         <w:bidi w:val="0"/>
-        <w:ind w:left="425" w:hanging="425" w:leftChars="0" w:firstLineChars="0"/>
+        <w:ind w:left="425" w:leftChars="0" w:hanging="425" w:firstLineChars="0"/>
       </w:pPr>
       <w:r>
         <w:t>社会环境、市场需求发生重大变化；</w:t>
@@ -3095,13 +3130,13 @@
     </w:p>
     <w:p>
       <w:pPr>
-        <w:pStyle w:val="a1"/>
+        <w:pStyle w:val="29"/>
         <w:numPr>
           <w:ilvl w:val="0"/>
           <w:numId w:val="3"/>
         </w:numPr>
         <w:bidi w:val="0"/>
-        <w:ind w:left="425" w:hanging="425" w:leftChars="0" w:firstLineChars="0"/>
+        <w:ind w:left="425" w:leftChars="0" w:hanging="425" w:firstLineChars="0"/>
       </w:pPr>
       <w:r>
         <w:t>产品（或服务）质量发生重大变化或出现顾客严重投诉或投诉连续发生；</w:t>
@@ -3109,13 +3144,13 @@
     </w:p>
     <w:p>
       <w:pPr>
-        <w:pStyle w:val="a1"/>
+        <w:pStyle w:val="29"/>
         <w:numPr>
           <w:ilvl w:val="0"/>
           <w:numId w:val="3"/>
         </w:numPr>
         <w:bidi w:val="0"/>
-        <w:ind w:left="425" w:hanging="425" w:leftChars="0" w:firstLineChars="0"/>
+        <w:ind w:left="425" w:leftChars="0" w:hanging="425" w:firstLineChars="0"/>
       </w:pPr>
       <w:r>
         <w:t>即将进行第二、三方审核或法律、法规规定的审核；</w:t>
@@ -3123,15 +3158,15 @@
     </w:p>
     <w:p>
       <w:pPr>
-        <w:pStyle w:val="a1"/>
+        <w:pStyle w:val="29"/>
         <w:numPr>
           <w:ilvl w:val="0"/>
           <w:numId w:val="3"/>
         </w:numPr>
         <w:bidi w:val="0"/>
-        <w:ind w:left="425" w:hanging="425" w:leftChars="0" w:firstLineChars="0"/>
-        <w:rPr>
-          <w:rFonts w:ascii="宋体" w:eastAsia="宋体" w:hAnsi="宋体" w:cs="宋体"/>
+        <w:ind w:left="425" w:leftChars="0" w:hanging="425" w:firstLineChars="0"/>
+        <w:rPr>
+          <w:rFonts w:ascii="宋体" w:hAnsi="宋体" w:eastAsia="宋体" w:cs="宋体"/>
           <w:szCs w:val="24"/>
         </w:rPr>
       </w:pPr>
@@ -3141,22 +3176,22 @@
     </w:p>
     <w:p>
       <w:pPr>
-        <w:pStyle w:val="2"/>
-        <w:bidi w:val="0"/>
-      </w:pPr>
-      <w:bookmarkStart w:id="12" w:name="bookmark9"/>
+        <w:pStyle w:val="30"/>
+        <w:bidi w:val="0"/>
+      </w:pPr>
+      <w:bookmarkStart w:id="11" w:name="bookmark9"/>
+      <w:bookmarkEnd w:id="11"/>
+      <w:bookmarkStart w:id="12" w:name="bookmark6"/>
       <w:bookmarkEnd w:id="12"/>
-      <w:bookmarkStart w:id="13" w:name="bookmark6"/>
+      <w:bookmarkStart w:id="13" w:name="_Toc26588"/>
+      <w:r>
+        <w:t>管理评审输入</w:t>
+      </w:r>
       <w:bookmarkEnd w:id="13"/>
-      <w:bookmarkStart w:id="14" w:name="_Toc26588"/>
-      <w:r>
-        <w:t>管理评审输入</w:t>
-      </w:r>
-      <w:bookmarkEnd w:id="14"/>
-    </w:p>
-    <w:p>
-      <w:pPr>
-        <w:pStyle w:val="a1"/>
+    </w:p>
+    <w:p>
+      <w:pPr>
+        <w:pStyle w:val="29"/>
         <w:bidi w:val="0"/>
       </w:pPr>
       <w:r>
@@ -3165,13 +3200,13 @@
     </w:p>
     <w:p>
       <w:pPr>
-        <w:pStyle w:val="a1"/>
+        <w:pStyle w:val="29"/>
         <w:numPr>
           <w:ilvl w:val="0"/>
           <w:numId w:val="4"/>
         </w:numPr>
         <w:bidi w:val="0"/>
-        <w:ind w:left="425" w:hanging="425" w:leftChars="0" w:firstLineChars="0"/>
+        <w:ind w:left="425" w:leftChars="0" w:hanging="425" w:firstLineChars="0"/>
       </w:pPr>
       <w:r>
         <w:t>ITSS运维服务能力管理体系运行情况；</w:t>
@@ -3179,13 +3214,13 @@
     </w:p>
     <w:p>
       <w:pPr>
-        <w:pStyle w:val="a1"/>
+        <w:pStyle w:val="29"/>
         <w:numPr>
           <w:ilvl w:val="0"/>
           <w:numId w:val="4"/>
         </w:numPr>
         <w:bidi w:val="0"/>
-        <w:ind w:left="425" w:hanging="425" w:leftChars="0" w:firstLineChars="0"/>
+        <w:ind w:left="425" w:leftChars="0" w:hanging="425" w:firstLineChars="0"/>
       </w:pPr>
       <w:r>
         <w:t>目标、指标的适用性和执行情况；</w:t>
@@ -3193,13 +3228,13 @@
     </w:p>
     <w:p>
       <w:pPr>
-        <w:pStyle w:val="a1"/>
+        <w:pStyle w:val="29"/>
         <w:numPr>
           <w:ilvl w:val="0"/>
           <w:numId w:val="4"/>
         </w:numPr>
         <w:bidi w:val="0"/>
-        <w:ind w:left="425" w:hanging="425" w:leftChars="0" w:firstLineChars="0"/>
+        <w:ind w:left="425" w:leftChars="0" w:hanging="425" w:firstLineChars="0"/>
       </w:pPr>
       <w:r>
         <w:t>服务过程的实施情况；</w:t>
@@ -3207,13 +3242,13 @@
     </w:p>
     <w:p>
       <w:pPr>
-        <w:pStyle w:val="a1"/>
+        <w:pStyle w:val="29"/>
         <w:numPr>
           <w:ilvl w:val="0"/>
           <w:numId w:val="4"/>
         </w:numPr>
         <w:bidi w:val="0"/>
-        <w:ind w:left="425" w:hanging="425" w:leftChars="0" w:firstLineChars="0"/>
+        <w:ind w:left="425" w:leftChars="0" w:hanging="425" w:firstLineChars="0"/>
       </w:pPr>
       <w:r>
         <w:t>内/外部审核的结果；</w:t>
@@ -3221,13 +3256,13 @@
     </w:p>
     <w:p>
       <w:pPr>
-        <w:pStyle w:val="a1"/>
+        <w:pStyle w:val="29"/>
         <w:numPr>
           <w:ilvl w:val="0"/>
           <w:numId w:val="4"/>
         </w:numPr>
         <w:bidi w:val="0"/>
-        <w:ind w:left="425" w:hanging="425" w:leftChars="0" w:firstLineChars="0"/>
+        <w:ind w:left="425" w:leftChars="0" w:hanging="425" w:firstLineChars="0"/>
       </w:pPr>
       <w:r>
         <w:t>顾客反馈的信息，包括满意程度测量结果及顾客沟通的结果等；</w:t>
@@ -3235,13 +3270,13 @@
     </w:p>
     <w:p>
       <w:pPr>
-        <w:pStyle w:val="a1"/>
+        <w:pStyle w:val="29"/>
         <w:numPr>
           <w:ilvl w:val="0"/>
           <w:numId w:val="4"/>
         </w:numPr>
         <w:bidi w:val="0"/>
-        <w:ind w:left="425" w:hanging="425" w:leftChars="0" w:firstLineChars="0"/>
+        <w:ind w:left="425" w:leftChars="0" w:hanging="425" w:firstLineChars="0"/>
       </w:pPr>
       <w:r>
         <w:t>业绩与符合性；</w:t>
@@ -3249,13 +3284,13 @@
     </w:p>
     <w:p>
       <w:pPr>
-        <w:pStyle w:val="a1"/>
+        <w:pStyle w:val="29"/>
         <w:numPr>
           <w:ilvl w:val="0"/>
           <w:numId w:val="4"/>
         </w:numPr>
         <w:bidi w:val="0"/>
-        <w:ind w:left="425" w:hanging="425" w:leftChars="0" w:firstLineChars="0"/>
+        <w:ind w:left="425" w:leftChars="0" w:hanging="425" w:firstLineChars="0"/>
       </w:pPr>
       <w:r>
         <w:t>预防和纠正措施的状况；</w:t>
@@ -3263,13 +3298,13 @@
     </w:p>
     <w:p>
       <w:pPr>
-        <w:pStyle w:val="a1"/>
+        <w:pStyle w:val="29"/>
         <w:numPr>
           <w:ilvl w:val="0"/>
           <w:numId w:val="4"/>
         </w:numPr>
         <w:bidi w:val="0"/>
-        <w:ind w:left="425" w:hanging="425" w:leftChars="0" w:firstLineChars="0"/>
+        <w:ind w:left="425" w:leftChars="0" w:hanging="425" w:firstLineChars="0"/>
       </w:pPr>
       <w:r>
         <w:t>以往管理评审的措施实施状况；</w:t>
@@ -3277,13 +3312,13 @@
     </w:p>
     <w:p>
       <w:pPr>
-        <w:pStyle w:val="a1"/>
+        <w:pStyle w:val="29"/>
         <w:numPr>
           <w:ilvl w:val="0"/>
           <w:numId w:val="4"/>
         </w:numPr>
         <w:bidi w:val="0"/>
-        <w:ind w:left="425" w:hanging="425" w:leftChars="0" w:firstLineChars="0"/>
+        <w:ind w:left="425" w:leftChars="0" w:hanging="425" w:firstLineChars="0"/>
       </w:pPr>
       <w:r>
         <w:t>任何可能影响体系变更的因素；</w:t>
@@ -3291,13 +3326,13 @@
     </w:p>
     <w:p>
       <w:pPr>
-        <w:pStyle w:val="a1"/>
+        <w:pStyle w:val="29"/>
         <w:numPr>
           <w:ilvl w:val="0"/>
           <w:numId w:val="4"/>
         </w:numPr>
         <w:bidi w:val="0"/>
-        <w:ind w:left="425" w:hanging="425" w:leftChars="0" w:firstLineChars="0"/>
+        <w:ind w:left="425" w:leftChars="0" w:hanging="425" w:firstLineChars="0"/>
       </w:pPr>
       <w:r>
         <w:t>改进的机会。</w:t>
@@ -3305,26 +3340,26 @@
     </w:p>
     <w:p>
       <w:pPr>
-        <w:pStyle w:val="2"/>
-        <w:bidi w:val="0"/>
-      </w:pPr>
-      <w:bookmarkStart w:id="15" w:name="bookmark7"/>
+        <w:pStyle w:val="30"/>
+        <w:bidi w:val="0"/>
+      </w:pPr>
+      <w:bookmarkStart w:id="14" w:name="bookmark7"/>
+      <w:bookmarkEnd w:id="14"/>
+      <w:bookmarkStart w:id="15" w:name="_Toc16055"/>
+      <w:r>
+        <w:t>管理评审准备</w:t>
+      </w:r>
       <w:bookmarkEnd w:id="15"/>
-      <w:bookmarkStart w:id="16" w:name="_Toc16055"/>
-      <w:r>
-        <w:t>管理评审准备</w:t>
-      </w:r>
-      <w:bookmarkEnd w:id="16"/>
-    </w:p>
-    <w:p>
-      <w:pPr>
-        <w:pStyle w:val="a1"/>
+    </w:p>
+    <w:p>
+      <w:pPr>
+        <w:pStyle w:val="29"/>
         <w:numPr>
           <w:ilvl w:val="0"/>
           <w:numId w:val="5"/>
         </w:numPr>
         <w:bidi w:val="0"/>
-        <w:ind w:left="425" w:hanging="425" w:leftChars="0" w:firstLineChars="0"/>
+        <w:ind w:left="425" w:leftChars="0" w:hanging="425" w:firstLineChars="0"/>
       </w:pPr>
       <w:r>
         <w:rPr>
@@ -3339,13 +3374,13 @@
     </w:p>
     <w:p>
       <w:pPr>
-        <w:pStyle w:val="a1"/>
+        <w:pStyle w:val="29"/>
         <w:numPr>
           <w:ilvl w:val="0"/>
           <w:numId w:val="5"/>
         </w:numPr>
         <w:bidi w:val="0"/>
-        <w:ind w:left="425" w:hanging="425" w:leftChars="0" w:firstLineChars="0"/>
+        <w:ind w:left="425" w:leftChars="0" w:hanging="425" w:firstLineChars="0"/>
       </w:pPr>
       <w:r>
         <w:rPr>
@@ -3360,20 +3395,20 @@
     </w:p>
     <w:p>
       <w:pPr>
-        <w:pStyle w:val="2"/>
-        <w:bidi w:val="0"/>
-      </w:pPr>
-      <w:bookmarkStart w:id="17" w:name="bookmark8"/>
+        <w:pStyle w:val="30"/>
+        <w:bidi w:val="0"/>
+      </w:pPr>
+      <w:bookmarkStart w:id="16" w:name="bookmark8"/>
+      <w:bookmarkEnd w:id="16"/>
+      <w:bookmarkStart w:id="17" w:name="_Toc22853"/>
+      <w:r>
+        <w:t>管理评审会议</w:t>
+      </w:r>
       <w:bookmarkEnd w:id="17"/>
-      <w:bookmarkStart w:id="18" w:name="_Toc22853"/>
-      <w:r>
-        <w:t>管理评审会议</w:t>
-      </w:r>
-      <w:bookmarkEnd w:id="18"/>
-    </w:p>
-    <w:p>
-      <w:pPr>
-        <w:pStyle w:val="a1"/>
+    </w:p>
+    <w:p>
+      <w:pPr>
+        <w:pStyle w:val="29"/>
         <w:bidi w:val="0"/>
       </w:pPr>
       <w:r>
@@ -3392,18 +3427,18 @@
     </w:p>
     <w:p>
       <w:pPr>
-        <w:pStyle w:val="2"/>
-        <w:bidi w:val="0"/>
-      </w:pPr>
-      <w:bookmarkStart w:id="19" w:name="_Toc12653"/>
+        <w:pStyle w:val="30"/>
+        <w:bidi w:val="0"/>
+      </w:pPr>
+      <w:bookmarkStart w:id="18" w:name="_Toc12653"/>
       <w:r>
         <w:t>管理评审输出</w:t>
       </w:r>
-      <w:bookmarkEnd w:id="19"/>
-    </w:p>
-    <w:p>
-      <w:pPr>
-        <w:pStyle w:val="a1"/>
+      <w:bookmarkEnd w:id="18"/>
+    </w:p>
+    <w:p>
+      <w:pPr>
+        <w:pStyle w:val="29"/>
         <w:bidi w:val="0"/>
       </w:pPr>
       <w:r>
@@ -3412,13 +3447,13 @@
     </w:p>
     <w:p>
       <w:pPr>
-        <w:pStyle w:val="a1"/>
+        <w:pStyle w:val="29"/>
         <w:numPr>
           <w:ilvl w:val="0"/>
           <w:numId w:val="6"/>
         </w:numPr>
         <w:bidi w:val="0"/>
-        <w:ind w:left="425" w:hanging="425" w:leftChars="0" w:firstLineChars="0"/>
+        <w:ind w:left="425" w:leftChars="0" w:hanging="425" w:firstLineChars="0"/>
       </w:pPr>
       <w:r>
         <w:t>对体系适宜性、充分性和有效性的总体评价和需要改进的地方；</w:t>
@@ -3426,13 +3461,13 @@
     </w:p>
     <w:p>
       <w:pPr>
-        <w:pStyle w:val="a1"/>
+        <w:pStyle w:val="29"/>
         <w:numPr>
           <w:ilvl w:val="0"/>
           <w:numId w:val="6"/>
         </w:numPr>
         <w:bidi w:val="0"/>
-        <w:ind w:left="425" w:hanging="425" w:leftChars="0" w:firstLineChars="0"/>
+        <w:ind w:left="425" w:leftChars="0" w:hanging="425" w:firstLineChars="0"/>
       </w:pPr>
       <w:r>
         <w:t>目标、指标适宜性的评价及完成情况；</w:t>
@@ -3440,27 +3475,44 @@
     </w:p>
     <w:p>
       <w:pPr>
-        <w:pStyle w:val="a1"/>
+        <w:pStyle w:val="29"/>
         <w:numPr>
           <w:ilvl w:val="0"/>
           <w:numId w:val="6"/>
         </w:numPr>
         <w:bidi w:val="0"/>
-        <w:ind w:left="425" w:hanging="425" w:leftChars="0" w:firstLineChars="0"/>
-      </w:pPr>
-      <w:r>
-        <w:t>人员、技术、资源、过程的需求改进；</w:t>
-      </w:r>
-    </w:p>
-    <w:p>
-      <w:pPr>
-        <w:pStyle w:val="a1"/>
+        <w:ind w:left="425" w:leftChars="0" w:hanging="425" w:firstLineChars="0"/>
+      </w:pPr>
+      <w:r>
+        <w:t>人员、技术、资源、过程</w:t>
+      </w:r>
+      <w:r>
+        <w:rPr>
+          <w:rFonts w:hint="eastAsia"/>
+          <w:lang w:eastAsia="zh-CN"/>
+        </w:rPr>
+        <w:t>、</w:t>
+      </w:r>
+      <w:r>
+        <w:rPr>
+          <w:rFonts w:hint="eastAsia"/>
+          <w:lang w:val="en-US" w:eastAsia="zh-CN"/>
+        </w:rPr>
+        <w:t>交付和应急</w:t>
+      </w:r>
+      <w:r>
+        <w:t>的需求改进；</w:t>
+      </w:r>
+    </w:p>
+    <w:p>
+      <w:pPr>
+        <w:pStyle w:val="29"/>
         <w:numPr>
           <w:ilvl w:val="0"/>
           <w:numId w:val="6"/>
         </w:numPr>
         <w:bidi w:val="0"/>
-        <w:ind w:left="425" w:hanging="425" w:leftChars="0" w:firstLineChars="0"/>
+        <w:ind w:left="425" w:leftChars="0" w:hanging="425" w:firstLineChars="0"/>
       </w:pPr>
       <w:r>
         <w:t>改进的建议。</w:t>
@@ -3468,7 +3520,7 @@
     </w:p>
     <w:p>
       <w:pPr>
-        <w:pStyle w:val="a1"/>
+        <w:pStyle w:val="29"/>
         <w:bidi w:val="0"/>
       </w:pPr>
       <w:r>
@@ -3494,20 +3546,20 @@
     </w:p>
     <w:p>
       <w:pPr>
-        <w:pStyle w:val="2"/>
-        <w:bidi w:val="0"/>
-      </w:pPr>
-      <w:bookmarkStart w:id="20" w:name="bookmark10"/>
+        <w:pStyle w:val="30"/>
+        <w:bidi w:val="0"/>
+      </w:pPr>
+      <w:bookmarkStart w:id="19" w:name="bookmark10"/>
+      <w:bookmarkEnd w:id="19"/>
+      <w:bookmarkStart w:id="20" w:name="_Toc25072"/>
+      <w:r>
+        <w:t>改进、纠正和预防措施的实施和验证</w:t>
+      </w:r>
       <w:bookmarkEnd w:id="20"/>
-      <w:bookmarkStart w:id="21" w:name="_Toc25072"/>
-      <w:r>
-        <w:t>改进、纠正和预防措施的实施和验证</w:t>
-      </w:r>
-      <w:bookmarkEnd w:id="21"/>
-    </w:p>
-    <w:p>
-      <w:pPr>
-        <w:pStyle w:val="a1"/>
+    </w:p>
+    <w:p>
+      <w:pPr>
+        <w:pStyle w:val="29"/>
         <w:bidi w:val="0"/>
       </w:pPr>
       <w:r>
@@ -3526,7 +3578,7 @@
     </w:p>
     <w:p>
       <w:pPr>
-        <w:pStyle w:val="a1"/>
+        <w:pStyle w:val="29"/>
         <w:bidi w:val="0"/>
       </w:pPr>
       <w:r>
@@ -3542,7 +3594,7 @@
     </w:p>
     <w:p>
       <w:pPr>
-        <w:pStyle w:val="2"/>
+        <w:pStyle w:val="30"/>
         <w:bidi w:val="0"/>
         <w:rPr>
           <w:rFonts w:hint="default"/>
@@ -3559,17 +3611,18 @@
     </w:p>
     <w:tbl>
       <w:tblPr>
-        <w:tblStyle w:val="TableGrid"/>
+        <w:tblStyle w:val="21"/>
         <w:tblW w:w="0" w:type="auto"/>
         <w:jc w:val="center"/>
         <w:tblBorders>
-          <w:top w:val="single" w:sz="4" w:space="0" w:color="auto"/>
-          <w:left w:val="single" w:sz="4" w:space="0" w:color="auto"/>
-          <w:bottom w:val="single" w:sz="4" w:space="0" w:color="auto"/>
-          <w:right w:val="single" w:sz="4" w:space="0" w:color="auto"/>
-          <w:insideH w:val="single" w:sz="4" w:space="0" w:color="auto"/>
-          <w:insideV w:val="single" w:sz="4" w:space="0" w:color="auto"/>
+          <w:top w:val="single" w:color="auto" w:sz="4" w:space="0"/>
+          <w:left w:val="single" w:color="auto" w:sz="4" w:space="0"/>
+          <w:bottom w:val="single" w:color="auto" w:sz="4" w:space="0"/>
+          <w:right w:val="single" w:color="auto" w:sz="4" w:space="0"/>
+          <w:insideH w:val="single" w:color="auto" w:sz="4" w:space="0"/>
+          <w:insideV w:val="single" w:color="auto" w:sz="4" w:space="0"/>
         </w:tblBorders>
+        <w:tblLayout w:type="autofit"/>
         <w:tblCellMar>
           <w:top w:w="0" w:type="dxa"/>
           <w:left w:w="108" w:type="dxa"/>
@@ -3585,15 +3638,13 @@
       </w:tblGrid>
       <w:tr>
         <w:tblPrEx>
-          <w:tblW w:w="0" w:type="auto"/>
-          <w:jc w:val="center"/>
           <w:tblBorders>
-            <w:top w:val="single" w:sz="4" w:space="0" w:color="auto"/>
-            <w:left w:val="single" w:sz="4" w:space="0" w:color="auto"/>
-            <w:bottom w:val="single" w:sz="4" w:space="0" w:color="auto"/>
-            <w:right w:val="single" w:sz="4" w:space="0" w:color="auto"/>
-            <w:insideH w:val="single" w:sz="4" w:space="0" w:color="auto"/>
-            <w:insideV w:val="single" w:sz="4" w:space="0" w:color="auto"/>
+            <w:top w:val="single" w:color="auto" w:sz="4" w:space="0"/>
+            <w:left w:val="single" w:color="auto" w:sz="4" w:space="0"/>
+            <w:bottom w:val="single" w:color="auto" w:sz="4" w:space="0"/>
+            <w:right w:val="single" w:color="auto" w:sz="4" w:space="0"/>
+            <w:insideH w:val="single" w:color="auto" w:sz="4" w:space="0"/>
+            <w:insideV w:val="single" w:color="auto" w:sz="4" w:space="0"/>
           </w:tblBorders>
           <w:tblCellMar>
             <w:top w:w="0" w:type="dxa"/>
@@ -3620,7 +3671,7 @@
               <w:bidi w:val="0"/>
               <w:jc w:val="center"/>
               <w:rPr>
-                <w:rFonts w:eastAsia="宋体" w:hint="default"/>
+                <w:rFonts w:hint="default" w:eastAsia="宋体"/>
                 <w:b/>
                 <w:bCs/>
                 <w:vertAlign w:val="baseline"/>
@@ -3629,7 +3680,7 @@
             </w:pPr>
             <w:r>
               <w:rPr>
-                <w:rFonts w:eastAsia="宋体" w:hint="eastAsia"/>
+                <w:rFonts w:hint="eastAsia" w:eastAsia="宋体"/>
                 <w:b/>
                 <w:bCs/>
                 <w:vertAlign w:val="baseline"/>
@@ -3654,7 +3705,7 @@
               <w:bidi w:val="0"/>
               <w:jc w:val="center"/>
               <w:rPr>
-                <w:rFonts w:eastAsia="宋体" w:hint="default"/>
+                <w:rFonts w:hint="default" w:eastAsia="宋体"/>
                 <w:b/>
                 <w:bCs/>
                 <w:vertAlign w:val="baseline"/>
@@ -3663,7 +3714,7 @@
             </w:pPr>
             <w:r>
               <w:rPr>
-                <w:rFonts w:eastAsia="宋体" w:hint="eastAsia"/>
+                <w:rFonts w:hint="eastAsia" w:eastAsia="宋体"/>
                 <w:b/>
                 <w:bCs/>
                 <w:vertAlign w:val="baseline"/>
@@ -3688,7 +3739,7 @@
               <w:bidi w:val="0"/>
               <w:jc w:val="center"/>
               <w:rPr>
-                <w:rFonts w:eastAsia="宋体" w:hint="default"/>
+                <w:rFonts w:hint="default" w:eastAsia="宋体"/>
                 <w:b/>
                 <w:bCs/>
                 <w:vertAlign w:val="baseline"/>
@@ -3697,7 +3748,7 @@
             </w:pPr>
             <w:r>
               <w:rPr>
-                <w:rFonts w:eastAsia="宋体" w:hint="eastAsia"/>
+                <w:rFonts w:hint="eastAsia" w:eastAsia="宋体"/>
                 <w:b/>
                 <w:bCs/>
                 <w:vertAlign w:val="baseline"/>
@@ -3723,7 +3774,7 @@
               <w:bidi w:val="0"/>
               <w:jc w:val="center"/>
               <w:rPr>
-                <w:rFonts w:ascii="宋体" w:eastAsia="宋体" w:hAnsi="宋体" w:cs="宋体" w:hint="eastAsia"/>
+                <w:rFonts w:hint="eastAsia" w:ascii="宋体" w:hAnsi="宋体" w:eastAsia="宋体" w:cs="宋体"/>
                 <w:b/>
                 <w:bCs/>
                 <w:snapToGrid w:val="0"/>
@@ -3736,7 +3787,7 @@
             </w:pPr>
             <w:r>
               <w:rPr>
-                <w:rFonts w:ascii="宋体" w:eastAsia="宋体" w:hAnsi="宋体" w:cs="宋体" w:hint="eastAsia"/>
+                <w:rFonts w:hint="eastAsia" w:ascii="宋体" w:hAnsi="宋体" w:eastAsia="宋体" w:cs="宋体"/>
                 <w:b/>
                 <w:bCs/>
                 <w:sz w:val="18"/>
@@ -3749,8 +3800,14 @@
       </w:tr>
       <w:tr>
         <w:tblPrEx>
-          <w:tblW w:w="0" w:type="auto"/>
-          <w:jc w:val="center"/>
+          <w:tblBorders>
+            <w:top w:val="single" w:color="auto" w:sz="4" w:space="0"/>
+            <w:left w:val="single" w:color="auto" w:sz="4" w:space="0"/>
+            <w:bottom w:val="single" w:color="auto" w:sz="4" w:space="0"/>
+            <w:right w:val="single" w:color="auto" w:sz="4" w:space="0"/>
+            <w:insideH w:val="single" w:color="auto" w:sz="4" w:space="0"/>
+            <w:insideV w:val="single" w:color="auto" w:sz="4" w:space="0"/>
+          </w:tblBorders>
           <w:tblCellMar>
             <w:top w:w="0" w:type="dxa"/>
             <w:left w:w="108" w:type="dxa"/>
@@ -3759,7 +3816,7 @@
           </w:tblCellMar>
         </w:tblPrEx>
         <w:trPr>
-          <w:trHeight w:val="238"/>
+          <w:trHeight w:val="238" w:hRule="atLeast"/>
           <w:jc w:val="center"/>
         </w:trPr>
         <w:tc>
@@ -3781,7 +3838,7 @@
             </w:pPr>
             <w:r>
               <w:rPr>
-                <w:rFonts w:ascii="宋体" w:hAnsi="宋体" w:cs="宋体" w:hint="eastAsia"/>
+                <w:rFonts w:hint="eastAsia" w:ascii="宋体" w:hAnsi="宋体" w:cs="宋体"/>
                 <w:sz w:val="18"/>
                 <w:szCs w:val="18"/>
                 <w:lang w:val="en-US" w:eastAsia="zh-CN"/>
@@ -3790,7 +3847,7 @@
             </w:r>
             <w:r>
               <w:rPr>
-                <w:rFonts w:ascii="宋体" w:eastAsia="宋体" w:hAnsi="宋体" w:cs="宋体" w:hint="eastAsia"/>
+                <w:rFonts w:hint="eastAsia" w:ascii="宋体" w:hAnsi="宋体" w:eastAsia="宋体" w:cs="宋体"/>
                 <w:sz w:val="18"/>
                 <w:szCs w:val="18"/>
               </w:rPr>
@@ -3817,7 +3874,7 @@
             </w:pPr>
             <w:r>
               <w:rPr>
-                <w:rFonts w:ascii="宋体" w:eastAsia="宋体" w:hAnsi="宋体" w:cs="宋体" w:hint="eastAsia"/>
+                <w:rFonts w:hint="eastAsia" w:ascii="宋体" w:hAnsi="宋体" w:eastAsia="宋体" w:cs="宋体"/>
                 <w:sz w:val="18"/>
                 <w:szCs w:val="18"/>
               </w:rPr>
@@ -3825,7 +3882,7 @@
             </w:r>
             <w:r>
               <w:rPr>
-                <w:rFonts w:ascii="宋体" w:hAnsi="宋体" w:cs="宋体" w:hint="eastAsia"/>
+                <w:rFonts w:hint="eastAsia" w:ascii="宋体" w:hAnsi="宋体" w:cs="宋体"/>
                 <w:sz w:val="18"/>
                 <w:szCs w:val="18"/>
                 <w:lang w:val="en-US" w:eastAsia="zh-CN"/>
@@ -3834,7 +3891,7 @@
             </w:r>
             <w:r>
               <w:rPr>
-                <w:rFonts w:ascii="宋体" w:eastAsia="宋体" w:hAnsi="宋体" w:cs="宋体" w:hint="eastAsia"/>
+                <w:rFonts w:hint="eastAsia" w:ascii="宋体" w:hAnsi="宋体" w:eastAsia="宋体" w:cs="宋体"/>
                 <w:sz w:val="18"/>
                 <w:szCs w:val="18"/>
               </w:rPr>
@@ -3862,7 +3919,7 @@
             </w:pPr>
             <w:r>
               <w:rPr>
-                <w:rFonts w:ascii="宋体" w:eastAsia="宋体" w:hAnsi="宋体" w:cs="宋体" w:hint="eastAsia"/>
+                <w:rFonts w:hint="eastAsia" w:ascii="宋体" w:hAnsi="宋体" w:eastAsia="宋体" w:cs="宋体"/>
                 <w:sz w:val="18"/>
                 <w:szCs w:val="18"/>
               </w:rPr>
@@ -3886,51 +3943,62 @@
               <w:bidi w:val="0"/>
               <w:jc w:val="center"/>
               <w:rPr>
-                <w:rFonts w:ascii="宋体" w:eastAsia="宋体" w:hAnsi="宋体" w:cs="宋体" w:hint="eastAsia"/>
+                <w:rFonts w:hint="eastAsia" w:ascii="宋体" w:hAnsi="宋体" w:eastAsia="宋体" w:cs="宋体"/>
                 <w:snapToGrid w:val="0"/>
                 <w:color w:val="000000"/>
                 <w:kern w:val="0"/>
                 <w:sz w:val="18"/>
                 <w:szCs w:val="18"/>
-                <w:lang w:val="en-US" w:eastAsia="en-US" w:bidi="ar-SA"/>
+                <w:lang w:val="en-US" w:eastAsia="zh-CN" w:bidi="ar-SA"/>
               </w:rPr>
             </w:pPr>
             <w:r>
               <w:rPr>
-                <w:rFonts w:ascii="宋体" w:eastAsia="宋体" w:hAnsi="宋体" w:cs="宋体" w:hint="eastAsia"/>
+                <w:rFonts w:hint="eastAsia" w:ascii="宋体" w:hAnsi="宋体" w:eastAsia="宋体" w:cs="宋体"/>
                 <w:sz w:val="18"/>
                 <w:szCs w:val="18"/>
               </w:rPr>
               <w:t>每年</w:t>
             </w:r>
+            <w:r>
+              <w:rPr>
+                <w:rFonts w:hint="eastAsia" w:ascii="宋体" w:hAnsi="宋体" w:cs="宋体"/>
+                <w:sz w:val="18"/>
+                <w:szCs w:val="18"/>
+                <w:lang w:val="en-US" w:eastAsia="zh-CN"/>
+              </w:rPr>
+              <w:t>度</w:t>
+            </w:r>
+            <w:bookmarkStart w:id="27" w:name="_GoBack"/>
+            <w:bookmarkEnd w:id="27"/>
           </w:p>
         </w:tc>
       </w:tr>
     </w:tbl>
     <w:p>
       <w:pPr>
-        <w:pStyle w:val="1"/>
-        <w:bidi w:val="0"/>
-        <w:rPr>
-          <w:rStyle w:val="1Char"/>
-          <w:rFonts w:eastAsia="宋体" w:hint="default"/>
+        <w:pStyle w:val="28"/>
+        <w:bidi w:val="0"/>
+        <w:rPr>
+          <w:rStyle w:val="38"/>
+          <w:rFonts w:hint="default" w:eastAsia="宋体"/>
           <w:lang w:val="en-US" w:eastAsia="zh-CN"/>
         </w:rPr>
       </w:pPr>
-      <w:bookmarkStart w:id="22" w:name="bookmark3"/>
+      <w:bookmarkStart w:id="21" w:name="bookmark3"/>
+      <w:bookmarkEnd w:id="21"/>
+      <w:bookmarkStart w:id="22" w:name="_Toc17424"/>
+      <w:bookmarkStart w:id="23" w:name="_Toc21539"/>
+      <w:r>
+        <w:rPr>
+          <w:rStyle w:val="38"/>
+          <w:rFonts w:hint="eastAsia" w:eastAsia="宋体"/>
+          <w:lang w:val="en-US" w:eastAsia="zh-CN"/>
+        </w:rPr>
+        <w:t>附则</w:t>
+      </w:r>
       <w:bookmarkEnd w:id="22"/>
-      <w:bookmarkStart w:id="23" w:name="_Toc17424"/>
-      <w:bookmarkStart w:id="24" w:name="_Toc21539"/>
-      <w:r>
-        <w:rPr>
-          <w:rStyle w:val="1Char"/>
-          <w:rFonts w:eastAsia="宋体" w:hint="eastAsia"/>
-          <w:lang w:val="en-US" w:eastAsia="zh-CN"/>
-        </w:rPr>
-        <w:t>附则</w:t>
-      </w:r>
       <w:bookmarkEnd w:id="23"/>
-      <w:bookmarkEnd w:id="24"/>
     </w:p>
     <w:p>
       <w:pPr>
@@ -3952,17 +4020,17 @@
         <w:adjustRightInd w:val="0"/>
         <w:snapToGrid w:val="0"/>
         <w:spacing w:line="360" w:lineRule="auto"/>
-        <w:ind w:left="425" w:hanging="425" w:leftChars="0" w:firstLineChars="0"/>
+        <w:ind w:left="425" w:leftChars="0" w:hanging="425" w:firstLineChars="0"/>
         <w:textAlignment w:val="baseline"/>
         <w:rPr>
-          <w:rFonts w:ascii="宋体" w:eastAsia="宋体" w:hAnsi="宋体" w:cs="宋体"/>
+          <w:rFonts w:ascii="宋体" w:hAnsi="宋体" w:eastAsia="宋体" w:cs="宋体"/>
           <w:sz w:val="24"/>
           <w:szCs w:val="24"/>
         </w:rPr>
       </w:pPr>
       <w:r>
         <w:rPr>
-          <w:rFonts w:ascii="宋体" w:eastAsia="宋体" w:hAnsi="宋体" w:cs="宋体"/>
+          <w:rFonts w:ascii="宋体" w:hAnsi="宋体" w:eastAsia="宋体" w:cs="宋体"/>
           <w:spacing w:val="-1"/>
           <w:sz w:val="24"/>
           <w:szCs w:val="24"/>
@@ -3971,7 +4039,7 @@
       </w:r>
       <w:r>
         <w:rPr>
-          <w:rFonts w:ascii="宋体" w:hAnsi="宋体" w:cs="宋体" w:hint="eastAsia"/>
+          <w:rFonts w:hint="eastAsia" w:ascii="宋体" w:hAnsi="宋体" w:cs="宋体"/>
           <w:spacing w:val="-1"/>
           <w:sz w:val="24"/>
           <w:szCs w:val="24"/>
@@ -3981,7 +4049,7 @@
       </w:r>
       <w:r>
         <w:rPr>
-          <w:rFonts w:ascii="宋体" w:eastAsia="宋体" w:hAnsi="宋体" w:cs="宋体"/>
+          <w:rFonts w:ascii="宋体" w:hAnsi="宋体" w:eastAsia="宋体" w:cs="宋体"/>
           <w:spacing w:val="-1"/>
           <w:sz w:val="24"/>
           <w:szCs w:val="24"/>
@@ -4009,7 +4077,7 @@
         <w:adjustRightInd w:val="0"/>
         <w:snapToGrid w:val="0"/>
         <w:spacing w:line="360" w:lineRule="auto"/>
-        <w:ind w:left="425" w:hanging="425" w:leftChars="0" w:firstLineChars="0"/>
+        <w:ind w:left="425" w:leftChars="0" w:hanging="425" w:firstLineChars="0"/>
         <w:textAlignment w:val="baseline"/>
         <w:rPr>
           <w:rFonts w:hint="default"/>
@@ -4018,7 +4086,7 @@
       </w:pPr>
       <w:r>
         <w:rPr>
-          <w:rFonts w:ascii="宋体" w:eastAsia="宋体" w:hAnsi="宋体" w:cs="宋体"/>
+          <w:rFonts w:ascii="宋体" w:hAnsi="宋体" w:eastAsia="宋体" w:cs="宋体"/>
           <w:spacing w:val="-2"/>
           <w:sz w:val="24"/>
           <w:szCs w:val="24"/>
@@ -4028,16 +4096,16 @@
     </w:p>
     <w:p>
       <w:pPr>
-        <w:pStyle w:val="1"/>
+        <w:pStyle w:val="28"/>
         <w:bidi w:val="0"/>
         <w:rPr>
           <w:rFonts w:hint="default"/>
           <w:lang w:val="en-US" w:eastAsia="zh-CN"/>
         </w:rPr>
       </w:pPr>
-      <w:bookmarkStart w:id="25" w:name="bookmark14"/>
-      <w:bookmarkEnd w:id="25"/>
-      <w:bookmarkStart w:id="26" w:name="_Toc9796"/>
+      <w:bookmarkStart w:id="24" w:name="bookmark14"/>
+      <w:bookmarkEnd w:id="24"/>
+      <w:bookmarkStart w:id="25" w:name="_Toc9796"/>
       <w:r>
         <w:rPr>
           <w:rFonts w:hint="eastAsia"/>
@@ -4045,11 +4113,11 @@
         </w:rPr>
         <w:t>附件</w:t>
       </w:r>
-      <w:bookmarkEnd w:id="26"/>
-    </w:p>
-    <w:p>
-      <w:pPr>
-        <w:pStyle w:val="a1"/>
+      <w:bookmarkEnd w:id="25"/>
+    </w:p>
+    <w:p>
+      <w:pPr>
+        <w:pStyle w:val="29"/>
         <w:rPr>
           <w:rFonts w:hint="default"/>
           <w:lang w:val="en-US" w:eastAsia="zh-CN"/>
@@ -4065,14 +4133,14 @@
     </w:p>
     <w:p>
       <w:pPr>
-        <w:pStyle w:val="1"/>
+        <w:pStyle w:val="28"/>
         <w:bidi w:val="0"/>
         <w:rPr>
           <w:rFonts w:hint="eastAsia"/>
           <w:lang w:val="en-US" w:eastAsia="zh-CN"/>
         </w:rPr>
       </w:pPr>
-      <w:bookmarkStart w:id="27" w:name="_Toc23008"/>
+      <w:bookmarkStart w:id="26" w:name="_Toc23008"/>
       <w:r>
         <w:rPr>
           <w:rFonts w:hint="eastAsia"/>
@@ -4080,21 +4148,21 @@
         </w:rPr>
         <w:t>记录</w:t>
       </w:r>
-      <w:bookmarkEnd w:id="27"/>
+      <w:bookmarkEnd w:id="26"/>
     </w:p>
     <w:p>
       <w:pPr>
         <w:spacing w:before="292" w:line="219" w:lineRule="auto"/>
         <w:ind w:left="268"/>
         <w:rPr>
-          <w:rFonts w:ascii="宋体" w:eastAsia="宋体" w:hAnsi="宋体" w:cs="宋体"/>
+          <w:rFonts w:ascii="宋体" w:hAnsi="宋体" w:eastAsia="宋体" w:cs="宋体"/>
           <w:sz w:val="24"/>
           <w:szCs w:val="24"/>
         </w:rPr>
       </w:pPr>
       <w:r>
         <w:rPr>
-          <w:rFonts w:ascii="宋体" w:eastAsia="宋体" w:hAnsi="宋体" w:cs="宋体"/>
+          <w:rFonts w:ascii="宋体" w:hAnsi="宋体" w:eastAsia="宋体" w:cs="宋体"/>
           <w:spacing w:val="-2"/>
           <w:sz w:val="24"/>
           <w:szCs w:val="24"/>
@@ -4107,14 +4175,14 @@
         <w:spacing w:before="182" w:line="219" w:lineRule="auto"/>
         <w:ind w:left="268"/>
         <w:rPr>
-          <w:rFonts w:ascii="宋体" w:eastAsia="宋体" w:hAnsi="宋体" w:cs="宋体"/>
+          <w:rFonts w:ascii="宋体" w:hAnsi="宋体" w:eastAsia="宋体" w:cs="宋体"/>
           <w:sz w:val="24"/>
           <w:szCs w:val="24"/>
         </w:rPr>
       </w:pPr>
       <w:r>
         <w:rPr>
-          <w:rFonts w:ascii="宋体" w:eastAsia="宋体" w:hAnsi="宋体" w:cs="宋体"/>
+          <w:rFonts w:ascii="宋体" w:hAnsi="宋体" w:eastAsia="宋体" w:cs="宋体"/>
           <w:spacing w:val="-2"/>
           <w:sz w:val="24"/>
           <w:szCs w:val="24"/>
@@ -4127,14 +4195,14 @@
         <w:spacing w:before="184" w:line="218" w:lineRule="auto"/>
         <w:ind w:left="268"/>
         <w:rPr>
-          <w:rFonts w:ascii="宋体" w:eastAsia="宋体" w:hAnsi="宋体" w:cs="宋体"/>
+          <w:rFonts w:ascii="宋体" w:hAnsi="宋体" w:eastAsia="宋体" w:cs="宋体"/>
           <w:sz w:val="24"/>
           <w:szCs w:val="24"/>
         </w:rPr>
       </w:pPr>
       <w:r>
         <w:rPr>
-          <w:rFonts w:ascii="宋体" w:eastAsia="宋体" w:hAnsi="宋体" w:cs="宋体"/>
+          <w:rFonts w:ascii="宋体" w:hAnsi="宋体" w:eastAsia="宋体" w:cs="宋体"/>
           <w:spacing w:val="-2"/>
           <w:sz w:val="24"/>
           <w:szCs w:val="24"/>
@@ -4147,7 +4215,7 @@
         <w:spacing w:before="184" w:line="220" w:lineRule="auto"/>
         <w:ind w:left="268"/>
         <w:rPr>
-          <w:rFonts w:ascii="宋体" w:eastAsia="宋体" w:hAnsi="宋体" w:cs="宋体" w:hint="eastAsia"/>
+          <w:rFonts w:hint="eastAsia" w:ascii="宋体" w:hAnsi="宋体" w:eastAsia="宋体" w:cs="宋体"/>
           <w:sz w:val="24"/>
           <w:szCs w:val="24"/>
           <w:lang w:val="en-US" w:eastAsia="zh-CN"/>
@@ -4155,7 +4223,7 @@
       </w:pPr>
       <w:r>
         <w:rPr>
-          <w:rFonts w:ascii="宋体" w:eastAsia="宋体" w:hAnsi="宋体" w:cs="宋体"/>
+          <w:rFonts w:ascii="宋体" w:hAnsi="宋体" w:eastAsia="宋体" w:cs="宋体"/>
           <w:spacing w:val="-1"/>
           <w:sz w:val="24"/>
           <w:szCs w:val="24"/>
@@ -4164,33 +4232,83 @@
       </w:r>
     </w:p>
     <w:sectPr>
-      <w:headerReference w:type="default" r:id="rId4"/>
+      <w:headerReference r:id="rId5" w:type="default"/>
       <w:pgSz w:w="11906" w:h="16838"/>
       <w:pgMar w:top="1417" w:right="1800" w:bottom="1440" w:left="1800" w:header="1140" w:footer="992" w:gutter="0"/>
-      <w:cols w:num="1" w:space="425"/>
+      <w:cols w:space="425" w:num="1"/>
       <w:docGrid w:type="lines" w:linePitch="312" w:charSpace="0"/>
     </w:sectPr>
   </w:body>
 </w:document>
 </file>
 
+<file path=word/endnotes.xml><?xml version="1.0" encoding="utf-8"?>
+<w:endnotes xmlns:wpc="http://schemas.microsoft.com/office/word/2010/wordprocessingCanvas" xmlns:mc="http://schemas.openxmlformats.org/markup-compatibility/2006" xmlns:o="urn:schemas-microsoft-com:office:office" xmlns:r="http://schemas.openxmlformats.org/officeDocument/2006/relationships" xmlns:m="http://schemas.openxmlformats.org/officeDocument/2006/math" xmlns:v="urn:schemas-microsoft-com:vml" xmlns:wp14="http://schemas.microsoft.com/office/word/2010/wordprocessingDrawing" xmlns:wp="http://schemas.openxmlformats.org/drawingml/2006/wordprocessingDrawing" xmlns:w="http://schemas.openxmlformats.org/wordprocessingml/2006/main" xmlns:w14="http://schemas.microsoft.com/office/word/2010/wordml" xmlns:w15="http://schemas.microsoft.com/office/word/2012/wordml" xmlns:w10="urn:schemas-microsoft-com:office:word" xmlns:wpg="http://schemas.microsoft.com/office/word/2010/wordprocessingGroup" xmlns:wpi="http://schemas.microsoft.com/office/word/2010/wordprocessingInk" xmlns:wne="http://schemas.microsoft.com/office/word/2006/wordml" xmlns:wps="http://schemas.microsoft.com/office/word/2010/wordprocessingShape" xmlns:wpsCustomData="http://www.wps.cn/officeDocument/2013/wpsCustomData" mc:Ignorable="w14 w15 wp14">
+  <w:endnote w:type="separator" w:id="0">
+    <w:p>
+      <w:pPr>
+        <w:spacing w:line="240" w:lineRule="auto"/>
+      </w:pPr>
+      <w:r>
+        <w:separator/>
+      </w:r>
+    </w:p>
+  </w:endnote>
+  <w:endnote w:type="continuationSeparator" w:id="1">
+    <w:p>
+      <w:pPr>
+        <w:spacing w:line="240" w:lineRule="auto"/>
+      </w:pPr>
+      <w:r>
+        <w:continuationSeparator/>
+      </w:r>
+    </w:p>
+  </w:endnote>
+</w:endnotes>
+</file>
+
+<file path=word/footnotes.xml><?xml version="1.0" encoding="utf-8"?>
+<w:footnotes xmlns:wpc="http://schemas.microsoft.com/office/word/2010/wordprocessingCanvas" xmlns:mc="http://schemas.openxmlformats.org/markup-compatibility/2006" xmlns:o="urn:schemas-microsoft-com:office:office" xmlns:r="http://schemas.openxmlformats.org/officeDocument/2006/relationships" xmlns:m="http://schemas.openxmlformats.org/officeDocument/2006/math" xmlns:v="urn:schemas-microsoft-com:vml" xmlns:wp14="http://schemas.microsoft.com/office/word/2010/wordprocessingDrawing" xmlns:wp="http://schemas.openxmlformats.org/drawingml/2006/wordprocessingDrawing" xmlns:w="http://schemas.openxmlformats.org/wordprocessingml/2006/main" xmlns:w14="http://schemas.microsoft.com/office/word/2010/wordml" xmlns:w15="http://schemas.microsoft.com/office/word/2012/wordml" xmlns:w10="urn:schemas-microsoft-com:office:word" xmlns:wpg="http://schemas.microsoft.com/office/word/2010/wordprocessingGroup" xmlns:wpi="http://schemas.microsoft.com/office/word/2010/wordprocessingInk" xmlns:wne="http://schemas.microsoft.com/office/word/2006/wordml" xmlns:wps="http://schemas.microsoft.com/office/word/2010/wordprocessingShape" xmlns:wpsCustomData="http://www.wps.cn/officeDocument/2013/wpsCustomData" mc:Ignorable="w14 w15 wp14">
+  <w:footnote w:type="separator" w:id="0">
+    <w:p>
+      <w:pPr>
+        <w:spacing w:line="360" w:lineRule="auto"/>
+      </w:pPr>
+      <w:r>
+        <w:separator/>
+      </w:r>
+    </w:p>
+  </w:footnote>
+  <w:footnote w:type="continuationSeparator" w:id="1">
+    <w:p>
+      <w:pPr>
+        <w:spacing w:line="360" w:lineRule="auto"/>
+      </w:pPr>
+      <w:r>
+        <w:continuationSeparator/>
+      </w:r>
+    </w:p>
+  </w:footnote>
+</w:footnotes>
+</file>
+
 <file path=word/header1.xml><?xml version="1.0" encoding="utf-8"?>
-<w:hdr xmlns:wpc="http://schemas.microsoft.com/office/word/2010/wordprocessingCanvas" xmlns:mc="http://schemas.openxmlformats.org/markup-compatibility/2006" xmlns:o="urn:schemas-microsoft-com:office:office" xmlns:r="http://schemas.openxmlformats.org/officeDocument/2006/relationships" xmlns:m="http://schemas.openxmlformats.org/officeDocument/2006/math" xmlns:v="urn:schemas-microsoft-com:vml" xmlns:wp14="http://schemas.microsoft.com/office/word/2010/wordprocessingDrawing" xmlns:wp="http://schemas.openxmlformats.org/drawingml/2006/wordprocessingDrawing" xmlns:w10="urn:schemas-microsoft-com:office:word" xmlns:w="http://schemas.openxmlformats.org/wordprocessingml/2006/main" xmlns:w14="http://schemas.microsoft.com/office/word/2010/wordml" xmlns:w15="http://schemas.microsoft.com/office/word/2012/wordml" xmlns:wne="http://schemas.microsoft.com/office/word/2006/wordml" xmlns:wpg="http://schemas.microsoft.com/office/word/2010/wordprocessingGroup" xmlns:wpi="http://schemas.microsoft.com/office/word/2010/wordprocessingInk" xmlns:wps="http://schemas.microsoft.com/office/word/2010/wordprocessingShape" mc:Ignorable="w14 w15 wp14">
+<w:hdr xmlns:wpc="http://schemas.microsoft.com/office/word/2010/wordprocessingCanvas" xmlns:mc="http://schemas.openxmlformats.org/markup-compatibility/2006" xmlns:o="urn:schemas-microsoft-com:office:office" xmlns:r="http://schemas.openxmlformats.org/officeDocument/2006/relationships" xmlns:m="http://schemas.openxmlformats.org/officeDocument/2006/math" xmlns:v="urn:schemas-microsoft-com:vml" xmlns:wp14="http://schemas.microsoft.com/office/word/2010/wordprocessingDrawing" xmlns:wp="http://schemas.openxmlformats.org/drawingml/2006/wordprocessingDrawing" xmlns:w10="urn:schemas-microsoft-com:office:word" xmlns:w="http://schemas.openxmlformats.org/wordprocessingml/2006/main" xmlns:w14="http://schemas.microsoft.com/office/word/2010/wordml" xmlns:w15="http://schemas.microsoft.com/office/word/2012/wordml" xmlns:wpg="http://schemas.microsoft.com/office/word/2010/wordprocessingGroup" xmlns:wpi="http://schemas.microsoft.com/office/word/2010/wordprocessingInk" xmlns:wne="http://schemas.microsoft.com/office/word/2006/wordml" xmlns:wps="http://schemas.microsoft.com/office/word/2010/wordprocessingShape" xmlns:wpsCustomData="http://www.wps.cn/officeDocument/2013/wpsCustomData" mc:Ignorable="w14 w15 wp14">
   <w:p>
     <w:pPr>
-      <w:pStyle w:val="Header"/>
+      <w:pStyle w:val="15"/>
       <w:pBdr>
-        <w:bottom w:val="single" w:sz="4" w:space="1" w:color="auto"/>
+        <w:bottom w:val="single" w:color="auto" w:sz="4" w:space="1"/>
       </w:pBdr>
       <w:jc w:val="right"/>
       <w:rPr>
-        <w:rFonts w:eastAsiaTheme="minorEastAsia" w:hint="eastAsia"/>
+        <w:rFonts w:hint="eastAsia" w:eastAsiaTheme="minorEastAsia"/>
         <w:lang w:eastAsia="zh-CN"/>
       </w:rPr>
     </w:pPr>
     <w:r>
       <w:rPr>
-        <w:rFonts w:eastAsiaTheme="minorEastAsia" w:hint="eastAsia"/>
+        <w:rFonts w:hint="eastAsia" w:eastAsiaTheme="minorEastAsia"/>
         <w:lang w:eastAsia="zh-CN"/>
       </w:rPr>
       <w:t>陕西益利德软件科技有限公司</w:t>
@@ -4200,12 +4318,12 @@
 </file>
 
 <file path=word/numbering.xml><?xml version="1.0" encoding="utf-8"?>
-<w:numbering xmlns:wpc="http://schemas.microsoft.com/office/word/2010/wordprocessingCanvas" xmlns:mc="http://schemas.openxmlformats.org/markup-compatibility/2006" xmlns:o="urn:schemas-microsoft-com:office:office" xmlns:r="http://schemas.openxmlformats.org/officeDocument/2006/relationships" xmlns:m="http://schemas.openxmlformats.org/officeDocument/2006/math" xmlns:v="urn:schemas-microsoft-com:vml" xmlns:wp14="http://schemas.microsoft.com/office/word/2010/wordprocessingDrawing" xmlns:wp="http://schemas.openxmlformats.org/drawingml/2006/wordprocessingDrawing" xmlns:w10="urn:schemas-microsoft-com:office:word" xmlns:w="http://schemas.openxmlformats.org/wordprocessingml/2006/main" xmlns:w14="http://schemas.microsoft.com/office/word/2010/wordml" xmlns:w15="http://schemas.microsoft.com/office/word/2012/wordml" xmlns:wne="http://schemas.microsoft.com/office/word/2006/wordml" xmlns:wpg="http://schemas.microsoft.com/office/word/2010/wordprocessingGroup" xmlns:wpi="http://schemas.microsoft.com/office/word/2010/wordprocessingInk" xmlns:wps="http://schemas.microsoft.com/office/word/2010/wordprocessingShape" mc:Ignorable="w14 w15 wp14">
+<w:numbering xmlns:wpc="http://schemas.microsoft.com/office/word/2010/wordprocessingCanvas" xmlns:mc="http://schemas.openxmlformats.org/markup-compatibility/2006" xmlns:o="urn:schemas-microsoft-com:office:office" xmlns:r="http://schemas.openxmlformats.org/officeDocument/2006/relationships" xmlns:m="http://schemas.openxmlformats.org/officeDocument/2006/math" xmlns:v="urn:schemas-microsoft-com:vml" xmlns:wp14="http://schemas.microsoft.com/office/word/2010/wordprocessingDrawing" xmlns:wp="http://schemas.openxmlformats.org/drawingml/2006/wordprocessingDrawing" xmlns:w10="urn:schemas-microsoft-com:office:word" xmlns:w="http://schemas.openxmlformats.org/wordprocessingml/2006/main" xmlns:w14="http://schemas.microsoft.com/office/word/2010/wordml" xmlns:wpg="http://schemas.microsoft.com/office/word/2010/wordprocessingGroup" xmlns:wpi="http://schemas.microsoft.com/office/word/2010/wordprocessingInk" xmlns:wne="http://schemas.microsoft.com/office/word/2006/wordml" xmlns:wps="http://schemas.microsoft.com/office/word/2010/wordprocessingShape" xmlns:wpsCustomData="http://www.wps.cn/officeDocument/2013/wpsCustomData" mc:Ignorable="w14 wp14">
   <w:abstractNum w:abstractNumId="0">
     <w:nsid w:val="8190A59F"/>
     <w:multiLevelType w:val="singleLevel"/>
     <w:tmpl w:val="8190A59F"/>
-    <w:lvl w:ilvl="0">
+    <w:lvl w:ilvl="0" w:tentative="0">
       <w:start w:val="1"/>
       <w:numFmt w:val="decimal"/>
       <w:lvlText w:val="%1."/>
@@ -4222,7 +4340,7 @@
     <w:nsid w:val="89DE98F3"/>
     <w:multiLevelType w:val="singleLevel"/>
     <w:tmpl w:val="89DE98F3"/>
-    <w:lvl w:ilvl="0">
+    <w:lvl w:ilvl="0" w:tentative="0">
       <w:start w:val="1"/>
       <w:numFmt w:val="decimal"/>
       <w:lvlText w:val="%1."/>
@@ -4239,10 +4357,10 @@
     <w:nsid w:val="8E964DCE"/>
     <w:multiLevelType w:val="multilevel"/>
     <w:tmpl w:val="8E964DCE"/>
-    <w:lvl w:ilvl="0">
+    <w:lvl w:ilvl="0" w:tentative="0">
       <w:start w:val="1"/>
       <w:numFmt w:val="decimal"/>
-      <w:pStyle w:val="Heading1"/>
+      <w:pStyle w:val="2"/>
       <w:lvlText w:val="%1."/>
       <w:lvlJc w:val="left"/>
       <w:pPr>
@@ -4252,10 +4370,10 @@
         <w:rFonts w:hint="default"/>
       </w:rPr>
     </w:lvl>
-    <w:lvl w:ilvl="1">
+    <w:lvl w:ilvl="1" w:tentative="0">
       <w:start w:val="1"/>
       <w:numFmt w:val="decimal"/>
-      <w:pStyle w:val="Heading2"/>
+      <w:pStyle w:val="3"/>
       <w:lvlText w:val="%1.%2."/>
       <w:lvlJc w:val="left"/>
       <w:pPr>
@@ -4265,10 +4383,10 @@
         <w:rFonts w:hint="default"/>
       </w:rPr>
     </w:lvl>
-    <w:lvl w:ilvl="2">
+    <w:lvl w:ilvl="2" w:tentative="0">
       <w:start w:val="1"/>
       <w:numFmt w:val="decimal"/>
-      <w:pStyle w:val="Heading3"/>
+      <w:pStyle w:val="4"/>
       <w:lvlText w:val="%1.%2.%3."/>
       <w:lvlJc w:val="left"/>
       <w:pPr>
@@ -4278,10 +4396,10 @@
         <w:rFonts w:hint="default"/>
       </w:rPr>
     </w:lvl>
-    <w:lvl w:ilvl="3">
+    <w:lvl w:ilvl="3" w:tentative="0">
       <w:start w:val="1"/>
       <w:numFmt w:val="decimal"/>
-      <w:pStyle w:val="Heading4"/>
+      <w:pStyle w:val="5"/>
       <w:lvlText w:val="%1.%2.%3.%4."/>
       <w:lvlJc w:val="left"/>
       <w:pPr>
@@ -4291,10 +4409,10 @@
         <w:rFonts w:hint="default"/>
       </w:rPr>
     </w:lvl>
-    <w:lvl w:ilvl="4">
+    <w:lvl w:ilvl="4" w:tentative="0">
       <w:start w:val="1"/>
       <w:numFmt w:val="decimal"/>
-      <w:pStyle w:val="Heading5"/>
+      <w:pStyle w:val="6"/>
       <w:lvlText w:val="%1.%2.%3.%4.%5."/>
       <w:lvlJc w:val="left"/>
       <w:pPr>
@@ -4304,10 +4422,10 @@
         <w:rFonts w:hint="default"/>
       </w:rPr>
     </w:lvl>
-    <w:lvl w:ilvl="5">
+    <w:lvl w:ilvl="5" w:tentative="0">
       <w:start w:val="1"/>
       <w:numFmt w:val="decimal"/>
-      <w:pStyle w:val="Heading6"/>
+      <w:pStyle w:val="7"/>
       <w:lvlText w:val="%1.%2.%3.%4.%5.%6."/>
       <w:lvlJc w:val="left"/>
       <w:pPr>
@@ -4317,10 +4435,10 @@
         <w:rFonts w:hint="default"/>
       </w:rPr>
     </w:lvl>
-    <w:lvl w:ilvl="6">
+    <w:lvl w:ilvl="6" w:tentative="0">
       <w:start w:val="1"/>
       <w:numFmt w:val="decimal"/>
-      <w:pStyle w:val="Heading7"/>
+      <w:pStyle w:val="8"/>
       <w:lvlText w:val="%1.%2.%3.%4.%5.%6.%7."/>
       <w:lvlJc w:val="left"/>
       <w:pPr>
@@ -4330,10 +4448,10 @@
         <w:rFonts w:hint="default"/>
       </w:rPr>
     </w:lvl>
-    <w:lvl w:ilvl="7">
+    <w:lvl w:ilvl="7" w:tentative="0">
       <w:start w:val="1"/>
       <w:numFmt w:val="decimal"/>
-      <w:pStyle w:val="Heading8"/>
+      <w:pStyle w:val="9"/>
       <w:lvlText w:val="%1.%2.%3.%4.%5.%6.%7.%8."/>
       <w:lvlJc w:val="left"/>
       <w:pPr>
@@ -4343,10 +4461,10 @@
         <w:rFonts w:hint="default"/>
       </w:rPr>
     </w:lvl>
-    <w:lvl w:ilvl="8">
+    <w:lvl w:ilvl="8" w:tentative="0">
       <w:start w:val="1"/>
       <w:numFmt w:val="decimal"/>
-      <w:pStyle w:val="Heading9"/>
+      <w:pStyle w:val="10"/>
       <w:lvlText w:val="%1.%2.%3.%4.%5.%6.%7.%8.%9."/>
       <w:lvlJc w:val="left"/>
       <w:pPr>
@@ -4361,7 +4479,7 @@
     <w:nsid w:val="AD906ACF"/>
     <w:multiLevelType w:val="singleLevel"/>
     <w:tmpl w:val="AD906ACF"/>
-    <w:lvl w:ilvl="0">
+    <w:lvl w:ilvl="0" w:tentative="0">
       <w:start w:val="1"/>
       <w:numFmt w:val="decimal"/>
       <w:lvlText w:val="%1."/>
@@ -4378,7 +4496,7 @@
     <w:nsid w:val="F9539CF3"/>
     <w:multiLevelType w:val="singleLevel"/>
     <w:tmpl w:val="F9539CF3"/>
-    <w:lvl w:ilvl="0">
+    <w:lvl w:ilvl="0" w:tentative="0">
       <w:start w:val="1"/>
       <w:numFmt w:val="decimal"/>
       <w:lvlText w:val="%1."/>
@@ -4395,7 +4513,7 @@
     <w:nsid w:val="56BF3FC0"/>
     <w:multiLevelType w:val="singleLevel"/>
     <w:tmpl w:val="56BF3FC0"/>
-    <w:lvl w:ilvl="0">
+    <w:lvl w:ilvl="0" w:tentative="0">
       <w:start w:val="1"/>
       <w:numFmt w:val="decimal"/>
       <w:lvlText w:val="%1."/>
@@ -4412,7 +4530,7 @@
     <w:nsid w:val="7512CD5B"/>
     <w:multiLevelType w:val="singleLevel"/>
     <w:tmpl w:val="7512CD5B"/>
-    <w:lvl w:ilvl="0">
+    <w:lvl w:ilvl="0" w:tentative="0">
       <w:start w:val="1"/>
       <w:numFmt w:val="decimal"/>
       <w:lvlText w:val="%1."/>
@@ -4450,267 +4568,269 @@
 </file>
 
 <file path=word/styles.xml><?xml version="1.0" encoding="utf-8"?>
-<w:styles xmlns:mc="http://schemas.openxmlformats.org/markup-compatibility/2006" xmlns:r="http://schemas.openxmlformats.org/officeDocument/2006/relationships" xmlns:w="http://schemas.openxmlformats.org/wordprocessingml/2006/main" xmlns:w14="http://schemas.microsoft.com/office/word/2010/wordml" xmlns:w15="http://schemas.microsoft.com/office/word/2012/wordml" mc:Ignorable="w14 w15">
+<w:styles xmlns:mc="http://schemas.openxmlformats.org/markup-compatibility/2006" xmlns:o="urn:schemas-microsoft-com:office:office" xmlns:r="http://schemas.openxmlformats.org/officeDocument/2006/relationships" xmlns:m="http://schemas.openxmlformats.org/officeDocument/2006/math" xmlns:v="urn:schemas-microsoft-com:vml" xmlns:w="http://schemas.openxmlformats.org/wordprocessingml/2006/main" xmlns:w14="http://schemas.microsoft.com/office/word/2010/wordml" xmlns:w10="urn:schemas-microsoft-com:office:word" xmlns:sl="http://schemas.openxmlformats.org/schemaLibrary/2006/main" xmlns:wpsCustomData="http://www.wps.cn/officeDocument/2013/wpsCustomData" mc:Ignorable="w14">
   <w:docDefaults>
     <w:rPrDefault>
       <w:rPr>
-        <w:rFonts w:ascii="Times New Roman" w:eastAsia="宋体" w:hAnsi="Times New Roman" w:cs="Times New Roman"/>
+        <w:rFonts w:ascii="Times New Roman" w:hAnsi="Times New Roman" w:eastAsia="宋体" w:cs="Times New Roman"/>
       </w:rPr>
     </w:rPrDefault>
     <w:pPrDefault/>
   </w:docDefaults>
-  <w:latentStyles w:defLockedState="0" w:defUIPriority="99" w:defSemiHidden="1" w:defUnhideWhenUsed="1" w:defQFormat="0" w:count="260">
-    <w:lsdException w:name="Normal" w:semiHidden="0" w:uiPriority="0" w:unhideWhenUsed="0" w:qFormat="1"/>
-    <w:lsdException w:name="heading 1" w:semiHidden="0" w:uiPriority="0" w:unhideWhenUsed="0" w:qFormat="1"/>
-    <w:lsdException w:name="heading 2" w:semiHidden="0" w:uiPriority="0" w:qFormat="1"/>
-    <w:lsdException w:name="heading 3" w:uiPriority="0" w:qFormat="1"/>
-    <w:lsdException w:name="heading 4" w:semiHidden="0" w:uiPriority="0" w:qFormat="1"/>
-    <w:lsdException w:name="heading 5" w:uiPriority="0" w:qFormat="1"/>
-    <w:lsdException w:name="heading 6" w:uiPriority="0" w:qFormat="1"/>
-    <w:lsdException w:name="heading 7" w:uiPriority="0" w:qFormat="1"/>
-    <w:lsdException w:name="heading 8" w:uiPriority="0" w:qFormat="1"/>
-    <w:lsdException w:name="heading 9" w:uiPriority="0" w:qFormat="1"/>
-    <w:lsdException w:name="index 1" w:semiHidden="0" w:uiPriority="0" w:unhideWhenUsed="0"/>
-    <w:lsdException w:name="index 2" w:semiHidden="0" w:uiPriority="0" w:unhideWhenUsed="0"/>
-    <w:lsdException w:name="index 3" w:semiHidden="0" w:uiPriority="0" w:unhideWhenUsed="0"/>
-    <w:lsdException w:name="index 4" w:semiHidden="0" w:uiPriority="0" w:unhideWhenUsed="0"/>
-    <w:lsdException w:name="index 5" w:semiHidden="0" w:uiPriority="0" w:unhideWhenUsed="0"/>
-    <w:lsdException w:name="index 6" w:semiHidden="0" w:uiPriority="0" w:unhideWhenUsed="0"/>
-    <w:lsdException w:name="index 7" w:semiHidden="0" w:uiPriority="0" w:unhideWhenUsed="0"/>
-    <w:lsdException w:name="index 8" w:semiHidden="0" w:uiPriority="0" w:unhideWhenUsed="0"/>
-    <w:lsdException w:name="index 9" w:semiHidden="0" w:uiPriority="0" w:unhideWhenUsed="0"/>
-    <w:lsdException w:name="toc 1" w:semiHidden="0" w:uiPriority="0" w:unhideWhenUsed="0" w:qFormat="1"/>
-    <w:lsdException w:name="toc 2" w:semiHidden="0" w:uiPriority="0" w:unhideWhenUsed="0" w:qFormat="1"/>
-    <w:lsdException w:name="toc 3" w:semiHidden="0" w:uiPriority="0" w:unhideWhenUsed="0" w:qFormat="1"/>
-    <w:lsdException w:name="toc 4" w:semiHidden="0" w:uiPriority="0" w:unhideWhenUsed="0"/>
-    <w:lsdException w:name="toc 5" w:semiHidden="0" w:uiPriority="0" w:unhideWhenUsed="0"/>
-    <w:lsdException w:name="toc 6" w:semiHidden="0" w:uiPriority="0" w:unhideWhenUsed="0"/>
-    <w:lsdException w:name="toc 7" w:semiHidden="0" w:uiPriority="0" w:unhideWhenUsed="0"/>
-    <w:lsdException w:name="toc 8" w:semiHidden="0" w:uiPriority="0" w:unhideWhenUsed="0"/>
-    <w:lsdException w:name="toc 9" w:semiHidden="0" w:uiPriority="0" w:unhideWhenUsed="0"/>
-    <w:lsdException w:name="Normal Indent" w:semiHidden="0" w:uiPriority="0" w:unhideWhenUsed="0"/>
-    <w:lsdException w:name="footnote text" w:semiHidden="0" w:uiPriority="0" w:unhideWhenUsed="0"/>
-    <w:lsdException w:name="annotation text" w:semiHidden="0" w:uiPriority="0" w:unhideWhenUsed="0" w:qFormat="1"/>
-    <w:lsdException w:name="header" w:semiHidden="0" w:uiPriority="0" w:unhideWhenUsed="0" w:qFormat="1"/>
-    <w:lsdException w:name="footer" w:semiHidden="0" w:uiPriority="0" w:unhideWhenUsed="0" w:qFormat="1"/>
-    <w:lsdException w:name="index heading" w:semiHidden="0" w:uiPriority="0" w:unhideWhenUsed="0"/>
-    <w:lsdException w:name="caption" w:uiPriority="0" w:qFormat="1"/>
-    <w:lsdException w:name="table of figures" w:semiHidden="0" w:uiPriority="0" w:unhideWhenUsed="0"/>
-    <w:lsdException w:name="envelope address" w:semiHidden="0" w:uiPriority="0" w:unhideWhenUsed="0"/>
-    <w:lsdException w:name="envelope return" w:semiHidden="0" w:uiPriority="0" w:unhideWhenUsed="0"/>
-    <w:lsdException w:name="footnote reference" w:semiHidden="0" w:uiPriority="0" w:unhideWhenUsed="0"/>
-    <w:lsdException w:name="annotation reference" w:semiHidden="0" w:uiPriority="0" w:unhideWhenUsed="0"/>
-    <w:lsdException w:name="line number" w:semiHidden="0" w:uiPriority="0" w:unhideWhenUsed="0"/>
-    <w:lsdException w:name="page number" w:semiHidden="0" w:uiPriority="0" w:unhideWhenUsed="0"/>
-    <w:lsdException w:name="endnote reference" w:semiHidden="0" w:uiPriority="0" w:unhideWhenUsed="0"/>
-    <w:lsdException w:name="endnote text" w:semiHidden="0" w:uiPriority="0" w:unhideWhenUsed="0"/>
-    <w:lsdException w:name="table of authorities" w:semiHidden="0" w:uiPriority="0" w:unhideWhenUsed="0"/>
-    <w:lsdException w:name="macro" w:semiHidden="0" w:uiPriority="0" w:unhideWhenUsed="0"/>
-    <w:lsdException w:name="toa heading" w:semiHidden="0" w:uiPriority="0" w:unhideWhenUsed="0"/>
-    <w:lsdException w:name="List" w:semiHidden="0" w:uiPriority="0" w:unhideWhenUsed="0"/>
-    <w:lsdException w:name="List Bullet" w:semiHidden="0" w:uiPriority="0" w:unhideWhenUsed="0"/>
-    <w:lsdException w:name="List Number" w:semiHidden="0" w:uiPriority="0" w:unhideWhenUsed="0"/>
-    <w:lsdException w:name="List 2" w:semiHidden="0" w:uiPriority="0" w:unhideWhenUsed="0"/>
-    <w:lsdException w:name="List 3" w:semiHidden="0" w:uiPriority="0" w:unhideWhenUsed="0"/>
-    <w:lsdException w:name="List 4" w:semiHidden="0" w:uiPriority="0" w:unhideWhenUsed="0"/>
-    <w:lsdException w:name="List 5" w:semiHidden="0" w:uiPriority="0" w:unhideWhenUsed="0"/>
-    <w:lsdException w:name="List Bullet 2" w:semiHidden="0" w:uiPriority="0" w:unhideWhenUsed="0"/>
-    <w:lsdException w:name="List Bullet 3" w:semiHidden="0" w:uiPriority="0" w:unhideWhenUsed="0"/>
-    <w:lsdException w:name="List Bullet 4" w:semiHidden="0" w:uiPriority="0" w:unhideWhenUsed="0"/>
-    <w:lsdException w:name="List Bullet 5" w:semiHidden="0" w:uiPriority="0" w:unhideWhenUsed="0"/>
-    <w:lsdException w:name="List Number 2" w:semiHidden="0" w:uiPriority="0" w:unhideWhenUsed="0"/>
-    <w:lsdException w:name="List Number 3" w:semiHidden="0" w:uiPriority="0" w:unhideWhenUsed="0"/>
-    <w:lsdException w:name="List Number 4" w:semiHidden="0" w:uiPriority="0" w:unhideWhenUsed="0"/>
-    <w:lsdException w:name="List Number 5" w:semiHidden="0" w:uiPriority="0" w:unhideWhenUsed="0"/>
-    <w:lsdException w:name="Title" w:semiHidden="0" w:uiPriority="0" w:unhideWhenUsed="0" w:qFormat="1"/>
-    <w:lsdException w:name="Closing" w:semiHidden="0" w:uiPriority="0" w:unhideWhenUsed="0"/>
-    <w:lsdException w:name="Signature" w:semiHidden="0" w:uiPriority="0" w:unhideWhenUsed="0"/>
-    <w:lsdException w:name="Default Paragraph Font" w:uiPriority="0" w:unhideWhenUsed="0" w:qFormat="1"/>
-    <w:lsdException w:name="Body Text" w:uiPriority="0" w:unhideWhenUsed="0" w:qFormat="1"/>
-    <w:lsdException w:name="Body Text Indent" w:semiHidden="0" w:uiPriority="0" w:unhideWhenUsed="0"/>
-    <w:lsdException w:name="List Continue" w:semiHidden="0" w:uiPriority="0" w:unhideWhenUsed="0"/>
-    <w:lsdException w:name="List Continue 2" w:semiHidden="0" w:uiPriority="0" w:unhideWhenUsed="0"/>
-    <w:lsdException w:name="List Continue 3" w:semiHidden="0" w:uiPriority="0" w:unhideWhenUsed="0"/>
-    <w:lsdException w:name="List Continue 4" w:semiHidden="0" w:uiPriority="0" w:unhideWhenUsed="0"/>
-    <w:lsdException w:name="List Continue 5" w:semiHidden="0" w:uiPriority="0" w:unhideWhenUsed="0"/>
-    <w:lsdException w:name="Message Header" w:semiHidden="0" w:uiPriority="0" w:unhideWhenUsed="0"/>
-    <w:lsdException w:name="Subtitle" w:semiHidden="0" w:uiPriority="0" w:unhideWhenUsed="0" w:qFormat="1"/>
-    <w:lsdException w:name="Salutation" w:semiHidden="0" w:uiPriority="0" w:unhideWhenUsed="0"/>
-    <w:lsdException w:name="Date" w:semiHidden="0" w:uiPriority="0" w:unhideWhenUsed="0"/>
-    <w:lsdException w:name="Body Text First Indent" w:semiHidden="0" w:uiPriority="0" w:unhideWhenUsed="0"/>
-    <w:lsdException w:name="Body Text First Indent 2" w:semiHidden="0" w:uiPriority="0" w:unhideWhenUsed="0"/>
-    <w:lsdException w:name="Body Text 2" w:semiHidden="0" w:uiPriority="0" w:unhideWhenUsed="0"/>
-    <w:lsdException w:name="Body Text 3" w:semiHidden="0" w:uiPriority="0" w:unhideWhenUsed="0"/>
-    <w:lsdException w:name="Body Text Indent 2" w:semiHidden="0" w:uiPriority="0" w:unhideWhenUsed="0"/>
-    <w:lsdException w:name="Body Text Indent 3" w:semiHidden="0" w:uiPriority="0" w:unhideWhenUsed="0"/>
-    <w:lsdException w:name="Block Text" w:semiHidden="0" w:uiPriority="0" w:unhideWhenUsed="0"/>
-    <w:lsdException w:name="Hyperlink" w:semiHidden="0" w:uiPriority="0" w:unhideWhenUsed="0"/>
-    <w:lsdException w:name="FollowedHyperlink" w:semiHidden="0" w:uiPriority="0" w:unhideWhenUsed="0"/>
-    <w:lsdException w:name="Strong" w:semiHidden="0" w:uiPriority="0" w:unhideWhenUsed="0" w:qFormat="1"/>
-    <w:lsdException w:name="Emphasis" w:semiHidden="0" w:uiPriority="0" w:unhideWhenUsed="0" w:qFormat="1"/>
-    <w:lsdException w:name="Document Map" w:semiHidden="0" w:uiPriority="0" w:unhideWhenUsed="0"/>
-    <w:lsdException w:name="Plain Text" w:semiHidden="0" w:uiPriority="0" w:unhideWhenUsed="0"/>
-    <w:lsdException w:name="E-mail Signature" w:semiHidden="0" w:uiPriority="0" w:unhideWhenUsed="0"/>
-    <w:lsdException w:name="Normal (Web)" w:semiHidden="0" w:uiPriority="0" w:unhideWhenUsed="0" w:qFormat="1"/>
-    <w:lsdException w:name="HTML Acronym" w:semiHidden="0" w:uiPriority="0" w:unhideWhenUsed="0"/>
-    <w:lsdException w:name="HTML Address" w:semiHidden="0" w:uiPriority="0" w:unhideWhenUsed="0"/>
-    <w:lsdException w:name="HTML Cite" w:semiHidden="0" w:uiPriority="0" w:unhideWhenUsed="0"/>
-    <w:lsdException w:name="HTML Code" w:semiHidden="0" w:uiPriority="0" w:unhideWhenUsed="0"/>
-    <w:lsdException w:name="HTML Definition" w:semiHidden="0" w:uiPriority="0" w:unhideWhenUsed="0"/>
-    <w:lsdException w:name="HTML Keyboard" w:semiHidden="0" w:uiPriority="0" w:unhideWhenUsed="0"/>
-    <w:lsdException w:name="HTML Preformatted" w:semiHidden="0" w:uiPriority="0" w:unhideWhenUsed="0"/>
-    <w:lsdException w:name="HTML Sample" w:semiHidden="0" w:uiPriority="0" w:unhideWhenUsed="0"/>
-    <w:lsdException w:name="HTML Typewriter" w:semiHidden="0" w:uiPriority="0" w:unhideWhenUsed="0"/>
-    <w:lsdException w:name="HTML Variable" w:semiHidden="0" w:uiPriority="0" w:unhideWhenUsed="0"/>
-    <w:lsdException w:name="Normal Table" w:uiPriority="0" w:unhideWhenUsed="0" w:qFormat="1"/>
-    <w:lsdException w:name="annotation subject" w:semiHidden="0" w:uiPriority="0" w:unhideWhenUsed="0"/>
-    <w:lsdException w:name="Table Simple 1" w:semiHidden="0" w:uiPriority="0" w:unhideWhenUsed="0"/>
-    <w:lsdException w:name="Table Simple 2" w:semiHidden="0" w:uiPriority="0" w:unhideWhenUsed="0"/>
-    <w:lsdException w:name="Table Simple 3" w:semiHidden="0" w:uiPriority="0" w:unhideWhenUsed="0"/>
-    <w:lsdException w:name="Table Classic 1" w:semiHidden="0" w:uiPriority="0" w:unhideWhenUsed="0"/>
-    <w:lsdException w:name="Table Classic 2" w:semiHidden="0" w:uiPriority="0" w:unhideWhenUsed="0"/>
-    <w:lsdException w:name="Table Classic 3" w:semiHidden="0" w:uiPriority="0" w:unhideWhenUsed="0"/>
-    <w:lsdException w:name="Table Classic 4" w:semiHidden="0" w:uiPriority="0" w:unhideWhenUsed="0"/>
-    <w:lsdException w:name="Table Colorful 1" w:semiHidden="0" w:uiPriority="0" w:unhideWhenUsed="0"/>
-    <w:lsdException w:name="Table Colorful 2" w:semiHidden="0" w:uiPriority="0" w:unhideWhenUsed="0"/>
-    <w:lsdException w:name="Table Colorful 3" w:semiHidden="0" w:uiPriority="0" w:unhideWhenUsed="0"/>
-    <w:lsdException w:name="Table Columns 1" w:semiHidden="0" w:uiPriority="0" w:unhideWhenUsed="0"/>
-    <w:lsdException w:name="Table Columns 2" w:semiHidden="0" w:uiPriority="0" w:unhideWhenUsed="0"/>
-    <w:lsdException w:name="Table Columns 3" w:semiHidden="0" w:uiPriority="0" w:unhideWhenUsed="0"/>
-    <w:lsdException w:name="Table Columns 4" w:semiHidden="0" w:uiPriority="0" w:unhideWhenUsed="0"/>
-    <w:lsdException w:name="Table Columns 5" w:semiHidden="0" w:uiPriority="0" w:unhideWhenUsed="0"/>
-    <w:lsdException w:name="Table Grid 1" w:semiHidden="0" w:uiPriority="0" w:unhideWhenUsed="0"/>
-    <w:lsdException w:name="Table Grid 2" w:semiHidden="0" w:uiPriority="0" w:unhideWhenUsed="0"/>
-    <w:lsdException w:name="Table Grid 3" w:semiHidden="0" w:uiPriority="0" w:unhideWhenUsed="0"/>
-    <w:lsdException w:name="Table Grid 4" w:semiHidden="0" w:uiPriority="0" w:unhideWhenUsed="0"/>
-    <w:lsdException w:name="Table Grid 5" w:semiHidden="0" w:uiPriority="0" w:unhideWhenUsed="0"/>
-    <w:lsdException w:name="Table Grid 6" w:semiHidden="0" w:uiPriority="0" w:unhideWhenUsed="0"/>
-    <w:lsdException w:name="Table Grid 7" w:semiHidden="0" w:uiPriority="0" w:unhideWhenUsed="0"/>
-    <w:lsdException w:name="Table Grid 8" w:semiHidden="0" w:uiPriority="0" w:unhideWhenUsed="0"/>
-    <w:lsdException w:name="Table List 1" w:semiHidden="0" w:uiPriority="0" w:unhideWhenUsed="0"/>
-    <w:lsdException w:name="Table List 2" w:semiHidden="0" w:uiPriority="0" w:unhideWhenUsed="0"/>
-    <w:lsdException w:name="Table List 3" w:semiHidden="0" w:uiPriority="0" w:unhideWhenUsed="0"/>
-    <w:lsdException w:name="Table List 4" w:semiHidden="0" w:uiPriority="0" w:unhideWhenUsed="0"/>
-    <w:lsdException w:name="Table List 5" w:semiHidden="0" w:uiPriority="0" w:unhideWhenUsed="0"/>
-    <w:lsdException w:name="Table List 6" w:semiHidden="0" w:uiPriority="0" w:unhideWhenUsed="0"/>
-    <w:lsdException w:name="Table List 7" w:semiHidden="0" w:uiPriority="0" w:unhideWhenUsed="0"/>
-    <w:lsdException w:name="Table List 8" w:semiHidden="0" w:uiPriority="0" w:unhideWhenUsed="0"/>
-    <w:lsdException w:name="Table 3D effects 1" w:semiHidden="0" w:uiPriority="0" w:unhideWhenUsed="0"/>
-    <w:lsdException w:name="Table 3D effects 2" w:semiHidden="0" w:uiPriority="0" w:unhideWhenUsed="0"/>
-    <w:lsdException w:name="Table 3D effects 3" w:semiHidden="0" w:uiPriority="0" w:unhideWhenUsed="0"/>
-    <w:lsdException w:name="Table Contemporary" w:semiHidden="0" w:uiPriority="0" w:unhideWhenUsed="0"/>
-    <w:lsdException w:name="Table Elegant" w:semiHidden="0" w:uiPriority="0" w:unhideWhenUsed="0"/>
-    <w:lsdException w:name="Table Professional" w:semiHidden="0" w:uiPriority="0" w:unhideWhenUsed="0"/>
-    <w:lsdException w:name="Table Subtle 1" w:semiHidden="0" w:uiPriority="0" w:unhideWhenUsed="0"/>
-    <w:lsdException w:name="Table Subtle 2" w:semiHidden="0" w:uiPriority="0" w:unhideWhenUsed="0"/>
-    <w:lsdException w:name="Table Web 1" w:semiHidden="0" w:uiPriority="0" w:unhideWhenUsed="0"/>
-    <w:lsdException w:name="Table Web 2" w:semiHidden="0" w:uiPriority="0" w:unhideWhenUsed="0"/>
-    <w:lsdException w:name="Table Web 3" w:semiHidden="0" w:uiPriority="0" w:unhideWhenUsed="0"/>
-    <w:lsdException w:name="Balloon Text" w:semiHidden="0" w:uiPriority="0" w:unhideWhenUsed="0"/>
-    <w:lsdException w:name="Table Grid" w:semiHidden="0" w:uiPriority="0" w:unhideWhenUsed="0" w:qFormat="1"/>
-    <w:lsdException w:name="Table Theme" w:semiHidden="0" w:uiPriority="0" w:unhideWhenUsed="0"/>
-    <w:lsdException w:name="Light Shading" w:semiHidden="0" w:uiPriority="60" w:unhideWhenUsed="0"/>
-    <w:lsdException w:name="Light List" w:semiHidden="0" w:uiPriority="61" w:unhideWhenUsed="0"/>
-    <w:lsdException w:name="Light Grid" w:semiHidden="0" w:uiPriority="62" w:unhideWhenUsed="0"/>
-    <w:lsdException w:name="Medium Shading 1" w:semiHidden="0" w:uiPriority="63" w:unhideWhenUsed="0"/>
-    <w:lsdException w:name="Medium Shading 2" w:semiHidden="0" w:uiPriority="64" w:unhideWhenUsed="0"/>
-    <w:lsdException w:name="Medium List 1" w:semiHidden="0" w:uiPriority="65" w:unhideWhenUsed="0"/>
-    <w:lsdException w:name="Medium List 2" w:semiHidden="0" w:uiPriority="66" w:unhideWhenUsed="0"/>
-    <w:lsdException w:name="Medium Grid 1" w:semiHidden="0" w:uiPriority="67" w:unhideWhenUsed="0"/>
-    <w:lsdException w:name="Medium Grid 2" w:semiHidden="0" w:uiPriority="68" w:unhideWhenUsed="0"/>
-    <w:lsdException w:name="Medium Grid 3" w:semiHidden="0" w:uiPriority="69" w:unhideWhenUsed="0"/>
-    <w:lsdException w:name="Dark List" w:semiHidden="0" w:uiPriority="70" w:unhideWhenUsed="0"/>
-    <w:lsdException w:name="Colorful Shading" w:semiHidden="0" w:uiPriority="71" w:unhideWhenUsed="0"/>
-    <w:lsdException w:name="Colorful List" w:semiHidden="0" w:uiPriority="72" w:unhideWhenUsed="0"/>
-    <w:lsdException w:name="Colorful Grid" w:semiHidden="0" w:uiPriority="73" w:unhideWhenUsed="0"/>
-    <w:lsdException w:name="Light Shading Accent 1" w:semiHidden="0" w:uiPriority="60" w:unhideWhenUsed="0"/>
-    <w:lsdException w:name="Light List Accent 1" w:semiHidden="0" w:uiPriority="61" w:unhideWhenUsed="0"/>
-    <w:lsdException w:name="Light Grid Accent 1" w:semiHidden="0" w:uiPriority="62" w:unhideWhenUsed="0"/>
-    <w:lsdException w:name="Medium Shading 1 Accent 1" w:semiHidden="0" w:uiPriority="63" w:unhideWhenUsed="0"/>
-    <w:lsdException w:name="Medium Shading 2 Accent 1" w:semiHidden="0" w:uiPriority="64" w:unhideWhenUsed="0"/>
-    <w:lsdException w:name="Medium List 1 Accent 1" w:semiHidden="0" w:uiPriority="65" w:unhideWhenUsed="0"/>
-    <w:lsdException w:name="Medium List 2 Accent 1" w:semiHidden="0" w:uiPriority="66" w:unhideWhenUsed="0"/>
-    <w:lsdException w:name="Medium Grid 1 Accent 1" w:semiHidden="0" w:uiPriority="67" w:unhideWhenUsed="0"/>
-    <w:lsdException w:name="Medium Grid 2 Accent 1" w:semiHidden="0" w:uiPriority="68" w:unhideWhenUsed="0"/>
-    <w:lsdException w:name="Medium Grid 3 Accent 1" w:semiHidden="0" w:uiPriority="69" w:unhideWhenUsed="0"/>
-    <w:lsdException w:name="Dark List Accent 1" w:semiHidden="0" w:uiPriority="70" w:unhideWhenUsed="0"/>
-    <w:lsdException w:name="Colorful Shading Accent 1" w:semiHidden="0" w:uiPriority="71" w:unhideWhenUsed="0"/>
-    <w:lsdException w:name="Colorful List Accent 1" w:semiHidden="0" w:uiPriority="72" w:unhideWhenUsed="0"/>
-    <w:lsdException w:name="Colorful Grid Accent 1" w:semiHidden="0" w:uiPriority="73" w:unhideWhenUsed="0"/>
-    <w:lsdException w:name="Light Shading Accent 2" w:semiHidden="0" w:uiPriority="60" w:unhideWhenUsed="0"/>
-    <w:lsdException w:name="Light List Accent 2" w:semiHidden="0" w:uiPriority="61" w:unhideWhenUsed="0"/>
-    <w:lsdException w:name="Light Grid Accent 2" w:semiHidden="0" w:uiPriority="62" w:unhideWhenUsed="0"/>
-    <w:lsdException w:name="Medium Shading 1 Accent 2" w:semiHidden="0" w:uiPriority="63" w:unhideWhenUsed="0"/>
-    <w:lsdException w:name="Medium Shading 2 Accent 2" w:semiHidden="0" w:uiPriority="64" w:unhideWhenUsed="0"/>
-    <w:lsdException w:name="Medium List 1 Accent 2" w:semiHidden="0" w:uiPriority="65" w:unhideWhenUsed="0"/>
-    <w:lsdException w:name="Medium List 2 Accent 2" w:semiHidden="0" w:uiPriority="66" w:unhideWhenUsed="0"/>
-    <w:lsdException w:name="Medium Grid 1 Accent 2" w:semiHidden="0" w:uiPriority="67" w:unhideWhenUsed="0"/>
-    <w:lsdException w:name="Medium Grid 2 Accent 2" w:semiHidden="0" w:uiPriority="68" w:unhideWhenUsed="0"/>
-    <w:lsdException w:name="Medium Grid 3 Accent 2" w:semiHidden="0" w:uiPriority="69" w:unhideWhenUsed="0"/>
-    <w:lsdException w:name="Dark List Accent 2" w:semiHidden="0" w:uiPriority="70" w:unhideWhenUsed="0"/>
-    <w:lsdException w:name="Colorful Shading Accent 2" w:semiHidden="0" w:uiPriority="71" w:unhideWhenUsed="0"/>
-    <w:lsdException w:name="Colorful List Accent 2" w:semiHidden="0" w:uiPriority="72" w:unhideWhenUsed="0"/>
-    <w:lsdException w:name="Colorful Grid Accent 2" w:semiHidden="0" w:uiPriority="73" w:unhideWhenUsed="0"/>
-    <w:lsdException w:name="Light Shading Accent 3" w:semiHidden="0" w:uiPriority="60" w:unhideWhenUsed="0"/>
-    <w:lsdException w:name="Light List Accent 3" w:semiHidden="0" w:uiPriority="61" w:unhideWhenUsed="0"/>
-    <w:lsdException w:name="Light Grid Accent 3" w:semiHidden="0" w:uiPriority="62" w:unhideWhenUsed="0"/>
-    <w:lsdException w:name="Medium Shading 1 Accent 3" w:semiHidden="0" w:uiPriority="63" w:unhideWhenUsed="0"/>
-    <w:lsdException w:name="Medium Shading 2 Accent 3" w:semiHidden="0" w:uiPriority="64" w:unhideWhenUsed="0"/>
-    <w:lsdException w:name="Medium List 1 Accent 3" w:semiHidden="0" w:uiPriority="65" w:unhideWhenUsed="0"/>
-    <w:lsdException w:name="Medium List 2 Accent 3" w:semiHidden="0" w:uiPriority="66" w:unhideWhenUsed="0"/>
-    <w:lsdException w:name="Medium Grid 1 Accent 3" w:semiHidden="0" w:uiPriority="67" w:unhideWhenUsed="0"/>
-    <w:lsdException w:name="Medium Grid 2 Accent 3" w:semiHidden="0" w:uiPriority="68" w:unhideWhenUsed="0"/>
-    <w:lsdException w:name="Medium Grid 3 Accent 3" w:semiHidden="0" w:uiPriority="69" w:unhideWhenUsed="0"/>
-    <w:lsdException w:name="Dark List Accent 3" w:semiHidden="0" w:uiPriority="70" w:unhideWhenUsed="0"/>
-    <w:lsdException w:name="Colorful Shading Accent 3" w:semiHidden="0" w:uiPriority="71" w:unhideWhenUsed="0"/>
-    <w:lsdException w:name="Colorful List Accent 3" w:semiHidden="0" w:uiPriority="72" w:unhideWhenUsed="0"/>
-    <w:lsdException w:name="Colorful Grid Accent 3" w:semiHidden="0" w:uiPriority="73" w:unhideWhenUsed="0"/>
-    <w:lsdException w:name="Light Shading Accent 4" w:semiHidden="0" w:uiPriority="60" w:unhideWhenUsed="0"/>
-    <w:lsdException w:name="Light List Accent 4" w:semiHidden="0" w:uiPriority="61" w:unhideWhenUsed="0"/>
-    <w:lsdException w:name="Light Grid Accent 4" w:semiHidden="0" w:uiPriority="62" w:unhideWhenUsed="0"/>
-    <w:lsdException w:name="Medium Shading 1 Accent 4" w:semiHidden="0" w:uiPriority="63" w:unhideWhenUsed="0"/>
-    <w:lsdException w:name="Medium Shading 2 Accent 4" w:semiHidden="0" w:uiPriority="64" w:unhideWhenUsed="0"/>
-    <w:lsdException w:name="Medium List 1 Accent 4" w:semiHidden="0" w:uiPriority="65" w:unhideWhenUsed="0"/>
-    <w:lsdException w:name="Medium List 2 Accent 4" w:semiHidden="0" w:uiPriority="66" w:unhideWhenUsed="0"/>
-    <w:lsdException w:name="Medium Grid 1 Accent 4" w:semiHidden="0" w:uiPriority="67" w:unhideWhenUsed="0"/>
-    <w:lsdException w:name="Medium Grid 2 Accent 4" w:semiHidden="0" w:uiPriority="68" w:unhideWhenUsed="0"/>
-    <w:lsdException w:name="Medium Grid 3 Accent 4" w:semiHidden="0" w:uiPriority="69" w:unhideWhenUsed="0"/>
-    <w:lsdException w:name="Dark List Accent 4" w:semiHidden="0" w:uiPriority="70" w:unhideWhenUsed="0"/>
-    <w:lsdException w:name="Colorful Shading Accent 4" w:semiHidden="0" w:uiPriority="71" w:unhideWhenUsed="0"/>
-    <w:lsdException w:name="Colorful List Accent 4" w:semiHidden="0" w:uiPriority="72" w:unhideWhenUsed="0"/>
-    <w:lsdException w:name="Colorful Grid Accent 4" w:semiHidden="0" w:uiPriority="73" w:unhideWhenUsed="0"/>
-    <w:lsdException w:name="Light Shading Accent 5" w:semiHidden="0" w:uiPriority="60" w:unhideWhenUsed="0"/>
-    <w:lsdException w:name="Light List Accent 5" w:semiHidden="0" w:uiPriority="61" w:unhideWhenUsed="0"/>
-    <w:lsdException w:name="Light Grid Accent 5" w:semiHidden="0" w:uiPriority="62" w:unhideWhenUsed="0"/>
-    <w:lsdException w:name="Medium Shading 1 Accent 5" w:semiHidden="0" w:uiPriority="63" w:unhideWhenUsed="0"/>
-    <w:lsdException w:name="Medium Shading 2 Accent 5" w:semiHidden="0" w:uiPriority="64" w:unhideWhenUsed="0"/>
-    <w:lsdException w:name="Medium List 1 Accent 5" w:semiHidden="0" w:uiPriority="65" w:unhideWhenUsed="0"/>
-    <w:lsdException w:name="Medium List 2 Accent 5" w:semiHidden="0" w:uiPriority="66" w:unhideWhenUsed="0"/>
-    <w:lsdException w:name="Medium Grid 1 Accent 5" w:semiHidden="0" w:uiPriority="67" w:unhideWhenUsed="0"/>
-    <w:lsdException w:name="Medium Grid 2 Accent 5" w:semiHidden="0" w:uiPriority="68" w:unhideWhenUsed="0"/>
-    <w:lsdException w:name="Medium Grid 3 Accent 5" w:semiHidden="0" w:uiPriority="69" w:unhideWhenUsed="0"/>
-    <w:lsdException w:name="Dark List Accent 5" w:semiHidden="0" w:uiPriority="70" w:unhideWhenUsed="0"/>
-    <w:lsdException w:name="Colorful Shading Accent 5" w:semiHidden="0" w:uiPriority="71" w:unhideWhenUsed="0"/>
-    <w:lsdException w:name="Colorful List Accent 5" w:semiHidden="0" w:uiPriority="72" w:unhideWhenUsed="0"/>
-    <w:lsdException w:name="Colorful Grid Accent 5" w:semiHidden="0" w:uiPriority="73" w:unhideWhenUsed="0"/>
-    <w:lsdException w:name="Light Shading Accent 6" w:semiHidden="0" w:uiPriority="60" w:unhideWhenUsed="0"/>
-    <w:lsdException w:name="Light List Accent 6" w:semiHidden="0" w:uiPriority="61" w:unhideWhenUsed="0"/>
-    <w:lsdException w:name="Light Grid Accent 6" w:semiHidden="0" w:uiPriority="62" w:unhideWhenUsed="0"/>
-    <w:lsdException w:name="Medium Shading 1 Accent 6" w:semiHidden="0" w:uiPriority="63" w:unhideWhenUsed="0"/>
-    <w:lsdException w:name="Medium Shading 2 Accent 6" w:semiHidden="0" w:uiPriority="64" w:unhideWhenUsed="0"/>
-    <w:lsdException w:name="Medium List 1 Accent 6" w:semiHidden="0" w:uiPriority="65" w:unhideWhenUsed="0"/>
-    <w:lsdException w:name="Medium List 2 Accent 6" w:semiHidden="0" w:uiPriority="66" w:unhideWhenUsed="0"/>
-    <w:lsdException w:name="Medium Grid 1 Accent 6" w:semiHidden="0" w:uiPriority="67" w:unhideWhenUsed="0"/>
-    <w:lsdException w:name="Medium Grid 2 Accent 6" w:semiHidden="0" w:uiPriority="68" w:unhideWhenUsed="0"/>
-    <w:lsdException w:name="Medium Grid 3 Accent 6" w:semiHidden="0" w:uiPriority="69" w:unhideWhenUsed="0"/>
-    <w:lsdException w:name="Dark List Accent 6" w:semiHidden="0" w:uiPriority="70" w:unhideWhenUsed="0"/>
-    <w:lsdException w:name="Colorful Shading Accent 6" w:semiHidden="0" w:uiPriority="71" w:unhideWhenUsed="0"/>
-    <w:lsdException w:name="Colorful List Accent 6" w:semiHidden="0" w:uiPriority="72" w:unhideWhenUsed="0"/>
-    <w:lsdException w:name="Colorful Grid Accent 6" w:semiHidden="0" w:uiPriority="73" w:unhideWhenUsed="0"/>
+  <w:latentStyles w:count="260" w:defQFormat="0" w:defUnhideWhenUsed="1" w:defSemiHidden="1" w:defUIPriority="99" w:defLockedState="0">
+    <w:lsdException w:qFormat="1" w:unhideWhenUsed="0" w:uiPriority="0" w:semiHidden="0" w:name="Normal"/>
+    <w:lsdException w:qFormat="1" w:unhideWhenUsed="0" w:uiPriority="0" w:semiHidden="0" w:name="heading 1"/>
+    <w:lsdException w:qFormat="1" w:uiPriority="0" w:semiHidden="0" w:name="heading 2"/>
+    <w:lsdException w:qFormat="1" w:uiPriority="0" w:name="heading 3"/>
+    <w:lsdException w:qFormat="1" w:uiPriority="0" w:semiHidden="0" w:name="heading 4"/>
+    <w:lsdException w:qFormat="1" w:uiPriority="0" w:name="heading 5"/>
+    <w:lsdException w:qFormat="1" w:uiPriority="0" w:name="heading 6"/>
+    <w:lsdException w:qFormat="1" w:uiPriority="0" w:name="heading 7"/>
+    <w:lsdException w:qFormat="1" w:uiPriority="0" w:name="heading 8"/>
+    <w:lsdException w:qFormat="1" w:uiPriority="0" w:name="heading 9"/>
+    <w:lsdException w:unhideWhenUsed="0" w:uiPriority="0" w:semiHidden="0" w:name="index 1"/>
+    <w:lsdException w:unhideWhenUsed="0" w:uiPriority="0" w:semiHidden="0" w:name="index 2"/>
+    <w:lsdException w:unhideWhenUsed="0" w:uiPriority="0" w:semiHidden="0" w:name="index 3"/>
+    <w:lsdException w:unhideWhenUsed="0" w:uiPriority="0" w:semiHidden="0" w:name="index 4"/>
+    <w:lsdException w:unhideWhenUsed="0" w:uiPriority="0" w:semiHidden="0" w:name="index 5"/>
+    <w:lsdException w:unhideWhenUsed="0" w:uiPriority="0" w:semiHidden="0" w:name="index 6"/>
+    <w:lsdException w:unhideWhenUsed="0" w:uiPriority="0" w:semiHidden="0" w:name="index 7"/>
+    <w:lsdException w:unhideWhenUsed="0" w:uiPriority="0" w:semiHidden="0" w:name="index 8"/>
+    <w:lsdException w:unhideWhenUsed="0" w:uiPriority="0" w:semiHidden="0" w:name="index 9"/>
+    <w:lsdException w:qFormat="1" w:unhideWhenUsed="0" w:uiPriority="0" w:semiHidden="0" w:name="toc 1"/>
+    <w:lsdException w:qFormat="1" w:unhideWhenUsed="0" w:uiPriority="0" w:semiHidden="0" w:name="toc 2"/>
+    <w:lsdException w:qFormat="1" w:unhideWhenUsed="0" w:uiPriority="0" w:semiHidden="0" w:name="toc 3"/>
+    <w:lsdException w:unhideWhenUsed="0" w:uiPriority="0" w:semiHidden="0" w:name="toc 4"/>
+    <w:lsdException w:unhideWhenUsed="0" w:uiPriority="0" w:semiHidden="0" w:name="toc 5"/>
+    <w:lsdException w:unhideWhenUsed="0" w:uiPriority="0" w:semiHidden="0" w:name="toc 6"/>
+    <w:lsdException w:unhideWhenUsed="0" w:uiPriority="0" w:semiHidden="0" w:name="toc 7"/>
+    <w:lsdException w:unhideWhenUsed="0" w:uiPriority="0" w:semiHidden="0" w:name="toc 8"/>
+    <w:lsdException w:unhideWhenUsed="0" w:uiPriority="0" w:semiHidden="0" w:name="toc 9"/>
+    <w:lsdException w:unhideWhenUsed="0" w:uiPriority="0" w:semiHidden="0" w:name="Normal Indent"/>
+    <w:lsdException w:unhideWhenUsed="0" w:uiPriority="0" w:semiHidden="0" w:name="footnote text"/>
+    <w:lsdException w:qFormat="1" w:unhideWhenUsed="0" w:uiPriority="0" w:semiHidden="0" w:name="annotation text"/>
+    <w:lsdException w:qFormat="1" w:unhideWhenUsed="0" w:uiPriority="0" w:semiHidden="0" w:name="header"/>
+    <w:lsdException w:qFormat="1" w:unhideWhenUsed="0" w:uiPriority="0" w:semiHidden="0" w:name="footer"/>
+    <w:lsdException w:unhideWhenUsed="0" w:uiPriority="0" w:semiHidden="0" w:name="index heading"/>
+    <w:lsdException w:qFormat="1" w:uiPriority="0" w:name="caption"/>
+    <w:lsdException w:unhideWhenUsed="0" w:uiPriority="0" w:semiHidden="0" w:name="table of figures"/>
+    <w:lsdException w:unhideWhenUsed="0" w:uiPriority="0" w:semiHidden="0" w:name="envelope address"/>
+    <w:lsdException w:unhideWhenUsed="0" w:uiPriority="0" w:semiHidden="0" w:name="envelope return"/>
+    <w:lsdException w:unhideWhenUsed="0" w:uiPriority="0" w:semiHidden="0" w:name="footnote reference"/>
+    <w:lsdException w:unhideWhenUsed="0" w:uiPriority="0" w:semiHidden="0" w:name="annotation reference"/>
+    <w:lsdException w:unhideWhenUsed="0" w:uiPriority="0" w:semiHidden="0" w:name="line number"/>
+    <w:lsdException w:unhideWhenUsed="0" w:uiPriority="0" w:semiHidden="0" w:name="page number"/>
+    <w:lsdException w:unhideWhenUsed="0" w:uiPriority="0" w:semiHidden="0" w:name="endnote reference"/>
+    <w:lsdException w:unhideWhenUsed="0" w:uiPriority="0" w:semiHidden="0" w:name="endnote text"/>
+    <w:lsdException w:unhideWhenUsed="0" w:uiPriority="0" w:semiHidden="0" w:name="table of authorities"/>
+    <w:lsdException w:unhideWhenUsed="0" w:uiPriority="0" w:semiHidden="0" w:name="macro"/>
+    <w:lsdException w:unhideWhenUsed="0" w:uiPriority="0" w:semiHidden="0" w:name="toa heading"/>
+    <w:lsdException w:unhideWhenUsed="0" w:uiPriority="0" w:semiHidden="0" w:name="List"/>
+    <w:lsdException w:unhideWhenUsed="0" w:uiPriority="0" w:semiHidden="0" w:name="List Bullet"/>
+    <w:lsdException w:unhideWhenUsed="0" w:uiPriority="0" w:semiHidden="0" w:name="List Number"/>
+    <w:lsdException w:unhideWhenUsed="0" w:uiPriority="0" w:semiHidden="0" w:name="List 2"/>
+    <w:lsdException w:unhideWhenUsed="0" w:uiPriority="0" w:semiHidden="0" w:name="List 3"/>
+    <w:lsdException w:unhideWhenUsed="0" w:uiPriority="0" w:semiHidden="0" w:name="List 4"/>
+    <w:lsdException w:unhideWhenUsed="0" w:uiPriority="0" w:semiHidden="0" w:name="List 5"/>
+    <w:lsdException w:unhideWhenUsed="0" w:uiPriority="0" w:semiHidden="0" w:name="List Bullet 2"/>
+    <w:lsdException w:unhideWhenUsed="0" w:uiPriority="0" w:semiHidden="0" w:name="List Bullet 3"/>
+    <w:lsdException w:unhideWhenUsed="0" w:uiPriority="0" w:semiHidden="0" w:name="List Bullet 4"/>
+    <w:lsdException w:unhideWhenUsed="0" w:uiPriority="0" w:semiHidden="0" w:name="List Bullet 5"/>
+    <w:lsdException w:unhideWhenUsed="0" w:uiPriority="0" w:semiHidden="0" w:name="List Number 2"/>
+    <w:lsdException w:unhideWhenUsed="0" w:uiPriority="0" w:semiHidden="0" w:name="List Number 3"/>
+    <w:lsdException w:unhideWhenUsed="0" w:uiPriority="0" w:semiHidden="0" w:name="List Number 4"/>
+    <w:lsdException w:unhideWhenUsed="0" w:uiPriority="0" w:semiHidden="0" w:name="List Number 5"/>
+    <w:lsdException w:qFormat="1" w:unhideWhenUsed="0" w:uiPriority="0" w:semiHidden="0" w:name="Title"/>
+    <w:lsdException w:unhideWhenUsed="0" w:uiPriority="0" w:semiHidden="0" w:name="Closing"/>
+    <w:lsdException w:unhideWhenUsed="0" w:uiPriority="0" w:semiHidden="0" w:name="Signature"/>
+    <w:lsdException w:qFormat="1" w:unhideWhenUsed="0" w:uiPriority="0" w:name="Default Paragraph Font"/>
+    <w:lsdException w:qFormat="1" w:unhideWhenUsed="0" w:uiPriority="0" w:name="Body Text"/>
+    <w:lsdException w:unhideWhenUsed="0" w:uiPriority="0" w:semiHidden="0" w:name="Body Text Indent"/>
+    <w:lsdException w:unhideWhenUsed="0" w:uiPriority="0" w:semiHidden="0" w:name="List Continue"/>
+    <w:lsdException w:unhideWhenUsed="0" w:uiPriority="0" w:semiHidden="0" w:name="List Continue 2"/>
+    <w:lsdException w:unhideWhenUsed="0" w:uiPriority="0" w:semiHidden="0" w:name="List Continue 3"/>
+    <w:lsdException w:unhideWhenUsed="0" w:uiPriority="0" w:semiHidden="0" w:name="List Continue 4"/>
+    <w:lsdException w:unhideWhenUsed="0" w:uiPriority="0" w:semiHidden="0" w:name="List Continue 5"/>
+    <w:lsdException w:unhideWhenUsed="0" w:uiPriority="0" w:semiHidden="0" w:name="Message Header"/>
+    <w:lsdException w:qFormat="1" w:unhideWhenUsed="0" w:uiPriority="0" w:semiHidden="0" w:name="Subtitle"/>
+    <w:lsdException w:unhideWhenUsed="0" w:uiPriority="0" w:semiHidden="0" w:name="Salutation"/>
+    <w:lsdException w:unhideWhenUsed="0" w:uiPriority="0" w:semiHidden="0" w:name="Date"/>
+    <w:lsdException w:unhideWhenUsed="0" w:uiPriority="0" w:semiHidden="0" w:name="Body Text First Indent"/>
+    <w:lsdException w:unhideWhenUsed="0" w:uiPriority="0" w:semiHidden="0" w:name="Body Text First Indent 2"/>
+    <w:lsdException w:uiPriority="99" w:name="Note Heading"/>
+    <w:lsdException w:unhideWhenUsed="0" w:uiPriority="0" w:semiHidden="0" w:name="Body Text 2"/>
+    <w:lsdException w:unhideWhenUsed="0" w:uiPriority="0" w:semiHidden="0" w:name="Body Text 3"/>
+    <w:lsdException w:unhideWhenUsed="0" w:uiPriority="0" w:semiHidden="0" w:name="Body Text Indent 2"/>
+    <w:lsdException w:unhideWhenUsed="0" w:uiPriority="0" w:semiHidden="0" w:name="Body Text Indent 3"/>
+    <w:lsdException w:unhideWhenUsed="0" w:uiPriority="0" w:semiHidden="0" w:name="Block Text"/>
+    <w:lsdException w:unhideWhenUsed="0" w:uiPriority="0" w:semiHidden="0" w:name="Hyperlink"/>
+    <w:lsdException w:unhideWhenUsed="0" w:uiPriority="0" w:semiHidden="0" w:name="FollowedHyperlink"/>
+    <w:lsdException w:qFormat="1" w:unhideWhenUsed="0" w:uiPriority="0" w:semiHidden="0" w:name="Strong"/>
+    <w:lsdException w:qFormat="1" w:unhideWhenUsed="0" w:uiPriority="0" w:semiHidden="0" w:name="Emphasis"/>
+    <w:lsdException w:unhideWhenUsed="0" w:uiPriority="0" w:semiHidden="0" w:name="Document Map"/>
+    <w:lsdException w:unhideWhenUsed="0" w:uiPriority="0" w:semiHidden="0" w:name="Plain Text"/>
+    <w:lsdException w:unhideWhenUsed="0" w:uiPriority="0" w:semiHidden="0" w:name="E-mail Signature"/>
+    <w:lsdException w:qFormat="1" w:unhideWhenUsed="0" w:uiPriority="0" w:semiHidden="0" w:name="Normal (Web)"/>
+    <w:lsdException w:unhideWhenUsed="0" w:uiPriority="0" w:semiHidden="0" w:name="HTML Acronym"/>
+    <w:lsdException w:unhideWhenUsed="0" w:uiPriority="0" w:semiHidden="0" w:name="HTML Address"/>
+    <w:lsdException w:unhideWhenUsed="0" w:uiPriority="0" w:semiHidden="0" w:name="HTML Cite"/>
+    <w:lsdException w:unhideWhenUsed="0" w:uiPriority="0" w:semiHidden="0" w:name="HTML Code"/>
+    <w:lsdException w:unhideWhenUsed="0" w:uiPriority="0" w:semiHidden="0" w:name="HTML Definition"/>
+    <w:lsdException w:unhideWhenUsed="0" w:uiPriority="0" w:semiHidden="0" w:name="HTML Keyboard"/>
+    <w:lsdException w:unhideWhenUsed="0" w:uiPriority="0" w:semiHidden="0" w:name="HTML Preformatted"/>
+    <w:lsdException w:unhideWhenUsed="0" w:uiPriority="0" w:semiHidden="0" w:name="HTML Sample"/>
+    <w:lsdException w:unhideWhenUsed="0" w:uiPriority="0" w:semiHidden="0" w:name="HTML Typewriter"/>
+    <w:lsdException w:unhideWhenUsed="0" w:uiPriority="0" w:semiHidden="0" w:name="HTML Variable"/>
+    <w:lsdException w:qFormat="1" w:unhideWhenUsed="0" w:uiPriority="0" w:name="Normal Table"/>
+    <w:lsdException w:unhideWhenUsed="0" w:uiPriority="0" w:semiHidden="0" w:name="annotation subject"/>
+    <w:lsdException w:unhideWhenUsed="0" w:uiPriority="0" w:semiHidden="0" w:name="Table Simple 1"/>
+    <w:lsdException w:unhideWhenUsed="0" w:uiPriority="0" w:semiHidden="0" w:name="Table Simple 2"/>
+    <w:lsdException w:unhideWhenUsed="0" w:uiPriority="0" w:semiHidden="0" w:name="Table Simple 3"/>
+    <w:lsdException w:unhideWhenUsed="0" w:uiPriority="0" w:semiHidden="0" w:name="Table Classic 1"/>
+    <w:lsdException w:unhideWhenUsed="0" w:uiPriority="0" w:semiHidden="0" w:name="Table Classic 2"/>
+    <w:lsdException w:unhideWhenUsed="0" w:uiPriority="0" w:semiHidden="0" w:name="Table Classic 3"/>
+    <w:lsdException w:unhideWhenUsed="0" w:uiPriority="0" w:semiHidden="0" w:name="Table Classic 4"/>
+    <w:lsdException w:unhideWhenUsed="0" w:uiPriority="0" w:semiHidden="0" w:name="Table Colorful 1"/>
+    <w:lsdException w:unhideWhenUsed="0" w:uiPriority="0" w:semiHidden="0" w:name="Table Colorful 2"/>
+    <w:lsdException w:unhideWhenUsed="0" w:uiPriority="0" w:semiHidden="0" w:name="Table Colorful 3"/>
+    <w:lsdException w:unhideWhenUsed="0" w:uiPriority="0" w:semiHidden="0" w:name="Table Columns 1"/>
+    <w:lsdException w:unhideWhenUsed="0" w:uiPriority="0" w:semiHidden="0" w:name="Table Columns 2"/>
+    <w:lsdException w:unhideWhenUsed="0" w:uiPriority="0" w:semiHidden="0" w:name="Table Columns 3"/>
+    <w:lsdException w:unhideWhenUsed="0" w:uiPriority="0" w:semiHidden="0" w:name="Table Columns 4"/>
+    <w:lsdException w:unhideWhenUsed="0" w:uiPriority="0" w:semiHidden="0" w:name="Table Columns 5"/>
+    <w:lsdException w:unhideWhenUsed="0" w:uiPriority="0" w:semiHidden="0" w:name="Table Grid 1"/>
+    <w:lsdException w:unhideWhenUsed="0" w:uiPriority="0" w:semiHidden="0" w:name="Table Grid 2"/>
+    <w:lsdException w:unhideWhenUsed="0" w:uiPriority="0" w:semiHidden="0" w:name="Table Grid 3"/>
+    <w:lsdException w:unhideWhenUsed="0" w:uiPriority="0" w:semiHidden="0" w:name="Table Grid 4"/>
+    <w:lsdException w:unhideWhenUsed="0" w:uiPriority="0" w:semiHidden="0" w:name="Table Grid 5"/>
+    <w:lsdException w:unhideWhenUsed="0" w:uiPriority="0" w:semiHidden="0" w:name="Table Grid 6"/>
+    <w:lsdException w:unhideWhenUsed="0" w:uiPriority="0" w:semiHidden="0" w:name="Table Grid 7"/>
+    <w:lsdException w:unhideWhenUsed="0" w:uiPriority="0" w:semiHidden="0" w:name="Table Grid 8"/>
+    <w:lsdException w:unhideWhenUsed="0" w:uiPriority="0" w:semiHidden="0" w:name="Table List 1"/>
+    <w:lsdException w:unhideWhenUsed="0" w:uiPriority="0" w:semiHidden="0" w:name="Table List 2"/>
+    <w:lsdException w:unhideWhenUsed="0" w:uiPriority="0" w:semiHidden="0" w:name="Table List 3"/>
+    <w:lsdException w:unhideWhenUsed="0" w:uiPriority="0" w:semiHidden="0" w:name="Table List 4"/>
+    <w:lsdException w:unhideWhenUsed="0" w:uiPriority="0" w:semiHidden="0" w:name="Table List 5"/>
+    <w:lsdException w:unhideWhenUsed="0" w:uiPriority="0" w:semiHidden="0" w:name="Table List 6"/>
+    <w:lsdException w:unhideWhenUsed="0" w:uiPriority="0" w:semiHidden="0" w:name="Table List 7"/>
+    <w:lsdException w:unhideWhenUsed="0" w:uiPriority="0" w:semiHidden="0" w:name="Table List 8"/>
+    <w:lsdException w:unhideWhenUsed="0" w:uiPriority="0" w:semiHidden="0" w:name="Table 3D effects 1"/>
+    <w:lsdException w:unhideWhenUsed="0" w:uiPriority="0" w:semiHidden="0" w:name="Table 3D effects 2"/>
+    <w:lsdException w:unhideWhenUsed="0" w:uiPriority="0" w:semiHidden="0" w:name="Table 3D effects 3"/>
+    <w:lsdException w:unhideWhenUsed="0" w:uiPriority="0" w:semiHidden="0" w:name="Table Contemporary"/>
+    <w:lsdException w:unhideWhenUsed="0" w:uiPriority="0" w:semiHidden="0" w:name="Table Elegant"/>
+    <w:lsdException w:unhideWhenUsed="0" w:uiPriority="0" w:semiHidden="0" w:name="Table Professional"/>
+    <w:lsdException w:unhideWhenUsed="0" w:uiPriority="0" w:semiHidden="0" w:name="Table Subtle 1"/>
+    <w:lsdException w:unhideWhenUsed="0" w:uiPriority="0" w:semiHidden="0" w:name="Table Subtle 2"/>
+    <w:lsdException w:unhideWhenUsed="0" w:uiPriority="0" w:semiHidden="0" w:name="Table Web 1"/>
+    <w:lsdException w:unhideWhenUsed="0" w:uiPriority="0" w:semiHidden="0" w:name="Table Web 2"/>
+    <w:lsdException w:unhideWhenUsed="0" w:uiPriority="0" w:semiHidden="0" w:name="Table Web 3"/>
+    <w:lsdException w:unhideWhenUsed="0" w:uiPriority="0" w:semiHidden="0" w:name="Balloon Text"/>
+    <w:lsdException w:qFormat="1" w:unhideWhenUsed="0" w:uiPriority="0" w:semiHidden="0" w:name="Table Grid"/>
+    <w:lsdException w:unhideWhenUsed="0" w:uiPriority="0" w:semiHidden="0" w:name="Table Theme"/>
+    <w:lsdException w:unhideWhenUsed="0" w:uiPriority="60" w:semiHidden="0" w:name="Light Shading"/>
+    <w:lsdException w:unhideWhenUsed="0" w:uiPriority="61" w:semiHidden="0" w:name="Light List"/>
+    <w:lsdException w:unhideWhenUsed="0" w:uiPriority="62" w:semiHidden="0" w:name="Light Grid"/>
+    <w:lsdException w:unhideWhenUsed="0" w:uiPriority="63" w:semiHidden="0" w:name="Medium Shading 1"/>
+    <w:lsdException w:unhideWhenUsed="0" w:uiPriority="64" w:semiHidden="0" w:name="Medium Shading 2"/>
+    <w:lsdException w:unhideWhenUsed="0" w:uiPriority="65" w:semiHidden="0" w:name="Medium List 1"/>
+    <w:lsdException w:unhideWhenUsed="0" w:uiPriority="66" w:semiHidden="0" w:name="Medium List 2"/>
+    <w:lsdException w:unhideWhenUsed="0" w:uiPriority="67" w:semiHidden="0" w:name="Medium Grid 1"/>
+    <w:lsdException w:unhideWhenUsed="0" w:uiPriority="68" w:semiHidden="0" w:name="Medium Grid 2"/>
+    <w:lsdException w:unhideWhenUsed="0" w:uiPriority="69" w:semiHidden="0" w:name="Medium Grid 3"/>
+    <w:lsdException w:unhideWhenUsed="0" w:uiPriority="70" w:semiHidden="0" w:name="Dark List"/>
+    <w:lsdException w:unhideWhenUsed="0" w:uiPriority="71" w:semiHidden="0" w:name="Colorful Shading"/>
+    <w:lsdException w:unhideWhenUsed="0" w:uiPriority="72" w:semiHidden="0" w:name="Colorful List"/>
+    <w:lsdException w:unhideWhenUsed="0" w:uiPriority="73" w:semiHidden="0" w:name="Colorful Grid"/>
+    <w:lsdException w:unhideWhenUsed="0" w:uiPriority="60" w:semiHidden="0" w:name="Light Shading Accent 1"/>
+    <w:lsdException w:unhideWhenUsed="0" w:uiPriority="61" w:semiHidden="0" w:name="Light List Accent 1"/>
+    <w:lsdException w:unhideWhenUsed="0" w:uiPriority="62" w:semiHidden="0" w:name="Light Grid Accent 1"/>
+    <w:lsdException w:unhideWhenUsed="0" w:uiPriority="63" w:semiHidden="0" w:name="Medium Shading 1 Accent 1"/>
+    <w:lsdException w:unhideWhenUsed="0" w:uiPriority="64" w:semiHidden="0" w:name="Medium Shading 2 Accent 1"/>
+    <w:lsdException w:unhideWhenUsed="0" w:uiPriority="65" w:semiHidden="0" w:name="Medium List 1 Accent 1"/>
+    <w:lsdException w:unhideWhenUsed="0" w:uiPriority="66" w:semiHidden="0" w:name="Medium List 2 Accent 1"/>
+    <w:lsdException w:unhideWhenUsed="0" w:uiPriority="67" w:semiHidden="0" w:name="Medium Grid 1 Accent 1"/>
+    <w:lsdException w:unhideWhenUsed="0" w:uiPriority="68" w:semiHidden="0" w:name="Medium Grid 2 Accent 1"/>
+    <w:lsdException w:unhideWhenUsed="0" w:uiPriority="69" w:semiHidden="0" w:name="Medium Grid 3 Accent 1"/>
+    <w:lsdException w:unhideWhenUsed="0" w:uiPriority="70" w:semiHidden="0" w:name="Dark List Accent 1"/>
+    <w:lsdException w:unhideWhenUsed="0" w:uiPriority="71" w:semiHidden="0" w:name="Colorful Shading Accent 1"/>
+    <w:lsdException w:unhideWhenUsed="0" w:uiPriority="72" w:semiHidden="0" w:name="Colorful List Accent 1"/>
+    <w:lsdException w:unhideWhenUsed="0" w:uiPriority="73" w:semiHidden="0" w:name="Colorful Grid Accent 1"/>
+    <w:lsdException w:unhideWhenUsed="0" w:uiPriority="60" w:semiHidden="0" w:name="Light Shading Accent 2"/>
+    <w:lsdException w:unhideWhenUsed="0" w:uiPriority="61" w:semiHidden="0" w:name="Light List Accent 2"/>
+    <w:lsdException w:unhideWhenUsed="0" w:uiPriority="62" w:semiHidden="0" w:name="Light Grid Accent 2"/>
+    <w:lsdException w:unhideWhenUsed="0" w:uiPriority="63" w:semiHidden="0" w:name="Medium Shading 1 Accent 2"/>
+    <w:lsdException w:unhideWhenUsed="0" w:uiPriority="64" w:semiHidden="0" w:name="Medium Shading 2 Accent 2"/>
+    <w:lsdException w:unhideWhenUsed="0" w:uiPriority="65" w:semiHidden="0" w:name="Medium List 1 Accent 2"/>
+    <w:lsdException w:unhideWhenUsed="0" w:uiPriority="66" w:semiHidden="0" w:name="Medium List 2 Accent 2"/>
+    <w:lsdException w:unhideWhenUsed="0" w:uiPriority="67" w:semiHidden="0" w:name="Medium Grid 1 Accent 2"/>
+    <w:lsdException w:unhideWhenUsed="0" w:uiPriority="68" w:semiHidden="0" w:name="Medium Grid 2 Accent 2"/>
+    <w:lsdException w:unhideWhenUsed="0" w:uiPriority="69" w:semiHidden="0" w:name="Medium Grid 3 Accent 2"/>
+    <w:lsdException w:unhideWhenUsed="0" w:uiPriority="70" w:semiHidden="0" w:name="Dark List Accent 2"/>
+    <w:lsdException w:unhideWhenUsed="0" w:uiPriority="71" w:semiHidden="0" w:name="Colorful Shading Accent 2"/>
+    <w:lsdException w:unhideWhenUsed="0" w:uiPriority="72" w:semiHidden="0" w:name="Colorful List Accent 2"/>
+    <w:lsdException w:unhideWhenUsed="0" w:uiPriority="73" w:semiHidden="0" w:name="Colorful Grid Accent 2"/>
+    <w:lsdException w:unhideWhenUsed="0" w:uiPriority="60" w:semiHidden="0" w:name="Light Shading Accent 3"/>
+    <w:lsdException w:unhideWhenUsed="0" w:uiPriority="61" w:semiHidden="0" w:name="Light List Accent 3"/>
+    <w:lsdException w:unhideWhenUsed="0" w:uiPriority="62" w:semiHidden="0" w:name="Light Grid Accent 3"/>
+    <w:lsdException w:unhideWhenUsed="0" w:uiPriority="63" w:semiHidden="0" w:name="Medium Shading 1 Accent 3"/>
+    <w:lsdException w:unhideWhenUsed="0" w:uiPriority="64" w:semiHidden="0" w:name="Medium Shading 2 Accent 3"/>
+    <w:lsdException w:unhideWhenUsed="0" w:uiPriority="65" w:semiHidden="0" w:name="Medium List 1 Accent 3"/>
+    <w:lsdException w:unhideWhenUsed="0" w:uiPriority="66" w:semiHidden="0" w:name="Medium List 2 Accent 3"/>
+    <w:lsdException w:unhideWhenUsed="0" w:uiPriority="67" w:semiHidden="0" w:name="Medium Grid 1 Accent 3"/>
+    <w:lsdException w:unhideWhenUsed="0" w:uiPriority="68" w:semiHidden="0" w:name="Medium Grid 2 Accent 3"/>
+    <w:lsdException w:unhideWhenUsed="0" w:uiPriority="69" w:semiHidden="0" w:name="Medium Grid 3 Accent 3"/>
+    <w:lsdException w:unhideWhenUsed="0" w:uiPriority="70" w:semiHidden="0" w:name="Dark List Accent 3"/>
+    <w:lsdException w:unhideWhenUsed="0" w:uiPriority="71" w:semiHidden="0" w:name="Colorful Shading Accent 3"/>
+    <w:lsdException w:unhideWhenUsed="0" w:uiPriority="72" w:semiHidden="0" w:name="Colorful List Accent 3"/>
+    <w:lsdException w:unhideWhenUsed="0" w:uiPriority="73" w:semiHidden="0" w:name="Colorful Grid Accent 3"/>
+    <w:lsdException w:unhideWhenUsed="0" w:uiPriority="60" w:semiHidden="0" w:name="Light Shading Accent 4"/>
+    <w:lsdException w:unhideWhenUsed="0" w:uiPriority="61" w:semiHidden="0" w:name="Light List Accent 4"/>
+    <w:lsdException w:unhideWhenUsed="0" w:uiPriority="62" w:semiHidden="0" w:name="Light Grid Accent 4"/>
+    <w:lsdException w:unhideWhenUsed="0" w:uiPriority="63" w:semiHidden="0" w:name="Medium Shading 1 Accent 4"/>
+    <w:lsdException w:unhideWhenUsed="0" w:uiPriority="64" w:semiHidden="0" w:name="Medium Shading 2 Accent 4"/>
+    <w:lsdException w:unhideWhenUsed="0" w:uiPriority="65" w:semiHidden="0" w:name="Medium List 1 Accent 4"/>
+    <w:lsdException w:unhideWhenUsed="0" w:uiPriority="66" w:semiHidden="0" w:name="Medium List 2 Accent 4"/>
+    <w:lsdException w:unhideWhenUsed="0" w:uiPriority="67" w:semiHidden="0" w:name="Medium Grid 1 Accent 4"/>
+    <w:lsdException w:unhideWhenUsed="0" w:uiPriority="68" w:semiHidden="0" w:name="Medium Grid 2 Accent 4"/>
+    <w:lsdException w:unhideWhenUsed="0" w:uiPriority="69" w:semiHidden="0" w:name="Medium Grid 3 Accent 4"/>
+    <w:lsdException w:unhideWhenUsed="0" w:uiPriority="70" w:semiHidden="0" w:name="Dark List Accent 4"/>
+    <w:lsdException w:unhideWhenUsed="0" w:uiPriority="71" w:semiHidden="0" w:name="Colorful Shading Accent 4"/>
+    <w:lsdException w:unhideWhenUsed="0" w:uiPriority="72" w:semiHidden="0" w:name="Colorful List Accent 4"/>
+    <w:lsdException w:unhideWhenUsed="0" w:uiPriority="73" w:semiHidden="0" w:name="Colorful Grid Accent 4"/>
+    <w:lsdException w:unhideWhenUsed="0" w:uiPriority="60" w:semiHidden="0" w:name="Light Shading Accent 5"/>
+    <w:lsdException w:unhideWhenUsed="0" w:uiPriority="61" w:semiHidden="0" w:name="Light List Accent 5"/>
+    <w:lsdException w:unhideWhenUsed="0" w:uiPriority="62" w:semiHidden="0" w:name="Light Grid Accent 5"/>
+    <w:lsdException w:unhideWhenUsed="0" w:uiPriority="63" w:semiHidden="0" w:name="Medium Shading 1 Accent 5"/>
+    <w:lsdException w:unhideWhenUsed="0" w:uiPriority="64" w:semiHidden="0" w:name="Medium Shading 2 Accent 5"/>
+    <w:lsdException w:unhideWhenUsed="0" w:uiPriority="65" w:semiHidden="0" w:name="Medium List 1 Accent 5"/>
+    <w:lsdException w:unhideWhenUsed="0" w:uiPriority="66" w:semiHidden="0" w:name="Medium List 2 Accent 5"/>
+    <w:lsdException w:unhideWhenUsed="0" w:uiPriority="67" w:semiHidden="0" w:name="Medium Grid 1 Accent 5"/>
+    <w:lsdException w:unhideWhenUsed="0" w:uiPriority="68" w:semiHidden="0" w:name="Medium Grid 2 Accent 5"/>
+    <w:lsdException w:unhideWhenUsed="0" w:uiPriority="69" w:semiHidden="0" w:name="Medium Grid 3 Accent 5"/>
+    <w:lsdException w:unhideWhenUsed="0" w:uiPriority="70" w:semiHidden="0" w:name="Dark List Accent 5"/>
+    <w:lsdException w:unhideWhenUsed="0" w:uiPriority="71" w:semiHidden="0" w:name="Colorful Shading Accent 5"/>
+    <w:lsdException w:unhideWhenUsed="0" w:uiPriority="72" w:semiHidden="0" w:name="Colorful List Accent 5"/>
+    <w:lsdException w:unhideWhenUsed="0" w:uiPriority="73" w:semiHidden="0" w:name="Colorful Grid Accent 5"/>
+    <w:lsdException w:unhideWhenUsed="0" w:uiPriority="60" w:semiHidden="0" w:name="Light Shading Accent 6"/>
+    <w:lsdException w:unhideWhenUsed="0" w:uiPriority="61" w:semiHidden="0" w:name="Light List Accent 6"/>
+    <w:lsdException w:unhideWhenUsed="0" w:uiPriority="62" w:semiHidden="0" w:name="Light Grid Accent 6"/>
+    <w:lsdException w:unhideWhenUsed="0" w:uiPriority="63" w:semiHidden="0" w:name="Medium Shading 1 Accent 6"/>
+    <w:lsdException w:unhideWhenUsed="0" w:uiPriority="64" w:semiHidden="0" w:name="Medium Shading 2 Accent 6"/>
+    <w:lsdException w:unhideWhenUsed="0" w:uiPriority="65" w:semiHidden="0" w:name="Medium List 1 Accent 6"/>
+    <w:lsdException w:unhideWhenUsed="0" w:uiPriority="66" w:semiHidden="0" w:name="Medium List 2 Accent 6"/>
+    <w:lsdException w:unhideWhenUsed="0" w:uiPriority="67" w:semiHidden="0" w:name="Medium Grid 1 Accent 6"/>
+    <w:lsdException w:unhideWhenUsed="0" w:uiPriority="68" w:semiHidden="0" w:name="Medium Grid 2 Accent 6"/>
+    <w:lsdException w:unhideWhenUsed="0" w:uiPriority="69" w:semiHidden="0" w:name="Medium Grid 3 Accent 6"/>
+    <w:lsdException w:unhideWhenUsed="0" w:uiPriority="70" w:semiHidden="0" w:name="Dark List Accent 6"/>
+    <w:lsdException w:unhideWhenUsed="0" w:uiPriority="71" w:semiHidden="0" w:name="Colorful Shading Accent 6"/>
+    <w:lsdException w:unhideWhenUsed="0" w:uiPriority="72" w:semiHidden="0" w:name="Colorful List Accent 6"/>
+    <w:lsdException w:unhideWhenUsed="0" w:uiPriority="73" w:semiHidden="0" w:name="Colorful Grid Accent 6"/>
   </w:latentStyles>
-  <w:style w:type="paragraph" w:default="1" w:styleId="Normal">
+  <w:style w:type="paragraph" w:default="1" w:styleId="1">
     <w:name w:val="Normal"/>
     <w:qFormat/>
+    <w:uiPriority w:val="0"/>
     <w:pPr>
       <w:kinsoku w:val="0"/>
       <w:autoSpaceDE w:val="0"/>
@@ -4722,7 +4842,7 @@
       <w:textAlignment w:val="baseline"/>
     </w:pPr>
     <w:rPr>
-      <w:rFonts w:ascii="Arial" w:eastAsia="宋体" w:hAnsi="Arial" w:cs="Arial"/>
+      <w:rFonts w:ascii="Arial" w:hAnsi="Arial" w:eastAsia="宋体" w:cs="Arial"/>
       <w:snapToGrid w:val="0"/>
       <w:color w:val="000000"/>
       <w:kern w:val="0"/>
@@ -4731,11 +4851,12 @@
       <w:lang w:val="en-US" w:eastAsia="en-US" w:bidi="ar-SA"/>
     </w:rPr>
   </w:style>
-  <w:style w:type="paragraph" w:styleId="Heading1">
+  <w:style w:type="paragraph" w:styleId="2">
     <w:name w:val="heading 1"/>
-    <w:basedOn w:val="Normal"/>
-    <w:next w:val="Normal"/>
+    <w:basedOn w:val="1"/>
+    <w:next w:val="1"/>
     <w:qFormat/>
+    <w:uiPriority w:val="0"/>
     <w:pPr>
       <w:keepNext/>
       <w:keepLines/>
@@ -4753,12 +4874,13 @@
       <w:sz w:val="44"/>
     </w:rPr>
   </w:style>
-  <w:style w:type="paragraph" w:styleId="Heading2">
+  <w:style w:type="paragraph" w:styleId="3">
     <w:name w:val="heading 2"/>
-    <w:basedOn w:val="Normal"/>
-    <w:next w:val="Normal"/>
+    <w:basedOn w:val="1"/>
+    <w:next w:val="1"/>
     <w:unhideWhenUsed/>
     <w:qFormat/>
+    <w:uiPriority w:val="0"/>
     <w:pPr>
       <w:keepNext/>
       <w:keepLines/>
@@ -4771,18 +4893,19 @@
       <w:outlineLvl w:val="1"/>
     </w:pPr>
     <w:rPr>
-      <w:rFonts w:ascii="Arial" w:eastAsia="黑体" w:hAnsi="Arial"/>
+      <w:rFonts w:ascii="Arial" w:hAnsi="Arial" w:eastAsia="黑体"/>
       <w:b/>
       <w:sz w:val="32"/>
     </w:rPr>
   </w:style>
-  <w:style w:type="paragraph" w:styleId="Heading3">
+  <w:style w:type="paragraph" w:styleId="4">
     <w:name w:val="heading 3"/>
-    <w:basedOn w:val="Normal"/>
-    <w:next w:val="Normal"/>
+    <w:basedOn w:val="1"/>
+    <w:next w:val="1"/>
     <w:semiHidden/>
     <w:unhideWhenUsed/>
     <w:qFormat/>
+    <w:uiPriority w:val="0"/>
     <w:pPr>
       <w:keepNext/>
       <w:keepLines/>
@@ -4799,12 +4922,13 @@
       <w:sz w:val="32"/>
     </w:rPr>
   </w:style>
-  <w:style w:type="paragraph" w:styleId="Heading4">
+  <w:style w:type="paragraph" w:styleId="5">
     <w:name w:val="heading 4"/>
-    <w:basedOn w:val="Normal"/>
-    <w:next w:val="Normal"/>
+    <w:basedOn w:val="1"/>
+    <w:next w:val="1"/>
     <w:unhideWhenUsed/>
     <w:qFormat/>
+    <w:uiPriority w:val="0"/>
     <w:pPr>
       <w:keepNext/>
       <w:keepLines/>
@@ -4817,18 +4941,19 @@
       <w:outlineLvl w:val="3"/>
     </w:pPr>
     <w:rPr>
-      <w:rFonts w:ascii="Arial" w:eastAsia="黑体" w:hAnsi="Arial"/>
+      <w:rFonts w:ascii="Arial" w:hAnsi="Arial" w:eastAsia="黑体"/>
       <w:b/>
       <w:sz w:val="28"/>
     </w:rPr>
   </w:style>
-  <w:style w:type="paragraph" w:styleId="Heading5">
+  <w:style w:type="paragraph" w:styleId="6">
     <w:name w:val="heading 5"/>
-    <w:basedOn w:val="Normal"/>
-    <w:next w:val="Normal"/>
+    <w:basedOn w:val="1"/>
+    <w:next w:val="1"/>
     <w:semiHidden/>
     <w:unhideWhenUsed/>
     <w:qFormat/>
+    <w:uiPriority w:val="0"/>
     <w:pPr>
       <w:keepNext/>
       <w:keepLines/>
@@ -4845,13 +4970,14 @@
       <w:sz w:val="28"/>
     </w:rPr>
   </w:style>
-  <w:style w:type="paragraph" w:styleId="Heading6">
+  <w:style w:type="paragraph" w:styleId="7">
     <w:name w:val="heading 6"/>
-    <w:basedOn w:val="Normal"/>
-    <w:next w:val="Normal"/>
+    <w:basedOn w:val="1"/>
+    <w:next w:val="1"/>
     <w:semiHidden/>
     <w:unhideWhenUsed/>
     <w:qFormat/>
+    <w:uiPriority w:val="0"/>
     <w:pPr>
       <w:keepNext/>
       <w:keepLines/>
@@ -4864,18 +4990,19 @@
       <w:outlineLvl w:val="5"/>
     </w:pPr>
     <w:rPr>
-      <w:rFonts w:ascii="Arial" w:eastAsia="黑体" w:hAnsi="Arial"/>
+      <w:rFonts w:ascii="Arial" w:hAnsi="Arial" w:eastAsia="黑体"/>
       <w:b/>
       <w:sz w:val="24"/>
     </w:rPr>
   </w:style>
-  <w:style w:type="paragraph" w:styleId="Heading7">
+  <w:style w:type="paragraph" w:styleId="8">
     <w:name w:val="heading 7"/>
-    <w:basedOn w:val="Normal"/>
-    <w:next w:val="Normal"/>
+    <w:basedOn w:val="1"/>
+    <w:next w:val="1"/>
     <w:semiHidden/>
     <w:unhideWhenUsed/>
     <w:qFormat/>
+    <w:uiPriority w:val="0"/>
     <w:pPr>
       <w:keepNext/>
       <w:keepLines/>
@@ -4892,13 +5019,14 @@
       <w:sz w:val="24"/>
     </w:rPr>
   </w:style>
-  <w:style w:type="paragraph" w:styleId="Heading8">
+  <w:style w:type="paragraph" w:styleId="9">
     <w:name w:val="heading 8"/>
-    <w:basedOn w:val="Normal"/>
-    <w:next w:val="Normal"/>
+    <w:basedOn w:val="1"/>
+    <w:next w:val="1"/>
     <w:semiHidden/>
     <w:unhideWhenUsed/>
     <w:qFormat/>
+    <w:uiPriority w:val="0"/>
     <w:pPr>
       <w:keepNext/>
       <w:keepLines/>
@@ -4911,17 +5039,18 @@
       <w:outlineLvl w:val="7"/>
     </w:pPr>
     <w:rPr>
-      <w:rFonts w:ascii="Arial" w:eastAsia="黑体" w:hAnsi="Arial"/>
+      <w:rFonts w:ascii="Arial" w:hAnsi="Arial" w:eastAsia="黑体"/>
       <w:sz w:val="24"/>
     </w:rPr>
   </w:style>
-  <w:style w:type="paragraph" w:styleId="Heading9">
+  <w:style w:type="paragraph" w:styleId="10">
     <w:name w:val="heading 9"/>
-    <w:basedOn w:val="Normal"/>
-    <w:next w:val="Normal"/>
+    <w:basedOn w:val="1"/>
+    <w:next w:val="1"/>
     <w:semiHidden/>
     <w:unhideWhenUsed/>
     <w:qFormat/>
+    <w:uiPriority w:val="0"/>
     <w:pPr>
       <w:keepNext/>
       <w:keepLines/>
@@ -4934,19 +5063,21 @@
       <w:outlineLvl w:val="8"/>
     </w:pPr>
     <w:rPr>
-      <w:rFonts w:ascii="Arial" w:eastAsia="黑体" w:hAnsi="Arial"/>
+      <w:rFonts w:ascii="Arial" w:hAnsi="Arial" w:eastAsia="黑体"/>
       <w:sz w:val="21"/>
     </w:rPr>
   </w:style>
-  <w:style w:type="character" w:default="1" w:styleId="DefaultParagraphFont">
+  <w:style w:type="character" w:default="1" w:styleId="22">
     <w:name w:val="Default Paragraph Font"/>
     <w:semiHidden/>
     <w:qFormat/>
+    <w:uiPriority w:val="0"/>
   </w:style>
-  <w:style w:type="table" w:default="1" w:styleId="TableNormal">
+  <w:style w:type="table" w:default="1" w:styleId="20">
     <w:name w:val="Normal Table"/>
     <w:semiHidden/>
     <w:qFormat/>
+    <w:uiPriority w:val="0"/>
     <w:tblPr>
       <w:tblCellMar>
         <w:top w:w="0" w:type="dxa"/>
@@ -4956,39 +5087,43 @@
       </w:tblCellMar>
     </w:tblPr>
   </w:style>
-  <w:style w:type="paragraph" w:styleId="CommentText">
+  <w:style w:type="paragraph" w:styleId="11">
     <w:name w:val="annotation text"/>
-    <w:basedOn w:val="Normal"/>
+    <w:basedOn w:val="1"/>
     <w:qFormat/>
+    <w:uiPriority w:val="0"/>
     <w:pPr>
       <w:jc w:val="left"/>
     </w:pPr>
   </w:style>
-  <w:style w:type="paragraph" w:styleId="BodyText">
+  <w:style w:type="paragraph" w:styleId="12">
     <w:name w:val="Body Text"/>
-    <w:basedOn w:val="Normal"/>
+    <w:basedOn w:val="1"/>
     <w:semiHidden/>
     <w:qFormat/>
+    <w:uiPriority w:val="0"/>
     <w:rPr>
-      <w:rFonts w:ascii="Arial" w:eastAsia="Arial" w:hAnsi="Arial" w:cs="Arial"/>
+      <w:rFonts w:ascii="Arial" w:hAnsi="Arial" w:eastAsia="Arial" w:cs="Arial"/>
       <w:sz w:val="21"/>
       <w:szCs w:val="21"/>
       <w:lang w:val="en-US" w:eastAsia="en-US" w:bidi="ar-SA"/>
     </w:rPr>
   </w:style>
-  <w:style w:type="paragraph" w:styleId="TOC3">
+  <w:style w:type="paragraph" w:styleId="13">
     <w:name w:val="toc 3"/>
-    <w:basedOn w:val="Normal"/>
-    <w:next w:val="Normal"/>
+    <w:basedOn w:val="1"/>
+    <w:next w:val="1"/>
     <w:qFormat/>
+    <w:uiPriority w:val="0"/>
     <w:pPr>
       <w:ind w:left="840" w:leftChars="400"/>
     </w:pPr>
   </w:style>
-  <w:style w:type="paragraph" w:styleId="Footer">
+  <w:style w:type="paragraph" w:styleId="14">
     <w:name w:val="footer"/>
-    <w:basedOn w:val="Normal"/>
+    <w:basedOn w:val="1"/>
     <w:qFormat/>
+    <w:uiPriority w:val="0"/>
     <w:pPr>
       <w:tabs>
         <w:tab w:val="center" w:pos="4153"/>
@@ -5001,16 +5136,17 @@
       <w:sz w:val="18"/>
     </w:rPr>
   </w:style>
-  <w:style w:type="paragraph" w:styleId="Header">
+  <w:style w:type="paragraph" w:styleId="15">
     <w:name w:val="header"/>
-    <w:basedOn w:val="Normal"/>
+    <w:basedOn w:val="1"/>
     <w:qFormat/>
+    <w:uiPriority w:val="0"/>
     <w:pPr>
       <w:pBdr>
-        <w:top w:val="nil"/>
-        <w:left w:val="nil"/>
-        <w:bottom w:val="nil"/>
-        <w:right w:val="nil"/>
+        <w:top w:val="none" w:color="auto" w:sz="0" w:space="0"/>
+        <w:left w:val="none" w:color="auto" w:sz="0" w:space="0"/>
+        <w:bottom w:val="none" w:color="auto" w:sz="0" w:space="0"/>
+        <w:right w:val="none" w:color="auto" w:sz="0" w:space="0"/>
       </w:pBdr>
       <w:tabs>
         <w:tab w:val="center" w:pos="4153"/>
@@ -5025,37 +5161,41 @@
       <w:sz w:val="18"/>
     </w:rPr>
   </w:style>
-  <w:style w:type="paragraph" w:styleId="TOC1">
+  <w:style w:type="paragraph" w:styleId="16">
     <w:name w:val="toc 1"/>
-    <w:basedOn w:val="Normal"/>
-    <w:next w:val="Normal"/>
+    <w:basedOn w:val="1"/>
+    <w:next w:val="1"/>
     <w:qFormat/>
+    <w:uiPriority w:val="0"/>
     <w:rPr>
-      <w:rFonts w:ascii="Arial" w:eastAsia="Microsoft JhengHei" w:hAnsi="Arial"/>
+      <w:rFonts w:ascii="Arial" w:hAnsi="Arial" w:eastAsia="Microsoft JhengHei"/>
       <w:sz w:val="24"/>
     </w:rPr>
   </w:style>
-  <w:style w:type="paragraph" w:styleId="TOC2">
+  <w:style w:type="paragraph" w:styleId="17">
     <w:name w:val="toc 2"/>
-    <w:basedOn w:val="Normal"/>
-    <w:next w:val="Normal"/>
+    <w:basedOn w:val="1"/>
+    <w:next w:val="1"/>
     <w:qFormat/>
+    <w:uiPriority w:val="0"/>
     <w:pPr>
       <w:ind w:left="420" w:leftChars="200"/>
     </w:pPr>
   </w:style>
-  <w:style w:type="paragraph" w:styleId="NormalWeb">
+  <w:style w:type="paragraph" w:styleId="18">
     <w:name w:val="Normal (Web)"/>
-    <w:basedOn w:val="Normal"/>
+    <w:basedOn w:val="1"/>
     <w:qFormat/>
+    <w:uiPriority w:val="0"/>
     <w:rPr>
       <w:sz w:val="24"/>
     </w:rPr>
   </w:style>
-  <w:style w:type="paragraph" w:styleId="Title">
+  <w:style w:type="paragraph" w:styleId="19">
     <w:name w:val="Title"/>
-    <w:basedOn w:val="Normal"/>
+    <w:basedOn w:val="1"/>
     <w:qFormat/>
+    <w:uiPriority w:val="0"/>
     <w:pPr>
       <w:spacing w:before="240" w:beforeLines="0" w:beforeAutospacing="0" w:after="60" w:afterLines="0" w:afterAutospacing="0"/>
       <w:jc w:val="center"/>
@@ -5067,68 +5207,73 @@
       <w:sz w:val="32"/>
     </w:rPr>
   </w:style>
-  <w:style w:type="table" w:styleId="TableGrid">
+  <w:style w:type="table" w:styleId="21">
     <w:name w:val="Table Grid"/>
-    <w:basedOn w:val="TableNormal"/>
+    <w:basedOn w:val="20"/>
     <w:qFormat/>
+    <w:uiPriority w:val="0"/>
     <w:pPr>
       <w:widowControl w:val="0"/>
       <w:jc w:val="both"/>
     </w:pPr>
     <w:tblPr>
       <w:tblBorders>
-        <w:top w:val="single" w:sz="4" w:space="0" w:color="auto"/>
-        <w:left w:val="single" w:sz="4" w:space="0" w:color="auto"/>
-        <w:bottom w:val="single" w:sz="4" w:space="0" w:color="auto"/>
-        <w:right w:val="single" w:sz="4" w:space="0" w:color="auto"/>
-        <w:insideH w:val="single" w:sz="4" w:space="0" w:color="auto"/>
-        <w:insideV w:val="single" w:sz="4" w:space="0" w:color="auto"/>
+        <w:top w:val="single" w:color="auto" w:sz="4" w:space="0"/>
+        <w:left w:val="single" w:color="auto" w:sz="4" w:space="0"/>
+        <w:bottom w:val="single" w:color="auto" w:sz="4" w:space="0"/>
+        <w:right w:val="single" w:color="auto" w:sz="4" w:space="0"/>
+        <w:insideH w:val="single" w:color="auto" w:sz="4" w:space="0"/>
+        <w:insideV w:val="single" w:color="auto" w:sz="4" w:space="0"/>
       </w:tblBorders>
     </w:tblPr>
   </w:style>
-  <w:style w:type="character" w:styleId="Strong">
+  <w:style w:type="character" w:styleId="23">
     <w:name w:val="Strong"/>
-    <w:basedOn w:val="DefaultParagraphFont"/>
+    <w:basedOn w:val="22"/>
     <w:qFormat/>
+    <w:uiPriority w:val="0"/>
     <w:rPr>
       <w:b/>
     </w:rPr>
   </w:style>
-  <w:style w:type="paragraph" w:customStyle="1" w:styleId="a">
+  <w:style w:type="paragraph" w:customStyle="1" w:styleId="24">
     <w:name w:val="柴_公司名"/>
-    <w:basedOn w:val="Title"/>
+    <w:basedOn w:val="19"/>
     <w:qFormat/>
+    <w:uiPriority w:val="0"/>
     <w:pPr>
       <w:spacing w:after="600" w:afterLines="600"/>
     </w:pPr>
     <w:rPr>
-      <w:rFonts w:ascii="宋体" w:eastAsia="宋体" w:hAnsi="宋体" w:cs="宋体" w:hint="eastAsia"/>
+      <w:rFonts w:hint="eastAsia" w:ascii="宋体" w:hAnsi="宋体" w:eastAsia="宋体" w:cs="宋体"/>
       <w:bCs/>
       <w:spacing w:val="-6"/>
       <w:sz w:val="52"/>
       <w:szCs w:val="52"/>
     </w:rPr>
   </w:style>
-  <w:style w:type="paragraph" w:customStyle="1" w:styleId="a0">
+  <w:style w:type="paragraph" w:customStyle="1" w:styleId="25">
     <w:name w:val="柴_文档名"/>
-    <w:basedOn w:val="Title"/>
+    <w:basedOn w:val="19"/>
     <w:qFormat/>
+    <w:uiPriority w:val="0"/>
     <w:pPr>
       <w:spacing w:after="900" w:afterLines="900"/>
     </w:pPr>
     <w:rPr>
-      <w:rFonts w:ascii="黑体" w:eastAsia="黑体" w:hAnsi="黑体" w:cs="黑体"/>
+      <w:rFonts w:ascii="黑体" w:hAnsi="黑体" w:eastAsia="黑体" w:cs="黑体"/>
       <w:bCs/>
       <w:spacing w:val="-7"/>
       <w:sz w:val="52"/>
       <w:szCs w:val="52"/>
     </w:rPr>
   </w:style>
-  <w:style w:type="table" w:customStyle="1" w:styleId="TableNormal0">
+  <w:style w:type="table" w:customStyle="1" w:styleId="26">
     <w:name w:val="Table Normal_0"/>
     <w:semiHidden/>
     <w:unhideWhenUsed/>
     <w:qFormat/>
+    <w:uiPriority w:val="0"/>
     <w:tblPr>
       <w:tblCellMar>
         <w:top w:w="0" w:type="dxa"/>
@@ -5138,81 +5283,87 @@
       </w:tblCellMar>
     </w:tblPr>
   </w:style>
-  <w:style w:type="paragraph" w:customStyle="1" w:styleId="TableText">
+  <w:style w:type="paragraph" w:customStyle="1" w:styleId="27">
     <w:name w:val="Table Text"/>
-    <w:basedOn w:val="Normal"/>
+    <w:basedOn w:val="1"/>
     <w:semiHidden/>
     <w:qFormat/>
+    <w:uiPriority w:val="0"/>
     <w:rPr>
-      <w:rFonts w:ascii="宋体" w:eastAsia="宋体" w:hAnsi="宋体" w:cs="宋体"/>
+      <w:rFonts w:ascii="宋体" w:hAnsi="宋体" w:eastAsia="宋体" w:cs="宋体"/>
       <w:sz w:val="21"/>
       <w:szCs w:val="21"/>
       <w:lang w:val="en-US" w:eastAsia="en-US" w:bidi="ar-SA"/>
     </w:rPr>
   </w:style>
-  <w:style w:type="paragraph" w:customStyle="1" w:styleId="1">
+  <w:style w:type="paragraph" w:customStyle="1" w:styleId="28">
     <w:name w:val="柴_标题1"/>
-    <w:basedOn w:val="Heading1"/>
-    <w:next w:val="a1"/>
-    <w:link w:val="1Char"/>
+    <w:basedOn w:val="2"/>
+    <w:next w:val="29"/>
+    <w:link w:val="38"/>
     <w:qFormat/>
+    <w:uiPriority w:val="0"/>
     <w:pPr>
       <w:spacing w:before="100" w:after="90" w:line="360" w:lineRule="auto"/>
     </w:pPr>
     <w:rPr>
-      <w:rFonts w:ascii="Arial" w:eastAsia="宋体" w:hAnsi="Arial"/>
+      <w:rFonts w:ascii="Arial" w:hAnsi="Arial" w:eastAsia="宋体"/>
       <w:sz w:val="32"/>
     </w:rPr>
   </w:style>
-  <w:style w:type="paragraph" w:customStyle="1" w:styleId="a1">
+  <w:style w:type="paragraph" w:customStyle="1" w:styleId="29">
     <w:name w:val="柴_正文"/>
-    <w:basedOn w:val="BodyText"/>
-    <w:link w:val="Char"/>
+    <w:basedOn w:val="12"/>
+    <w:link w:val="41"/>
     <w:qFormat/>
+    <w:uiPriority w:val="0"/>
     <w:pPr>
       <w:spacing w:line="360" w:lineRule="auto"/>
       <w:ind w:firstLine="470" w:firstLineChars="200"/>
     </w:pPr>
     <w:rPr>
-      <w:rFonts w:ascii="Arial" w:eastAsia="宋体" w:hAnsi="Arial"/>
+      <w:rFonts w:ascii="Arial" w:hAnsi="Arial" w:eastAsia="宋体"/>
       <w:sz w:val="24"/>
       <w:lang w:eastAsia="zh-CN"/>
     </w:rPr>
   </w:style>
-  <w:style w:type="paragraph" w:customStyle="1" w:styleId="2">
+  <w:style w:type="paragraph" w:customStyle="1" w:styleId="30">
     <w:name w:val="柴_标题2"/>
-    <w:basedOn w:val="Heading2"/>
-    <w:next w:val="a1"/>
+    <w:basedOn w:val="3"/>
+    <w:next w:val="29"/>
     <w:qFormat/>
+    <w:uiPriority w:val="0"/>
     <w:pPr>
       <w:spacing w:line="360" w:lineRule="auto"/>
     </w:pPr>
     <w:rPr>
-      <w:rFonts w:ascii="Arial" w:eastAsia="宋体" w:hAnsi="Arial"/>
+      <w:rFonts w:ascii="Arial" w:hAnsi="Arial" w:eastAsia="宋体"/>
       <w:sz w:val="28"/>
     </w:rPr>
   </w:style>
-  <w:style w:type="paragraph" w:customStyle="1" w:styleId="3">
+  <w:style w:type="paragraph" w:customStyle="1" w:styleId="31">
     <w:name w:val="柴_标题3"/>
-    <w:basedOn w:val="Heading3"/>
-    <w:next w:val="a1"/>
+    <w:basedOn w:val="4"/>
+    <w:next w:val="29"/>
     <w:qFormat/>
+    <w:uiPriority w:val="0"/>
     <w:pPr>
       <w:spacing w:line="360" w:lineRule="auto"/>
       <w:ind w:left="0" w:firstLine="472" w:firstLineChars="200"/>
     </w:pPr>
     <w:rPr>
-      <w:rFonts w:ascii="宋体" w:eastAsia="宋体" w:hAnsi="宋体" w:cs="宋体"/>
+      <w:rFonts w:ascii="宋体" w:hAnsi="宋体" w:eastAsia="宋体" w:cs="宋体"/>
       <w:spacing w:val="-2"/>
       <w:sz w:val="24"/>
       <w:szCs w:val="24"/>
     </w:rPr>
   </w:style>
-  <w:style w:type="paragraph" w:customStyle="1" w:styleId="a2">
+  <w:style w:type="paragraph" w:customStyle="1" w:styleId="32">
     <w:name w:val="柴_目录"/>
-    <w:basedOn w:val="Normal"/>
-    <w:next w:val="BodyText"/>
+    <w:basedOn w:val="1"/>
+    <w:next w:val="12"/>
     <w:qFormat/>
+    <w:uiPriority w:val="0"/>
     <w:pPr>
       <w:tabs>
         <w:tab w:val="right" w:leader="dot" w:pos="8442"/>
@@ -5220,59 +5371,64 @@
       <w:ind w:left="0" w:leftChars="0"/>
     </w:pPr>
     <w:rPr>
-      <w:rFonts w:ascii="Arial" w:eastAsia="Microsoft JhengHei" w:hAnsi="Arial"/>
+      <w:rFonts w:ascii="Arial" w:hAnsi="Arial" w:eastAsia="Microsoft JhengHei"/>
       <w:sz w:val="24"/>
     </w:rPr>
   </w:style>
-  <w:style w:type="paragraph" w:customStyle="1" w:styleId="WPSOffice1">
+  <w:style w:type="paragraph" w:customStyle="1" w:styleId="33">
     <w:name w:val="WPSOffice手动目录 1"/>
     <w:qFormat/>
+    <w:uiPriority w:val="0"/>
     <w:pPr>
       <w:ind w:leftChars="0"/>
     </w:pPr>
     <w:rPr>
-      <w:rFonts w:ascii="Times New Roman" w:eastAsia="宋体" w:hAnsi="Times New Roman" w:cs="Times New Roman"/>
+      <w:rFonts w:ascii="Times New Roman" w:hAnsi="Times New Roman" w:eastAsia="宋体" w:cs="Times New Roman"/>
       <w:sz w:val="20"/>
       <w:szCs w:val="20"/>
     </w:rPr>
   </w:style>
-  <w:style w:type="paragraph" w:customStyle="1" w:styleId="WPSOffice2">
+  <w:style w:type="paragraph" w:customStyle="1" w:styleId="34">
     <w:name w:val="WPSOffice手动目录 2"/>
     <w:qFormat/>
+    <w:uiPriority w:val="0"/>
     <w:pPr>
       <w:ind w:leftChars="200"/>
     </w:pPr>
     <w:rPr>
-      <w:rFonts w:ascii="Times New Roman" w:eastAsia="宋体" w:hAnsi="Times New Roman" w:cs="Times New Roman"/>
+      <w:rFonts w:ascii="Times New Roman" w:hAnsi="Times New Roman" w:eastAsia="宋体" w:cs="Times New Roman"/>
       <w:sz w:val="20"/>
       <w:szCs w:val="20"/>
     </w:rPr>
   </w:style>
-  <w:style w:type="paragraph" w:customStyle="1" w:styleId="WPSOffice3">
+  <w:style w:type="paragraph" w:customStyle="1" w:styleId="35">
     <w:name w:val="WPSOffice手动目录 3"/>
     <w:qFormat/>
+    <w:uiPriority w:val="0"/>
     <w:pPr>
       <w:ind w:leftChars="400"/>
     </w:pPr>
     <w:rPr>
-      <w:rFonts w:ascii="Times New Roman" w:eastAsia="宋体" w:hAnsi="Times New Roman" w:cs="Times New Roman"/>
+      <w:rFonts w:ascii="Times New Roman" w:hAnsi="Times New Roman" w:eastAsia="宋体" w:cs="Times New Roman"/>
       <w:sz w:val="20"/>
       <w:szCs w:val="20"/>
     </w:rPr>
   </w:style>
-  <w:style w:type="paragraph" w:customStyle="1" w:styleId="Compact">
+  <w:style w:type="paragraph" w:customStyle="1" w:styleId="36">
     <w:name w:val="Compact"/>
-    <w:basedOn w:val="BodyText"/>
+    <w:basedOn w:val="12"/>
     <w:qFormat/>
+    <w:uiPriority w:val="0"/>
     <w:pPr>
       <w:spacing w:before="36" w:after="36"/>
     </w:pPr>
   </w:style>
-  <w:style w:type="table" w:customStyle="1" w:styleId="Table">
+  <w:style w:type="table" w:customStyle="1" w:styleId="37">
     <w:name w:val="Table"/>
     <w:semiHidden/>
     <w:unhideWhenUsed/>
     <w:qFormat/>
+    <w:uiPriority w:val="0"/>
     <w:tblPr>
       <w:tblCellMar>
         <w:top w:w="0" w:type="dxa"/>
@@ -5284,25 +5440,27 @@
     <w:tblStylePr w:type="firstRow">
       <w:tcPr>
         <w:tcBorders>
-          <w:bottom w:val="single" w:sz="0" w:space="0" w:color="auto"/>
+          <w:bottom w:val="single" w:color="auto" w:sz="0" w:space="0"/>
         </w:tcBorders>
         <w:vAlign w:val="bottom"/>
       </w:tcPr>
     </w:tblStylePr>
   </w:style>
-  <w:style w:type="character" w:customStyle="1" w:styleId="1Char">
+  <w:style w:type="character" w:customStyle="1" w:styleId="38">
     <w:name w:val="柴_标题1 Char"/>
-    <w:link w:val="1"/>
+    <w:link w:val="28"/>
     <w:qFormat/>
+    <w:uiPriority w:val="0"/>
     <w:rPr>
-      <w:rFonts w:ascii="Arial" w:eastAsia="宋体" w:hAnsi="Arial"/>
+      <w:rFonts w:ascii="Arial" w:hAnsi="Arial" w:eastAsia="宋体"/>
       <w:sz w:val="32"/>
     </w:rPr>
   </w:style>
-  <w:style w:type="paragraph" w:customStyle="1" w:styleId="a3">
+  <w:style w:type="paragraph" w:customStyle="1" w:styleId="39">
     <w:name w:val="柴_正文_无缩进"/>
-    <w:basedOn w:val="Normal"/>
+    <w:basedOn w:val="1"/>
     <w:qFormat/>
+    <w:uiPriority w:val="0"/>
     <w:pPr>
       <w:ind w:firstLine="0" w:firstLineChars="0"/>
     </w:pPr>
@@ -5312,29 +5470,31 @@
       <w:lang w:eastAsia="zh-CN"/>
     </w:rPr>
   </w:style>
-  <w:style w:type="paragraph" w:customStyle="1" w:styleId="4">
+  <w:style w:type="paragraph" w:customStyle="1" w:styleId="40">
     <w:name w:val="柴_标题4"/>
-    <w:basedOn w:val="Heading4"/>
-    <w:next w:val="Normal"/>
+    <w:basedOn w:val="5"/>
+    <w:next w:val="1"/>
     <w:qFormat/>
+    <w:uiPriority w:val="0"/>
     <w:pPr>
       <w:widowControl w:val="0"/>
       <w:spacing w:before="160" w:line="360" w:lineRule="auto"/>
-      <w:ind w:left="981" w:hanging="862" w:leftChars="300"/>
+      <w:ind w:left="981" w:leftChars="300" w:hanging="862"/>
     </w:pPr>
     <w:rPr>
-      <w:rFonts w:ascii="Calibri" w:eastAsia="宋体" w:hAnsi="Calibri" w:cs="宋体" w:hint="eastAsia"/>
+      <w:rFonts w:hint="eastAsia" w:ascii="Calibri" w:hAnsi="Calibri" w:eastAsia="宋体" w:cs="宋体"/>
       <w:sz w:val="24"/>
       <w:szCs w:val="24"/>
       <w:lang w:eastAsia="zh-CN" w:bidi="zh-CN"/>
     </w:rPr>
   </w:style>
-  <w:style w:type="character" w:customStyle="1" w:styleId="Char">
+  <w:style w:type="character" w:customStyle="1" w:styleId="41">
     <w:name w:val="柴_正文 Char"/>
-    <w:link w:val="a1"/>
+    <w:link w:val="29"/>
     <w:qFormat/>
+    <w:uiPriority w:val="0"/>
     <w:rPr>
-      <w:rFonts w:ascii="Arial" w:eastAsia="宋体" w:hAnsi="Arial"/>
+      <w:rFonts w:ascii="Arial" w:hAnsi="Arial" w:eastAsia="宋体"/>
       <w:sz w:val="24"/>
       <w:lang w:eastAsia="zh-CN"/>
     </w:rPr>
